--- a/PP-salygos/templates/AK_LTEN_BPS.docx
+++ b/PP-salygos/templates/AK_LTEN_BPS.docx
@@ -51,7 +51,7 @@
                 <w:u w:val="none"/>
                 <w:lang w:val="lt-LT"/>
               </w:rPr>
-              <w:t>/ĮMONĖS PAVADINIMAS/</w:t>
+              <w:t>ĮMONĖS PAVADINIMAS</w:t>
             </w:r>
           </w:p>
         </w:tc>
@@ -4055,7 +4055,7 @@
                 <w:sz w:val="20"/>
                 <w:szCs w:val="20"/>
               </w:rPr>
-              <w:t>/ĮMONĖS PAVADINIMAS/</w:t>
+              <w:t>ĮMONĖS PAVADINIMAS</w:t>
             </w:r>
             <w:r>
               <w:rPr>
@@ -4130,7 +4130,7 @@
                 <w:szCs w:val="20"/>
                 <w:lang w:val="en-GB"/>
               </w:rPr>
-              <w:t>/ĮMONĖS PAVADINIMAS/</w:t>
+              <w:t>ĮMONĖS PAVADINIMAS</w:t>
             </w:r>
             <w:r>
               <w:rPr>
@@ -4256,7 +4256,16 @@
                 <w:sz w:val="20"/>
                 <w:szCs w:val="20"/>
               </w:rPr>
-              <w:t>2) kartu su susijusiais asmenimis valdo daugiau kaip 50 procentų akcijų, pajų, dalių, įnašų ar (ir) balsų juridinio asmens dalyvių susirinkime ir kurio valdoma dalis yra ne mažesnė kaip 10 procentų akcijų, pajų, dalių, įnašų ar (ir) balsų juridinio asmens dalyvių susirinkime. Susijusiu asmeniu laikomi:</w:t>
+              <w:t xml:space="preserve">2) kartu su susijusiais asmenimis valdo daugiau kaip 50 procentų akcijų, pajų, dalių, įnašų ar (ir) balsų juridinio asmens dalyvių susirinkime ir kurio valdoma dalis yra ne mažesnė kaip 10 procentų akcijų, pajų, dalių, įnašų ar (ir) balsų juridinio asmens dalyvių </w:t>
+            </w:r>
+            <w:r>
+              <w:rPr>
+                <w:rFonts w:ascii="Arial" w:hAnsi="Arial" w:cs="Arial"/>
+                <w:sz w:val="20"/>
+                <w:szCs w:val="20"/>
+              </w:rPr>
+              <w:lastRenderedPageBreak/>
+              <w:t>susirinkime. Susijusiu asmeniu laikomi:</w:t>
             </w:r>
           </w:p>
           <w:p>
@@ -4278,7 +4287,6 @@
                 <w:sz w:val="20"/>
                 <w:szCs w:val="20"/>
               </w:rPr>
-              <w:lastRenderedPageBreak/>
               <w:t>a) juridinių asmenų atveju – asmenys, kurių metinė finansinė atskaitomybė turi būti konsoliduota pagal Lietuvos Respublikos įmonių grupių konsoliduotosios finansinės atskaitomybės įstatymą, arba asmenys, kurių metinė finansinė atskaitomybė turi būti konsoliduota pagal kitų valstybių teisės aktus, įgyvendinančius Direktyvoje </w:t>
             </w:r>
             <w:hyperlink r:id="rId8" w:tgtFrame="_blank" w:history="1">
@@ -4461,46 +4469,78 @@
                 <w:szCs w:val="20"/>
                 <w:lang w:val="en-GB"/>
               </w:rPr>
-              <w:t>. A related person is considered to be:</w:t>
-            </w:r>
-          </w:p>
-          <w:p>
-            <w:pPr>
-              <w:jc w:val="both"/>
-              <w:rPr>
-                <w:rFonts w:ascii="Arial" w:hAnsi="Arial" w:cs="Arial"/>
-                <w:sz w:val="20"/>
-                <w:szCs w:val="20"/>
-                <w:lang w:val="en-GB"/>
-              </w:rPr>
-            </w:pPr>
-            <w:r>
-              <w:rPr>
-                <w:rFonts w:ascii="Arial" w:hAnsi="Arial" w:cs="Arial"/>
-                <w:sz w:val="20"/>
-                <w:szCs w:val="20"/>
-                <w:lang w:val="en-GB"/>
-              </w:rPr>
-              <w:t>a) in the case of legal entities - persons whose annual financial statements must be consolidated in accordance with the Law on Consolidated Financial Statements of Enterprise Groups of the Republic of Lithuania, or persons whose annual financial statements must be consolidated in accordance with the legislation of other states implementing the requirements set out in Directive 2013/34/EU ;</w:t>
-            </w:r>
-          </w:p>
-          <w:p>
-            <w:pPr>
-              <w:jc w:val="both"/>
-              <w:rPr>
-                <w:rFonts w:ascii="Arial" w:hAnsi="Arial" w:cs="Arial"/>
-                <w:sz w:val="20"/>
-                <w:szCs w:val="20"/>
-                <w:lang w:val="en-GB"/>
-              </w:rPr>
-            </w:pPr>
-            <w:r>
-              <w:rPr>
-                <w:rFonts w:ascii="Arial" w:hAnsi="Arial" w:cs="Arial"/>
-                <w:sz w:val="20"/>
-                <w:szCs w:val="20"/>
-                <w:lang w:val="en-GB"/>
-              </w:rPr>
+              <w:t xml:space="preserve">. A related person </w:t>
+            </w:r>
+            <w:proofErr w:type="gramStart"/>
+            <w:r>
+              <w:rPr>
+                <w:rFonts w:ascii="Arial" w:hAnsi="Arial" w:cs="Arial"/>
+                <w:sz w:val="20"/>
+                <w:szCs w:val="20"/>
+                <w:lang w:val="en-GB"/>
+              </w:rPr>
+              <w:t>is considered to be</w:t>
+            </w:r>
+            <w:proofErr w:type="gramEnd"/>
+            <w:r>
+              <w:rPr>
+                <w:rFonts w:ascii="Arial" w:hAnsi="Arial" w:cs="Arial"/>
+                <w:sz w:val="20"/>
+                <w:szCs w:val="20"/>
+                <w:lang w:val="en-GB"/>
+              </w:rPr>
+              <w:t>:</w:t>
+            </w:r>
+          </w:p>
+          <w:p>
+            <w:pPr>
+              <w:jc w:val="both"/>
+              <w:rPr>
+                <w:rFonts w:ascii="Arial" w:hAnsi="Arial" w:cs="Arial"/>
+                <w:sz w:val="20"/>
+                <w:szCs w:val="20"/>
+                <w:lang w:val="en-GB"/>
+              </w:rPr>
+            </w:pPr>
+            <w:r>
+              <w:rPr>
+                <w:rFonts w:ascii="Arial" w:hAnsi="Arial" w:cs="Arial"/>
+                <w:sz w:val="20"/>
+                <w:szCs w:val="20"/>
+                <w:lang w:val="en-GB"/>
+              </w:rPr>
+              <w:t>a) in the case of legal entities - persons whose annual financial statements must be consolidated in accordance with the Law on Consolidated Financial Statements of Enterprise Groups of the Republic of Lithuania, or persons whose annual financial statements must be consolidated in accordance with the legislation of other states implementing the requirements set out in Directive 2013/34/</w:t>
+            </w:r>
+            <w:proofErr w:type="gramStart"/>
+            <w:r>
+              <w:rPr>
+                <w:rFonts w:ascii="Arial" w:hAnsi="Arial" w:cs="Arial"/>
+                <w:sz w:val="20"/>
+                <w:szCs w:val="20"/>
+                <w:lang w:val="en-GB"/>
+              </w:rPr>
+              <w:t>EU ;</w:t>
+            </w:r>
+            <w:proofErr w:type="gramEnd"/>
+          </w:p>
+          <w:p>
+            <w:pPr>
+              <w:jc w:val="both"/>
+              <w:rPr>
+                <w:rFonts w:ascii="Arial" w:hAnsi="Arial" w:cs="Arial"/>
+                <w:sz w:val="20"/>
+                <w:szCs w:val="20"/>
+                <w:lang w:val="en-GB"/>
+              </w:rPr>
+            </w:pPr>
+            <w:r>
+              <w:rPr>
+                <w:rFonts w:ascii="Arial" w:hAnsi="Arial" w:cs="Arial"/>
+                <w:sz w:val="20"/>
+                <w:szCs w:val="20"/>
+                <w:lang w:val="en-GB"/>
+              </w:rPr>
+              <w:lastRenderedPageBreak/>
               <w:t>b) in the case of natural persons – spouses, parents and their children (adopted children).</w:t>
             </w:r>
           </w:p>
@@ -4713,6 +4753,7 @@
                 <w:szCs w:val="20"/>
               </w:rPr>
             </w:pPr>
+            <w:proofErr w:type="spellStart"/>
             <w:r>
               <w:rPr>
                 <w:rFonts w:ascii="Arial" w:hAnsi="Arial" w:cs="Arial"/>
@@ -4723,6 +4764,7 @@
               </w:rPr>
               <w:t>Kvazisubtiekėjas</w:t>
             </w:r>
+            <w:proofErr w:type="spellEnd"/>
             <w:r>
               <w:rPr>
                 <w:rFonts w:ascii="Arial" w:hAnsi="Arial" w:cs="Arial"/>
@@ -4938,7 +4980,16 @@
                 <w:sz w:val="20"/>
                 <w:szCs w:val="20"/>
               </w:rPr>
-              <w:t>ir kuriam bus siūloma su Perkančiuoju subjektu sudaryti Sutartį.</w:t>
+              <w:t xml:space="preserve">ir kuriam bus siūloma su </w:t>
+            </w:r>
+            <w:r>
+              <w:rPr>
+                <w:rFonts w:ascii="Arial" w:hAnsi="Arial" w:cs="Arial"/>
+                <w:sz w:val="20"/>
+                <w:szCs w:val="20"/>
+              </w:rPr>
+              <w:lastRenderedPageBreak/>
+              <w:t>Perkančiuoju subjektu sudaryti Sutartį.</w:t>
             </w:r>
             <w:bookmarkEnd w:id="10"/>
           </w:p>
@@ -4963,6 +5014,7 @@
                 <w:szCs w:val="20"/>
                 <w:lang w:val="en-GB"/>
               </w:rPr>
+              <w:lastRenderedPageBreak/>
               <w:t>Successful Tenderer</w:t>
             </w:r>
             <w:r>
@@ -5201,7 +5253,6 @@
                 <w:sz w:val="20"/>
                 <w:szCs w:val="20"/>
               </w:rPr>
-              <w:lastRenderedPageBreak/>
               <w:t>1.1</w:t>
             </w:r>
             <w:r>
@@ -5846,7 +5897,7 @@
                 <w:sz w:val="20"/>
                 <w:szCs w:val="20"/>
               </w:rPr>
-              <w:t>/ĮMONĖS PAVADINIMAS/</w:t>
+              <w:t>ĮMONĖS PAVADINIMAS</w:t>
             </w:r>
             <w:r>
               <w:rPr>
@@ -5922,7 +5973,7 @@
                 <w:szCs w:val="20"/>
                 <w:lang w:val="en-GB"/>
               </w:rPr>
-              <w:t>/ĮMONĖS PAVADINIMAS/</w:t>
+              <w:t>ĮMONĖS PAVADINIMAS</w:t>
             </w:r>
             <w:r>
               <w:rPr>
@@ -6029,7 +6080,7 @@
                 <w:sz w:val="20"/>
                 <w:szCs w:val="20"/>
               </w:rPr>
-              <w:t>/ĮMONĖS PAVADINIMAS/</w:t>
+              <w:t>ĮMONĖS PAVADINIMAS</w:t>
             </w:r>
             <w:r>
               <w:rPr>
@@ -6162,7 +6213,7 @@
                 <w:szCs w:val="20"/>
                 <w:lang w:val="en-GB"/>
               </w:rPr>
-              <w:t>/ĮMONĖS PAVADINIMAS/</w:t>
+              <w:t>ĮMONĖS PAVADINIMAS</w:t>
             </w:r>
             <w:r>
               <w:rPr>
@@ -6240,6 +6291,7 @@
                 <w:sz w:val="20"/>
                 <w:szCs w:val="20"/>
               </w:rPr>
+              <w:lastRenderedPageBreak/>
               <w:t>1.1</w:t>
             </w:r>
             <w:r>
@@ -6618,7 +6670,6 @@
                 <w:sz w:val="20"/>
                 <w:szCs w:val="20"/>
               </w:rPr>
-              <w:lastRenderedPageBreak/>
               <w:t>1.</w:t>
             </w:r>
             <w:r>
@@ -7179,7 +7230,25 @@
                 <w:sz w:val="20"/>
                 <w:szCs w:val="20"/>
               </w:rPr>
-              <w:t>- Perkančiojo subjekto skelbimas apie Pirkimą, paskelbtas CVP IS arba tarptautinių pirkimų atveju - CVP IS ir Europos Sąjungos oficialaus leidinio priede (OL/S) TED‘o duomenų bazėje PĮ nustatyta tvarka.</w:t>
+              <w:t xml:space="preserve">- Perkančiojo subjekto skelbimas apie Pirkimą, paskelbtas CVP IS arba tarptautinių pirkimų atveju - CVP IS ir Europos Sąjungos oficialaus leidinio priede (OL/S) </w:t>
+            </w:r>
+            <w:proofErr w:type="spellStart"/>
+            <w:r>
+              <w:rPr>
+                <w:rFonts w:ascii="Arial" w:hAnsi="Arial" w:cs="Arial"/>
+                <w:sz w:val="20"/>
+                <w:szCs w:val="20"/>
+              </w:rPr>
+              <w:t>TED‘o</w:t>
+            </w:r>
+            <w:proofErr w:type="spellEnd"/>
+            <w:r>
+              <w:rPr>
+                <w:rFonts w:ascii="Arial" w:hAnsi="Arial" w:cs="Arial"/>
+                <w:sz w:val="20"/>
+                <w:szCs w:val="20"/>
+              </w:rPr>
+              <w:t xml:space="preserve"> duomenų bazėje PĮ nustatyta tvarka.</w:t>
             </w:r>
           </w:p>
         </w:tc>
@@ -7394,7 +7463,16 @@
                 <w:sz w:val="20"/>
                 <w:szCs w:val="20"/>
               </w:rPr>
-              <w:t>– Specialiosios Pirkimo sąlygos, kuriose nurodytas Pirkimo objektas, išdėstyti Tiekėjų pašalinimo pagrindai ir Kvalifikacijos reikalavimai, reikalavimai Pasiūlymų pateikimui ir jų vertinimo kriterijai, aprašytos kitos svarbios Pirkimo procedūros ir (ar) keičiamos BPS aprašytos Pirkimo procedūros.</w:t>
+              <w:t xml:space="preserve">– Specialiosios Pirkimo sąlygos, kuriose nurodytas Pirkimo objektas, išdėstyti Tiekėjų pašalinimo pagrindai ir Kvalifikacijos reikalavimai, </w:t>
+            </w:r>
+            <w:r>
+              <w:rPr>
+                <w:rFonts w:ascii="Arial" w:hAnsi="Arial" w:cs="Arial"/>
+                <w:sz w:val="20"/>
+                <w:szCs w:val="20"/>
+              </w:rPr>
+              <w:lastRenderedPageBreak/>
+              <w:t>reikalavimai Pasiūlymų pateikimui ir jų vertinimo kriterijai, aprašytos kitos svarbios Pirkimo procedūros ir (ar) keičiamos BPS aprašytos Pirkimo procedūros.</w:t>
             </w:r>
           </w:p>
         </w:tc>
@@ -7418,6 +7496,7 @@
                 <w:szCs w:val="20"/>
                 <w:lang w:val="en-GB"/>
               </w:rPr>
+              <w:lastRenderedPageBreak/>
               <w:t>SPC</w:t>
             </w:r>
           </w:p>
@@ -7496,7 +7575,17 @@
                 <w:szCs w:val="20"/>
                 <w:lang w:val="en-GB"/>
               </w:rPr>
-              <w:t>xclusion of the Suppliers and Qualification Requirements, requirements for submission of the Tenders and their evaluation criteria, describing other important procedures of Procurement and/or amending the Procurement procedures described in the GPC.</w:t>
+              <w:t xml:space="preserve">xclusion of the Suppliers and Qualification Requirements, requirements for submission of the Tenders and their evaluation criteria, describing other important </w:t>
+            </w:r>
+            <w:r>
+              <w:rPr>
+                <w:rFonts w:ascii="Arial" w:hAnsi="Arial" w:cs="Arial"/>
+                <w:sz w:val="20"/>
+                <w:szCs w:val="20"/>
+                <w:lang w:val="en-GB"/>
+              </w:rPr>
+              <w:lastRenderedPageBreak/>
+              <w:t>procedures of Procurement and/or amending the Procurement procedures described in the GPC.</w:t>
             </w:r>
           </w:p>
         </w:tc>
@@ -7520,6 +7609,7 @@
                 <w:sz w:val="20"/>
                 <w:szCs w:val="20"/>
               </w:rPr>
+              <w:lastRenderedPageBreak/>
               <w:t>1.2</w:t>
             </w:r>
             <w:r>
@@ -7591,16 +7681,7 @@
                 <w:sz w:val="20"/>
                 <w:szCs w:val="20"/>
               </w:rPr>
-              <w:t xml:space="preserve">– Tiekėjo Pirkimo sutarties vykdymui pasitelkiamas trečiasis asmuo, kurio kvalifikacija Tiekėjas </w:t>
-            </w:r>
-            <w:r>
-              <w:rPr>
-                <w:rFonts w:ascii="Arial" w:hAnsi="Arial" w:cs="Arial"/>
-                <w:sz w:val="20"/>
-                <w:szCs w:val="20"/>
-              </w:rPr>
-              <w:lastRenderedPageBreak/>
-              <w:t>nesiremia, kad atitiktų Kvalifikacijos reikalavimus.</w:t>
+              <w:t>– Tiekėjo Pirkimo sutarties vykdymui pasitelkiamas trečiasis asmuo, kurio kvalifikacija Tiekėjas nesiremia, kad atitiktų Kvalifikacijos reikalavimus.</w:t>
             </w:r>
           </w:p>
         </w:tc>
@@ -7625,7 +7706,6 @@
                 <w:szCs w:val="20"/>
                 <w:lang w:val="en-GB"/>
               </w:rPr>
-              <w:lastRenderedPageBreak/>
               <w:t>Sub-supplier</w:t>
             </w:r>
           </w:p>
@@ -8256,7 +8336,16 @@
                 <w:sz w:val="20"/>
                 <w:szCs w:val="20"/>
               </w:rPr>
-              <w:t>– Techninė specifikacija, kurioje aprašytas Pirkimo objektas ir jam keliami reikalavimai ir visi jos priedai (jeigu tokių yra).</w:t>
+              <w:t xml:space="preserve">– Techninė specifikacija, kurioje aprašytas Pirkimo objektas ir jam keliami </w:t>
+            </w:r>
+            <w:r>
+              <w:rPr>
+                <w:rFonts w:ascii="Arial" w:hAnsi="Arial" w:cs="Arial"/>
+                <w:sz w:val="20"/>
+                <w:szCs w:val="20"/>
+              </w:rPr>
+              <w:lastRenderedPageBreak/>
+              <w:t>reikalavimai ir visi jos priedai (jeigu tokių yra).</w:t>
             </w:r>
           </w:p>
         </w:tc>
@@ -8280,6 +8369,7 @@
                 <w:szCs w:val="20"/>
                 <w:lang w:val="en-GB"/>
               </w:rPr>
+              <w:lastRenderedPageBreak/>
               <w:t>Technical Specification</w:t>
             </w:r>
           </w:p>
@@ -8532,7 +8622,6 @@
                 <w:sz w:val="20"/>
                 <w:szCs w:val="20"/>
               </w:rPr>
-              <w:lastRenderedPageBreak/>
               <w:t>1.</w:t>
             </w:r>
             <w:r>
@@ -9538,6 +9627,7 @@
                 <w:sz w:val="20"/>
                 <w:szCs w:val="20"/>
               </w:rPr>
+              <w:lastRenderedPageBreak/>
               <w:t>2.4.</w:t>
             </w:r>
           </w:p>
@@ -10034,7 +10124,6 @@
                 <w:sz w:val="20"/>
                 <w:szCs w:val="20"/>
               </w:rPr>
-              <w:lastRenderedPageBreak/>
               <w:t>3.3.</w:t>
             </w:r>
           </w:p>
@@ -10539,7 +10628,17 @@
                 <w:sz w:val="20"/>
                 <w:szCs w:val="20"/>
               </w:rPr>
-              <w:t>Pirkimo dokumentai yra parengti vadovaujantis Lietuvos Respublikos valstybinės kalbos įstatymu. Papildomai Pirkimo dokumentai yra parengti anglų kalba. Jei yra neatitikimų ir/ar prieštaravimų tarp lietuvių kalba surašyto teksto ir anglų kalba surašyto teksto, viršenybė suteiktina lietuvių kalba surašytam tekstui.</w:t>
+              <w:t xml:space="preserve">Pirkimo dokumentai yra parengti vadovaujantis Lietuvos Respublikos valstybinės kalbos įstatymu. Papildomai Pirkimo dokumentai yra parengti anglų kalba. Jei yra neatitikimų ir/ar prieštaravimų tarp lietuvių kalba surašyto teksto ir anglų kalba </w:t>
+            </w:r>
+            <w:r>
+              <w:rPr>
+                <w:rFonts w:ascii="Arial" w:hAnsi="Arial" w:cs="Arial"/>
+                <w:iCs/>
+                <w:sz w:val="20"/>
+                <w:szCs w:val="20"/>
+              </w:rPr>
+              <w:lastRenderedPageBreak/>
+              <w:t>surašyto teksto, viršenybė suteiktina lietuvių kalba surašytam tekstui.</w:t>
             </w:r>
           </w:p>
         </w:tc>
@@ -10573,6 +10672,7 @@
                 <w:szCs w:val="20"/>
                 <w:lang w:val="en-GB"/>
               </w:rPr>
+              <w:lastRenderedPageBreak/>
               <w:t xml:space="preserve">Procurement documents are prepared in accordance with the Law on State Language of the Republic of Lithuania. If there are discrepancies and/or contradictions between the text in Lithuanian language and the text in English language, preference is to be given to the text in Lithuanian language.  </w:t>
             </w:r>
           </w:p>
@@ -10970,16 +11070,7 @@
                 <w:sz w:val="20"/>
                 <w:szCs w:val="20"/>
               </w:rPr>
-              <w:t xml:space="preserve">Tiekėjas privalo prekes patiekti/paslaugas suteikti/darbus atlikti savo sąskaita,  rizika, priemonėmis ir lėšomis, įsigydamas </w:t>
-            </w:r>
-            <w:r>
-              <w:rPr>
-                <w:rFonts w:ascii="Arial" w:hAnsi="Arial" w:cs="Arial"/>
-                <w:sz w:val="20"/>
-                <w:szCs w:val="20"/>
-              </w:rPr>
-              <w:lastRenderedPageBreak/>
-              <w:t>licencijas, kitą įrangą bei medžiagas, reikalingas Pirkimo dokumentuose nurodytoms prekėms/paslaugoms/darbams.</w:t>
+              <w:t>Tiekėjas privalo prekes patiekti/paslaugas suteikti/darbus atlikti savo sąskaita,  rizika, priemonėmis ir lėšomis, įsigydamas licencijas, kitą įrangą bei medžiagas, reikalingas Pirkimo dokumentuose nurodytoms prekėms/paslaugoms/darbams.</w:t>
             </w:r>
           </w:p>
         </w:tc>
@@ -11012,7 +11103,6 @@
                 <w:szCs w:val="20"/>
                 <w:lang w:val="en-GB"/>
               </w:rPr>
-              <w:lastRenderedPageBreak/>
               <w:t>The Supplier must supply the goods/provide the services/perform the work</w:t>
             </w:r>
             <w:r>
@@ -11031,17 +11121,7 @@
                 <w:szCs w:val="20"/>
                 <w:lang w:val="en-GB"/>
               </w:rPr>
-              <w:t xml:space="preserve"> at its own expense, risk, means and funds by acquiring licenses, other equipment </w:t>
-            </w:r>
-            <w:r>
-              <w:rPr>
-                <w:rFonts w:ascii="Arial" w:hAnsi="Arial" w:cs="Arial"/>
-                <w:sz w:val="20"/>
-                <w:szCs w:val="20"/>
-                <w:lang w:val="en-GB"/>
-              </w:rPr>
-              <w:lastRenderedPageBreak/>
-              <w:t>and materials required for the goods/services/works specified in the Procurement documents.</w:t>
+              <w:t xml:space="preserve"> at its own expense, risk, means and funds by acquiring licenses, other equipment and materials required for the goods/services/works specified in the Procurement documents.</w:t>
             </w:r>
           </w:p>
         </w:tc>
@@ -11065,7 +11145,6 @@
                 <w:sz w:val="20"/>
                 <w:szCs w:val="20"/>
               </w:rPr>
-              <w:lastRenderedPageBreak/>
               <w:t>4.3.</w:t>
             </w:r>
           </w:p>
@@ -11661,7 +11740,16 @@
                 <w:sz w:val="20"/>
                 <w:szCs w:val="20"/>
               </w:rPr>
-              <w:t xml:space="preserve">Į Tiekėjo Pasiūlyme nurodomą paslaugų/darbų/prekių kainą turi būti įskaityta paslaugų/darbų/prekių kaina ir visos kitos su paslaugų teikimu/darbų atlikimu/prekių tiekimu susijusios Tiekėjo išlaidos, taip pat ES Direktyvos 2014/55/ES reikalavimus atitinkančių elektroninių sąskaitų </w:t>
+              <w:t xml:space="preserve">Į Tiekėjo Pasiūlyme nurodomą paslaugų/darbų/prekių kainą turi būti įskaityta paslaugų/darbų/prekių kaina ir visos kitos su paslaugų teikimu/darbų atlikimu/prekių tiekimu susijusios Tiekėjo išlaidos, </w:t>
+            </w:r>
+            <w:r>
+              <w:rPr>
+                <w:rFonts w:ascii="Arial" w:hAnsi="Arial" w:cs="Arial"/>
+                <w:sz w:val="20"/>
+                <w:szCs w:val="20"/>
+              </w:rPr>
+              <w:lastRenderedPageBreak/>
+              <w:t xml:space="preserve">taip pat ES Direktyvos 2014/55/ES reikalavimus atitinkančių elektroninių sąskaitų </w:t>
             </w:r>
             <w:r>
               <w:rPr>
@@ -11726,7 +11814,18 @@
                 <w:szCs w:val="20"/>
                 <w:lang w:val="en-GB"/>
               </w:rPr>
-              <w:t>The price of services/works/goods indicated in the Supplier’s Tender must include the price of services/works/goods and all other costs of the Supplier related to the provision of services/performance of works/supply of goods, as well as electronic invoices complying with the requirements of EU Directive 2014/55</w:t>
+              <w:lastRenderedPageBreak/>
+              <w:t xml:space="preserve">The price of services/works/goods indicated in the Supplier’s Tender must include the price of services/works/goods and all other costs of the Supplier related to the provision of services/performance of works/supply of goods, as </w:t>
+            </w:r>
+            <w:r>
+              <w:rPr>
+                <w:rFonts w:ascii="Arial" w:hAnsi="Arial" w:cs="Arial"/>
+                <w:sz w:val="20"/>
+                <w:szCs w:val="20"/>
+                <w:lang w:val="en-GB"/>
+              </w:rPr>
+              <w:lastRenderedPageBreak/>
+              <w:t>well as electronic invoices complying with the requirements of EU Directive 2014/55</w:t>
             </w:r>
             <w:r>
               <w:rPr>
@@ -11804,6 +11903,7 @@
                 <w:sz w:val="20"/>
                 <w:szCs w:val="20"/>
               </w:rPr>
+              <w:lastRenderedPageBreak/>
               <w:t>5.3.</w:t>
             </w:r>
           </w:p>
@@ -11939,7 +12039,6 @@
                 <w:sz w:val="20"/>
                 <w:szCs w:val="20"/>
               </w:rPr>
-              <w:lastRenderedPageBreak/>
               <w:t>5.4.</w:t>
             </w:r>
           </w:p>
@@ -12234,6 +12333,7 @@
                 <w:lang w:val="en-GB"/>
               </w:rPr>
             </w:pPr>
+            <w:proofErr w:type="gramStart"/>
             <w:r>
               <w:rPr>
                 <w:rFonts w:ascii="Arial" w:hAnsi="Arial" w:cs="Arial"/>
@@ -12241,7 +12341,17 @@
                 <w:szCs w:val="20"/>
                 <w:lang w:val="en-US"/>
               </w:rPr>
-              <w:t xml:space="preserve">In order to prove the absence of the </w:t>
+              <w:t>In order to</w:t>
+            </w:r>
+            <w:proofErr w:type="gramEnd"/>
+            <w:r>
+              <w:rPr>
+                <w:rFonts w:ascii="Arial" w:hAnsi="Arial" w:cs="Arial"/>
+                <w:sz w:val="20"/>
+                <w:szCs w:val="20"/>
+                <w:lang w:val="en-US"/>
+              </w:rPr>
+              <w:t xml:space="preserve"> prove the absence of the </w:t>
             </w:r>
             <w:r>
               <w:rPr>
@@ -12517,6 +12627,7 @@
                 <w:sz w:val="20"/>
                 <w:szCs w:val="20"/>
               </w:rPr>
+              <w:lastRenderedPageBreak/>
               <w:t>6.4.</w:t>
             </w:r>
           </w:p>
@@ -12619,7 +12730,27 @@
                 <w:szCs w:val="20"/>
                 <w:lang w:val="en-US"/>
               </w:rPr>
-              <w:t xml:space="preserve">equirements shall be determined on the basis of the Methodology. The </w:t>
+              <w:t xml:space="preserve">equirements shall be determined </w:t>
+            </w:r>
+            <w:proofErr w:type="gramStart"/>
+            <w:r>
+              <w:rPr>
+                <w:rFonts w:ascii="Arial" w:hAnsi="Arial" w:cs="Arial"/>
+                <w:sz w:val="20"/>
+                <w:szCs w:val="20"/>
+                <w:lang w:val="en-US"/>
+              </w:rPr>
+              <w:t>on the basis of</w:t>
+            </w:r>
+            <w:proofErr w:type="gramEnd"/>
+            <w:r>
+              <w:rPr>
+                <w:rFonts w:ascii="Arial" w:hAnsi="Arial" w:cs="Arial"/>
+                <w:sz w:val="20"/>
+                <w:szCs w:val="20"/>
+                <w:lang w:val="en-US"/>
+              </w:rPr>
+              <w:t xml:space="preserve"> the Methodology. The </w:t>
             </w:r>
             <w:r>
               <w:rPr>
@@ -12786,8 +12917,9 @@
                 <w:szCs w:val="20"/>
                 <w:lang w:val="en-US"/>
               </w:rPr>
-              <w:t>The Supplier can rely on the capacities of other economic entities according to the provisions of Article 62 of the LP and the Methodology. The Supplier may rely only on such capacities of other economic entities as it will actually be able to access</w:t>
-            </w:r>
+              <w:t xml:space="preserve">The Supplier can rely on the capacities of other economic entities according to the provisions of Article 62 of the LP and the Methodology. The Supplier may rely only on such capacities of other economic entities as it will </w:t>
+            </w:r>
+            <w:proofErr w:type="gramStart"/>
             <w:r>
               <w:rPr>
                 <w:rFonts w:ascii="Arial" w:hAnsi="Arial" w:cs="Arial"/>
@@ -12795,6 +12927,25 @@
                 <w:szCs w:val="20"/>
                 <w:lang w:val="en-US"/>
               </w:rPr>
+              <w:t>actually be</w:t>
+            </w:r>
+            <w:proofErr w:type="gramEnd"/>
+            <w:r>
+              <w:rPr>
+                <w:rFonts w:ascii="Arial" w:hAnsi="Arial" w:cs="Arial"/>
+                <w:sz w:val="20"/>
+                <w:szCs w:val="20"/>
+                <w:lang w:val="en-US"/>
+              </w:rPr>
+              <w:t xml:space="preserve"> able to access</w:t>
+            </w:r>
+            <w:r>
+              <w:rPr>
+                <w:rFonts w:ascii="Arial" w:hAnsi="Arial" w:cs="Arial"/>
+                <w:sz w:val="20"/>
+                <w:szCs w:val="20"/>
+                <w:lang w:val="en-US"/>
+              </w:rPr>
               <w:t xml:space="preserve"> them</w:t>
             </w:r>
             <w:r>
@@ -12804,8 +12955,9 @@
                 <w:szCs w:val="20"/>
                 <w:lang w:val="en-US"/>
               </w:rPr>
-              <w:t xml:space="preserve"> in the course of the performance of the Contract.  At the time of submitting the </w:t>
-            </w:r>
+              <w:t xml:space="preserve"> </w:t>
+            </w:r>
+            <w:proofErr w:type="gramStart"/>
             <w:r>
               <w:rPr>
                 <w:rFonts w:ascii="Arial" w:hAnsi="Arial" w:cs="Arial"/>
@@ -12813,6 +12965,25 @@
                 <w:szCs w:val="20"/>
                 <w:lang w:val="en-US"/>
               </w:rPr>
+              <w:t>in the course of</w:t>
+            </w:r>
+            <w:proofErr w:type="gramEnd"/>
+            <w:r>
+              <w:rPr>
+                <w:rFonts w:ascii="Arial" w:hAnsi="Arial" w:cs="Arial"/>
+                <w:sz w:val="20"/>
+                <w:szCs w:val="20"/>
+                <w:lang w:val="en-US"/>
+              </w:rPr>
+              <w:t xml:space="preserve"> the performance of the Contract.  At the time of submitting the </w:t>
+            </w:r>
+            <w:r>
+              <w:rPr>
+                <w:rFonts w:ascii="Arial" w:hAnsi="Arial" w:cs="Arial"/>
+                <w:sz w:val="20"/>
+                <w:szCs w:val="20"/>
+                <w:lang w:val="en-US"/>
+              </w:rPr>
               <w:t xml:space="preserve">Tender </w:t>
             </w:r>
             <w:r>
@@ -12840,7 +13011,47 @@
                 <w:szCs w:val="20"/>
                 <w:lang w:val="en-US"/>
               </w:rPr>
-              <w:t xml:space="preserve">ntity that in the course of implementing the Contract the Supplier will be able to avail itself to the capacities of the other economic operators. </w:t>
+              <w:t xml:space="preserve">ntity that </w:t>
+            </w:r>
+            <w:proofErr w:type="gramStart"/>
+            <w:r>
+              <w:rPr>
+                <w:rFonts w:ascii="Arial" w:hAnsi="Arial" w:cs="Arial"/>
+                <w:sz w:val="20"/>
+                <w:szCs w:val="20"/>
+                <w:lang w:val="en-US"/>
+              </w:rPr>
+              <w:t>in the course of</w:t>
+            </w:r>
+            <w:proofErr w:type="gramEnd"/>
+            <w:r>
+              <w:rPr>
+                <w:rFonts w:ascii="Arial" w:hAnsi="Arial" w:cs="Arial"/>
+                <w:sz w:val="20"/>
+                <w:szCs w:val="20"/>
+                <w:lang w:val="en-US"/>
+              </w:rPr>
+              <w:t xml:space="preserve"> implementing the Contract the Supplier will be able to avail itself </w:t>
+            </w:r>
+            <w:proofErr w:type="gramStart"/>
+            <w:r>
+              <w:rPr>
+                <w:rFonts w:ascii="Arial" w:hAnsi="Arial" w:cs="Arial"/>
+                <w:sz w:val="20"/>
+                <w:szCs w:val="20"/>
+                <w:lang w:val="en-US"/>
+              </w:rPr>
+              <w:t>to</w:t>
+            </w:r>
+            <w:proofErr w:type="gramEnd"/>
+            <w:r>
+              <w:rPr>
+                <w:rFonts w:ascii="Arial" w:hAnsi="Arial" w:cs="Arial"/>
+                <w:sz w:val="20"/>
+                <w:szCs w:val="20"/>
+                <w:lang w:val="en-US"/>
+              </w:rPr>
+              <w:t xml:space="preserve"> the capacities of the other economic operators. </w:t>
             </w:r>
             <w:r>
               <w:rPr>
@@ -12882,7 +13093,6 @@
                 <w:sz w:val="20"/>
                 <w:szCs w:val="20"/>
               </w:rPr>
-              <w:lastRenderedPageBreak/>
               <w:t>6.6.</w:t>
             </w:r>
           </w:p>
@@ -12923,7 +13133,25 @@
                 <w:sz w:val="20"/>
                 <w:szCs w:val="20"/>
               </w:rPr>
-              <w:t xml:space="preserve">privalo nurodyti Ūkio subjektus, kurių pajėgumais remiamasi, siekiant atitikti Pirkimo sąlygose nustatytus Kvalifikacijos reikalavimus, ir Kvazisubtiekėjus. Jeigu Tiekėjas </w:t>
+              <w:t xml:space="preserve">privalo nurodyti Ūkio subjektus, kurių pajėgumais remiamasi, siekiant atitikti Pirkimo sąlygose nustatytus Kvalifikacijos reikalavimus, ir </w:t>
+            </w:r>
+            <w:proofErr w:type="spellStart"/>
+            <w:r>
+              <w:rPr>
+                <w:rFonts w:ascii="Arial" w:hAnsi="Arial" w:cs="Arial"/>
+                <w:sz w:val="20"/>
+                <w:szCs w:val="20"/>
+              </w:rPr>
+              <w:t>Kvazisubtiekėjus</w:t>
+            </w:r>
+            <w:proofErr w:type="spellEnd"/>
+            <w:r>
+              <w:rPr>
+                <w:rFonts w:ascii="Arial" w:hAnsi="Arial" w:cs="Arial"/>
+                <w:sz w:val="20"/>
+                <w:szCs w:val="20"/>
+              </w:rPr>
+              <w:t xml:space="preserve">. Jeigu Tiekėjas </w:t>
             </w:r>
             <w:r>
               <w:rPr>
@@ -12939,7 +13167,25 @@
                 <w:sz w:val="20"/>
                 <w:szCs w:val="20"/>
               </w:rPr>
-              <w:t>nenurodo Ūkio subjektų, kurių pajėgumais remiamasi, siekiant atitikti Pirkimo sąlygose nustatytus Kvalifikacijos reikalavimus, ir/ar Kvazisubtiekėjų, laikoma, kad Pirkimo sąlygose nurodytus Kvalifikacijos reikalavimus atitinka pats Tiekėjas.</w:t>
+              <w:t xml:space="preserve">nenurodo Ūkio subjektų, kurių pajėgumais remiamasi, siekiant atitikti Pirkimo sąlygose nustatytus Kvalifikacijos reikalavimus, ir/ar </w:t>
+            </w:r>
+            <w:proofErr w:type="spellStart"/>
+            <w:r>
+              <w:rPr>
+                <w:rFonts w:ascii="Arial" w:hAnsi="Arial" w:cs="Arial"/>
+                <w:sz w:val="20"/>
+                <w:szCs w:val="20"/>
+              </w:rPr>
+              <w:t>Kvazisubtiekėjų</w:t>
+            </w:r>
+            <w:proofErr w:type="spellEnd"/>
+            <w:r>
+              <w:rPr>
+                <w:rFonts w:ascii="Arial" w:hAnsi="Arial" w:cs="Arial"/>
+                <w:sz w:val="20"/>
+                <w:szCs w:val="20"/>
+              </w:rPr>
+              <w:t>, laikoma, kad Pirkimo sąlygose nurodytus Kvalifikacijos reikalavimus atitinka pats Tiekėjas.</w:t>
             </w:r>
           </w:p>
         </w:tc>
@@ -13300,7 +13546,16 @@
                 <w:sz w:val="20"/>
                 <w:szCs w:val="20"/>
               </w:rPr>
-              <w:t xml:space="preserve">, turi pareigą įrodyti, kad atitinkamomis konkrečiomis trečiojo asmens priemonėmis jis galės naudotis Sutarties vykdymo laikotarpiu (teikiant </w:t>
+              <w:t xml:space="preserve">, turi pareigą įrodyti, kad atitinkamomis </w:t>
+            </w:r>
+            <w:r>
+              <w:rPr>
+                <w:rFonts w:ascii="Arial" w:hAnsi="Arial" w:cs="Arial"/>
+                <w:sz w:val="20"/>
+                <w:szCs w:val="20"/>
+              </w:rPr>
+              <w:lastRenderedPageBreak/>
+              <w:t xml:space="preserve">konkrečiomis trečiojo asmens priemonėmis jis galės naudotis Sutarties vykdymo laikotarpiu (teikiant </w:t>
             </w:r>
             <w:r>
               <w:rPr>
@@ -13349,6 +13604,7 @@
                 <w:szCs w:val="20"/>
                 <w:lang w:val="en-US"/>
               </w:rPr>
+              <w:lastRenderedPageBreak/>
               <w:t xml:space="preserve">If the Supplier hires </w:t>
             </w:r>
             <w:r>
@@ -13367,8 +13623,9 @@
                 <w:szCs w:val="20"/>
                 <w:lang w:val="en-US"/>
               </w:rPr>
-              <w:t xml:space="preserve"> (including natural persons) for the performance of individual works/provision of services/supply of goods, the Supplier must indicate for which part of the Contract it intends to use the </w:t>
-            </w:r>
+              <w:t xml:space="preserve"> (including natural </w:t>
+            </w:r>
+            <w:proofErr w:type="gramStart"/>
             <w:r>
               <w:rPr>
                 <w:rFonts w:ascii="Arial" w:hAnsi="Arial" w:cs="Arial"/>
@@ -13376,6 +13633,65 @@
                 <w:szCs w:val="20"/>
                 <w:lang w:val="en-US"/>
               </w:rPr>
+              <w:t>persons</w:t>
+            </w:r>
+            <w:proofErr w:type="gramEnd"/>
+            <w:r>
+              <w:rPr>
+                <w:rFonts w:ascii="Arial" w:hAnsi="Arial" w:cs="Arial"/>
+                <w:sz w:val="20"/>
+                <w:szCs w:val="20"/>
+                <w:lang w:val="en-US"/>
+              </w:rPr>
+              <w:t xml:space="preserve">) for the performance of individual works/provision of </w:t>
+            </w:r>
+            <w:proofErr w:type="gramStart"/>
+            <w:r>
+              <w:rPr>
+                <w:rFonts w:ascii="Arial" w:hAnsi="Arial" w:cs="Arial"/>
+                <w:sz w:val="20"/>
+                <w:szCs w:val="20"/>
+                <w:lang w:val="en-US"/>
+              </w:rPr>
+              <w:t>services</w:t>
+            </w:r>
+            <w:proofErr w:type="gramEnd"/>
+            <w:r>
+              <w:rPr>
+                <w:rFonts w:ascii="Arial" w:hAnsi="Arial" w:cs="Arial"/>
+                <w:sz w:val="20"/>
+                <w:szCs w:val="20"/>
+                <w:lang w:val="en-US"/>
+              </w:rPr>
+              <w:t xml:space="preserve">/supply of goods, the Supplier must </w:t>
+            </w:r>
+            <w:proofErr w:type="gramStart"/>
+            <w:r>
+              <w:rPr>
+                <w:rFonts w:ascii="Arial" w:hAnsi="Arial" w:cs="Arial"/>
+                <w:sz w:val="20"/>
+                <w:szCs w:val="20"/>
+                <w:lang w:val="en-US"/>
+              </w:rPr>
+              <w:t>indicate for</w:t>
+            </w:r>
+            <w:proofErr w:type="gramEnd"/>
+            <w:r>
+              <w:rPr>
+                <w:rFonts w:ascii="Arial" w:hAnsi="Arial" w:cs="Arial"/>
+                <w:sz w:val="20"/>
+                <w:szCs w:val="20"/>
+                <w:lang w:val="en-US"/>
+              </w:rPr>
+              <w:t xml:space="preserve"> which part of the Contract it intends to use the </w:t>
+            </w:r>
+            <w:r>
+              <w:rPr>
+                <w:rFonts w:ascii="Arial" w:hAnsi="Arial" w:cs="Arial"/>
+                <w:sz w:val="20"/>
+                <w:szCs w:val="20"/>
+                <w:lang w:val="en-US"/>
+              </w:rPr>
               <w:t>sub-suppliers</w:t>
             </w:r>
             <w:r>
@@ -13565,7 +13881,17 @@
                 <w:szCs w:val="20"/>
                 <w:lang w:val="en-US"/>
               </w:rPr>
-              <w:t xml:space="preserve">ender the Supplier shall indicate those third parties and the means run by the third parties that the Supplier will be able to use in the course of implementing the Contract (indicate in the </w:t>
+              <w:t xml:space="preserve">ender the Supplier shall indicate those third parties and </w:t>
+            </w:r>
+            <w:r>
+              <w:rPr>
+                <w:rFonts w:ascii="Arial" w:hAnsi="Arial" w:cs="Arial"/>
+                <w:sz w:val="20"/>
+                <w:szCs w:val="20"/>
+                <w:lang w:val="en-US"/>
+              </w:rPr>
+              <w:lastRenderedPageBreak/>
+              <w:t xml:space="preserve">the means run by the third parties that the Supplier will be able to use in the course of implementing the Contract (indicate in the </w:t>
             </w:r>
             <w:r>
               <w:rPr>
@@ -13607,6 +13933,7 @@
                 <w:sz w:val="20"/>
                 <w:szCs w:val="20"/>
               </w:rPr>
+              <w:lastRenderedPageBreak/>
               <w:t>6.8.</w:t>
             </w:r>
           </w:p>
@@ -13793,6 +14120,7 @@
                 <w:lang w:val="en-US"/>
               </w:rPr>
             </w:pPr>
+            <w:proofErr w:type="gramStart"/>
             <w:r>
               <w:rPr>
                 <w:rFonts w:ascii="Arial" w:hAnsi="Arial" w:cs="Arial"/>
@@ -13800,7 +14128,17 @@
                 <w:szCs w:val="20"/>
                 <w:lang w:val="en-US"/>
               </w:rPr>
-              <w:t xml:space="preserve">however, </w:t>
+              <w:t>however</w:t>
+            </w:r>
+            <w:proofErr w:type="gramEnd"/>
+            <w:r>
+              <w:rPr>
+                <w:rFonts w:ascii="Arial" w:hAnsi="Arial" w:cs="Arial"/>
+                <w:sz w:val="20"/>
+                <w:szCs w:val="20"/>
+                <w:lang w:val="en-US"/>
+              </w:rPr>
+              <w:t xml:space="preserve">, </w:t>
             </w:r>
             <w:r>
               <w:rPr>
@@ -13926,6 +14264,7 @@
               </w:rPr>
               <w:t xml:space="preserve"> </w:t>
             </w:r>
+            <w:proofErr w:type="spellStart"/>
             <w:r>
               <w:rPr>
                 <w:rFonts w:ascii="Arial" w:hAnsi="Arial" w:cs="Arial"/>
@@ -13936,6 +14275,7 @@
               </w:rPr>
               <w:t>Kvazisubtiekėjas</w:t>
             </w:r>
+            <w:proofErr w:type="spellEnd"/>
             <w:r>
               <w:rPr>
                 <w:rFonts w:ascii="Arial" w:hAnsi="Arial" w:cs="Arial"/>
@@ -14113,16 +14453,7 @@
                 <w:sz w:val="20"/>
                 <w:szCs w:val="20"/>
               </w:rPr>
-              <w:t xml:space="preserve">Tiekėjas gali remtis kitų ūkio subjektų pajėgumais, kad atitiktų Perkančiojo subjekto Pirkimo dokumentuose nustatytą reikalavimą turėti specialų leidimą arba būti tam tikrų organizacijų </w:t>
-            </w:r>
-            <w:r>
-              <w:rPr>
-                <w:rFonts w:ascii="Arial" w:hAnsi="Arial" w:cs="Arial"/>
-                <w:sz w:val="20"/>
-                <w:szCs w:val="20"/>
-              </w:rPr>
-              <w:lastRenderedPageBreak/>
-              <w:t>nariu, </w:t>
+              <w:t>Tiekėjas gali remtis kitų ūkio subjektų pajėgumais, kad atitiktų Perkančiojo subjekto Pirkimo dokumentuose nustatytą reikalavimą turėti specialų leidimą arba būti tam tikrų organizacijų nariu, </w:t>
             </w:r>
             <w:bookmarkStart w:id="38" w:name="pn1_492"/>
             <w:bookmarkStart w:id="39" w:name="pn1_493"/>
@@ -14494,8 +14825,7 @@
                 <w:szCs w:val="20"/>
                 <w:lang w:val="en-US"/>
               </w:rPr>
-              <w:lastRenderedPageBreak/>
-              <w:t xml:space="preserve">The Supplier may rely on the capacities of the other economic entities in order to meet the requirement to hold a special permission or be a member of a specific organization or comply with the specific financial and economic capacity </w:t>
+              <w:t xml:space="preserve">The Supplier may rely on the capacities of the other economic entities in order to meet the requirement to hold a special permission or be a member of a specific organization or comply with the specific financial and economic capacity requirements or the requirements regarding technical and professional capacities as prescribed in the </w:t>
             </w:r>
             <w:r>
               <w:rPr>
@@ -14504,8 +14834,7 @@
                 <w:szCs w:val="20"/>
                 <w:lang w:val="en-US"/>
               </w:rPr>
-              <w:lastRenderedPageBreak/>
-              <w:t xml:space="preserve">requirements or the requirements regarding technical and professional capacities as prescribed in the </w:t>
+              <w:t>P</w:t>
             </w:r>
             <w:r>
               <w:rPr>
@@ -14514,7 +14843,7 @@
                 <w:szCs w:val="20"/>
                 <w:lang w:val="en-US"/>
               </w:rPr>
-              <w:t>P</w:t>
+              <w:t>rocurement documents, and irrespective of the legal nature of the relations with those economic entities. In case there is a requirement regarding the education</w:t>
             </w:r>
             <w:r>
               <w:rPr>
@@ -14523,7 +14852,7 @@
                 <w:szCs w:val="20"/>
                 <w:lang w:val="en-US"/>
               </w:rPr>
-              <w:t>rocurement documents, and irrespective of the legal nature of the relations with those economic entities. In case there is a requirement regarding the education</w:t>
+              <w:t xml:space="preserve"> </w:t>
             </w:r>
             <w:r>
               <w:rPr>
@@ -14532,7 +14861,7 @@
                 <w:szCs w:val="20"/>
                 <w:lang w:val="en-US"/>
               </w:rPr>
-              <w:t xml:space="preserve"> </w:t>
+              <w:t>or professional</w:t>
             </w:r>
             <w:r>
               <w:rPr>
@@ -14541,6 +14870,104 @@
                 <w:szCs w:val="20"/>
                 <w:lang w:val="en-US"/>
               </w:rPr>
+              <w:t xml:space="preserve"> qualification </w:t>
+            </w:r>
+            <w:r>
+              <w:rPr>
+                <w:rFonts w:ascii="Arial" w:hAnsi="Arial" w:cs="Arial"/>
+                <w:sz w:val="20"/>
+                <w:szCs w:val="20"/>
+                <w:lang w:val="en-US"/>
+              </w:rPr>
+              <w:t xml:space="preserve">mutatis mutandis in accordance with </w:t>
+            </w:r>
+            <w:r>
+              <w:rPr>
+                <w:rFonts w:ascii="Arial" w:hAnsi="Arial" w:cs="Arial"/>
+                <w:iCs/>
+                <w:sz w:val="20"/>
+                <w:szCs w:val="20"/>
+                <w:lang w:val="en-GB"/>
+              </w:rPr>
+              <w:t xml:space="preserve">Article </w:t>
+            </w:r>
+            <w:r>
+              <w:rPr>
+                <w:rFonts w:ascii="Arial" w:hAnsi="Arial" w:cs="Arial"/>
+                <w:iCs/>
+                <w:sz w:val="20"/>
+                <w:szCs w:val="20"/>
+                <w:lang w:val="en-GB"/>
+              </w:rPr>
+              <w:t>51</w:t>
+            </w:r>
+            <w:r>
+              <w:rPr>
+                <w:rFonts w:ascii="Arial" w:hAnsi="Arial" w:cs="Arial"/>
+                <w:iCs/>
+                <w:sz w:val="20"/>
+                <w:szCs w:val="20"/>
+                <w:lang w:val="en-GB"/>
+              </w:rPr>
+              <w:t xml:space="preserve"> (</w:t>
+            </w:r>
+            <w:r>
+              <w:rPr>
+                <w:rFonts w:ascii="Arial" w:hAnsi="Arial" w:cs="Arial"/>
+                <w:iCs/>
+                <w:sz w:val="20"/>
+                <w:szCs w:val="20"/>
+                <w:lang w:val="en-GB"/>
+              </w:rPr>
+              <w:t>7</w:t>
+            </w:r>
+            <w:r>
+              <w:rPr>
+                <w:rFonts w:ascii="Arial" w:hAnsi="Arial" w:cs="Arial"/>
+                <w:iCs/>
+                <w:sz w:val="20"/>
+                <w:szCs w:val="20"/>
+                <w:lang w:val="en-GB"/>
+              </w:rPr>
+              <w:t>)</w:t>
+            </w:r>
+            <w:r>
+              <w:rPr>
+                <w:rFonts w:ascii="Arial" w:hAnsi="Arial" w:cs="Arial"/>
+                <w:iCs/>
+                <w:sz w:val="20"/>
+                <w:szCs w:val="20"/>
+                <w:lang w:val="en-GB"/>
+              </w:rPr>
+              <w:t>, point 7</w:t>
+            </w:r>
+            <w:r>
+              <w:rPr>
+                <w:rFonts w:ascii="Arial" w:hAnsi="Arial" w:cs="Arial"/>
+                <w:iCs/>
+                <w:sz w:val="20"/>
+                <w:szCs w:val="20"/>
+                <w:lang w:val="en-GB"/>
+              </w:rPr>
+              <w:t xml:space="preserve"> of the LPP</w:t>
+            </w:r>
+            <w:r>
+              <w:rPr>
+                <w:rFonts w:ascii="Arial" w:hAnsi="Arial" w:cs="Arial"/>
+                <w:iCs/>
+                <w:sz w:val="20"/>
+                <w:szCs w:val="20"/>
+                <w:lang w:val="en-GB"/>
+              </w:rPr>
+              <w:t xml:space="preserve">, </w:t>
+            </w:r>
+            <w:r>
+              <w:rPr>
+                <w:rFonts w:ascii="Arial" w:hAnsi="Arial" w:cs="Arial"/>
+                <w:sz w:val="20"/>
+                <w:szCs w:val="20"/>
+                <w:lang w:val="en-US"/>
+              </w:rPr>
               <w:t>or professional</w:t>
             </w:r>
             <w:r>
@@ -14550,7 +14977,7 @@
                 <w:szCs w:val="20"/>
                 <w:lang w:val="en-US"/>
               </w:rPr>
-              <w:t xml:space="preserve"> qualification </w:t>
+              <w:t xml:space="preserve"> experience, the </w:t>
             </w:r>
             <w:r>
               <w:rPr>
@@ -14559,87 +14986,7 @@
                 <w:szCs w:val="20"/>
                 <w:lang w:val="en-US"/>
               </w:rPr>
-              <w:t xml:space="preserve">mutatis mutandis in accordance with </w:t>
-            </w:r>
-            <w:r>
-              <w:rPr>
-                <w:rFonts w:ascii="Arial" w:hAnsi="Arial" w:cs="Arial"/>
-                <w:iCs/>
-                <w:sz w:val="20"/>
-                <w:szCs w:val="20"/>
-                <w:lang w:val="en-GB"/>
-              </w:rPr>
-              <w:t xml:space="preserve">Article </w:t>
-            </w:r>
-            <w:r>
-              <w:rPr>
-                <w:rFonts w:ascii="Arial" w:hAnsi="Arial" w:cs="Arial"/>
-                <w:iCs/>
-                <w:sz w:val="20"/>
-                <w:szCs w:val="20"/>
-                <w:lang w:val="en-GB"/>
-              </w:rPr>
-              <w:t>51</w:t>
-            </w:r>
-            <w:r>
-              <w:rPr>
-                <w:rFonts w:ascii="Arial" w:hAnsi="Arial" w:cs="Arial"/>
-                <w:iCs/>
-                <w:sz w:val="20"/>
-                <w:szCs w:val="20"/>
-                <w:lang w:val="en-GB"/>
-              </w:rPr>
-              <w:t xml:space="preserve"> (</w:t>
-            </w:r>
-            <w:r>
-              <w:rPr>
-                <w:rFonts w:ascii="Arial" w:hAnsi="Arial" w:cs="Arial"/>
-                <w:iCs/>
-                <w:sz w:val="20"/>
-                <w:szCs w:val="20"/>
-                <w:lang w:val="en-GB"/>
-              </w:rPr>
-              <w:t>7</w:t>
-            </w:r>
-            <w:r>
-              <w:rPr>
-                <w:rFonts w:ascii="Arial" w:hAnsi="Arial" w:cs="Arial"/>
-                <w:iCs/>
-                <w:sz w:val="20"/>
-                <w:szCs w:val="20"/>
-                <w:lang w:val="en-GB"/>
-              </w:rPr>
-              <w:t>)</w:t>
-            </w:r>
-            <w:r>
-              <w:rPr>
-                <w:rFonts w:ascii="Arial" w:hAnsi="Arial" w:cs="Arial"/>
-                <w:iCs/>
-                <w:sz w:val="20"/>
-                <w:szCs w:val="20"/>
-                <w:lang w:val="en-GB"/>
-              </w:rPr>
-              <w:t>, point 7</w:t>
-            </w:r>
-            <w:r>
-              <w:rPr>
-                <w:rFonts w:ascii="Arial" w:hAnsi="Arial" w:cs="Arial"/>
-                <w:iCs/>
-                <w:sz w:val="20"/>
-                <w:szCs w:val="20"/>
-                <w:lang w:val="en-GB"/>
-              </w:rPr>
-              <w:t xml:space="preserve"> of the LPP</w:t>
-            </w:r>
-            <w:r>
-              <w:rPr>
-                <w:rFonts w:ascii="Arial" w:hAnsi="Arial" w:cs="Arial"/>
-                <w:iCs/>
-                <w:sz w:val="20"/>
-                <w:szCs w:val="20"/>
-                <w:lang w:val="en-GB"/>
-              </w:rPr>
-              <w:t xml:space="preserve">, </w:t>
+              <w:t>S</w:t>
             </w:r>
             <w:r>
               <w:rPr>
@@ -14648,7 +14995,7 @@
                 <w:szCs w:val="20"/>
                 <w:lang w:val="en-US"/>
               </w:rPr>
-              <w:t>or professional</w:t>
+              <w:t>upplier may rely on the capacities of the other economic entities only in the case that the economic entities shall provide the services themselves, perform the works</w:t>
             </w:r>
             <w:r>
               <w:rPr>
@@ -14657,8 +15004,9 @@
                 <w:szCs w:val="20"/>
                 <w:lang w:val="en-US"/>
               </w:rPr>
-              <w:t xml:space="preserve"> experience, the </w:t>
-            </w:r>
+              <w:t xml:space="preserve">, supply the </w:t>
+            </w:r>
+            <w:proofErr w:type="gramStart"/>
             <w:r>
               <w:rPr>
                 <w:rFonts w:ascii="Arial" w:hAnsi="Arial" w:cs="Arial"/>
@@ -14666,7 +15014,7 @@
                 <w:szCs w:val="20"/>
                 <w:lang w:val="en-US"/>
               </w:rPr>
-              <w:t>S</w:t>
+              <w:t xml:space="preserve">goods, </w:t>
             </w:r>
             <w:r>
               <w:rPr>
@@ -14675,8 +15023,9 @@
                 <w:szCs w:val="20"/>
                 <w:lang w:val="en-US"/>
               </w:rPr>
-              <w:t>upplier may rely on the capacities of the other economic entities only in the case that the economic entities shall provide the services themselves, perform the works</w:t>
-            </w:r>
+              <w:t xml:space="preserve"> for</w:t>
+            </w:r>
+            <w:proofErr w:type="gramEnd"/>
             <w:r>
               <w:rPr>
                 <w:rFonts w:ascii="Arial" w:hAnsi="Arial" w:cs="Arial"/>
@@ -14684,16 +15033,7 @@
                 <w:szCs w:val="20"/>
                 <w:lang w:val="en-US"/>
               </w:rPr>
-              <w:t xml:space="preserve">, supply the goods, </w:t>
-            </w:r>
-            <w:r>
-              <w:rPr>
-                <w:rFonts w:ascii="Arial" w:hAnsi="Arial" w:cs="Arial"/>
-                <w:sz w:val="20"/>
-                <w:szCs w:val="20"/>
-                <w:lang w:val="en-US"/>
-              </w:rPr>
-              <w:t xml:space="preserve"> for which the capacities are required (unless the </w:t>
+              <w:t xml:space="preserve"> which the capacities are required (unless the </w:t>
             </w:r>
             <w:r>
               <w:rPr>
@@ -14888,7 +15228,6 @@
                 <w:sz w:val="20"/>
                 <w:szCs w:val="20"/>
               </w:rPr>
-              <w:lastRenderedPageBreak/>
               <w:t>6.10.</w:t>
             </w:r>
           </w:p>
@@ -14915,6 +15254,7 @@
               </w:rPr>
               <w:t xml:space="preserve">Perkantysis subjektas, patikrina, ar Ūkio subjektai, kurių pajėgumais remiamasi, </w:t>
             </w:r>
+            <w:proofErr w:type="spellStart"/>
             <w:r>
               <w:rPr>
                 <w:rFonts w:ascii="Arial" w:hAnsi="Arial" w:cs="Arial"/>
@@ -14929,15 +15269,42 @@
                 <w:sz w:val="20"/>
                 <w:szCs w:val="20"/>
               </w:rPr>
-              <w:t xml:space="preserve">subtiekėjai </w:t>
-            </w:r>
-            <w:r>
-              <w:rPr>
-                <w:rFonts w:ascii="Arial" w:hAnsi="Arial" w:cs="Arial"/>
-                <w:sz w:val="20"/>
-                <w:szCs w:val="20"/>
-              </w:rPr>
-              <w:t xml:space="preserve">ir/ar Kvazisubtiekėjai tenkina jiems keliamus Kvalifikacijos </w:t>
+              <w:t>subtiekėjai</w:t>
+            </w:r>
+            <w:proofErr w:type="spellEnd"/>
+            <w:r>
+              <w:rPr>
+                <w:rFonts w:ascii="Arial" w:hAnsi="Arial" w:cs="Arial"/>
+                <w:sz w:val="20"/>
+                <w:szCs w:val="20"/>
+              </w:rPr>
+              <w:t xml:space="preserve"> </w:t>
+            </w:r>
+            <w:r>
+              <w:rPr>
+                <w:rFonts w:ascii="Arial" w:hAnsi="Arial" w:cs="Arial"/>
+                <w:sz w:val="20"/>
+                <w:szCs w:val="20"/>
+              </w:rPr>
+              <w:t xml:space="preserve">ir/ar </w:t>
+            </w:r>
+            <w:proofErr w:type="spellStart"/>
+            <w:r>
+              <w:rPr>
+                <w:rFonts w:ascii="Arial" w:hAnsi="Arial" w:cs="Arial"/>
+                <w:sz w:val="20"/>
+                <w:szCs w:val="20"/>
+              </w:rPr>
+              <w:t>Kvazisubtiekėjai</w:t>
+            </w:r>
+            <w:proofErr w:type="spellEnd"/>
+            <w:r>
+              <w:rPr>
+                <w:rFonts w:ascii="Arial" w:hAnsi="Arial" w:cs="Arial"/>
+                <w:sz w:val="20"/>
+                <w:szCs w:val="20"/>
+              </w:rPr>
+              <w:t xml:space="preserve"> tenkina jiems keliamus Kvalifikacijos </w:t>
             </w:r>
             <w:r>
               <w:rPr>
@@ -14997,7 +15364,16 @@
                 <w:sz w:val="20"/>
                 <w:szCs w:val="20"/>
               </w:rPr>
-              <w:t>Perkančiojo subjekto nustatytą pašalinimo pagrindą, Perkantysis subjektas turi pareikalauti per jo nustatytą terminą pakeisti tokį ūkio subjektą reikalavimus atitinkančiu ūkio subjektu arba pateikti BPS 9.</w:t>
+              <w:t xml:space="preserve">Perkančiojo subjekto </w:t>
+            </w:r>
+            <w:r>
+              <w:rPr>
+                <w:rFonts w:ascii="Arial" w:hAnsi="Arial" w:cs="Arial"/>
+                <w:sz w:val="20"/>
+                <w:szCs w:val="20"/>
+              </w:rPr>
+              <w:lastRenderedPageBreak/>
+              <w:t>nustatytą pašalinimo pagrindą, Perkantysis subjektas turi pareikalauti per jo nustatytą terminą pakeisti tokį ūkio subjektą reikalavimus atitinkančiu ūkio subjektu arba pateikti BPS 9.</w:t>
             </w:r>
             <w:r>
               <w:rPr>
@@ -15062,6 +15438,7 @@
                 <w:szCs w:val="20"/>
                 <w:lang w:val="en-US"/>
               </w:rPr>
+              <w:lastRenderedPageBreak/>
               <w:t>T</w:t>
             </w:r>
             <w:r>
@@ -15107,8 +15484,9 @@
                 <w:szCs w:val="20"/>
                 <w:lang w:val="en-US"/>
               </w:rPr>
-              <w:t xml:space="preserve">ntity shall check whether or not the economic entities whose capacities are relied on, </w:t>
-            </w:r>
+              <w:t xml:space="preserve">ntity shall check </w:t>
+            </w:r>
+            <w:proofErr w:type="gramStart"/>
             <w:r>
               <w:rPr>
                 <w:rFonts w:ascii="Arial" w:hAnsi="Arial" w:cs="Arial"/>
@@ -15116,6 +15494,25 @@
                 <w:szCs w:val="20"/>
                 <w:lang w:val="en-US"/>
               </w:rPr>
+              <w:t>whether or not</w:t>
+            </w:r>
+            <w:proofErr w:type="gramEnd"/>
+            <w:r>
+              <w:rPr>
+                <w:rFonts w:ascii="Arial" w:hAnsi="Arial" w:cs="Arial"/>
+                <w:sz w:val="20"/>
+                <w:szCs w:val="20"/>
+                <w:lang w:val="en-US"/>
+              </w:rPr>
+              <w:t xml:space="preserve"> the economic entities whose capacities are relied on, </w:t>
+            </w:r>
+            <w:r>
+              <w:rPr>
+                <w:rFonts w:ascii="Arial" w:hAnsi="Arial" w:cs="Arial"/>
+                <w:sz w:val="20"/>
+                <w:szCs w:val="20"/>
+                <w:lang w:val="en-US"/>
+              </w:rPr>
               <w:t>S</w:t>
             </w:r>
             <w:r>
@@ -15125,8 +15522,9 @@
                 <w:szCs w:val="20"/>
                 <w:lang w:val="en-US"/>
               </w:rPr>
-              <w:t xml:space="preserve">ub-supppliers </w:t>
-            </w:r>
+              <w:t>ub-</w:t>
+            </w:r>
+            <w:proofErr w:type="spellStart"/>
             <w:r>
               <w:rPr>
                 <w:rFonts w:ascii="Arial" w:hAnsi="Arial" w:cs="Arial"/>
@@ -15134,6 +15532,25 @@
                 <w:szCs w:val="20"/>
                 <w:lang w:val="en-US"/>
               </w:rPr>
+              <w:t>supppliers</w:t>
+            </w:r>
+            <w:proofErr w:type="spellEnd"/>
+            <w:r>
+              <w:rPr>
+                <w:rFonts w:ascii="Arial" w:hAnsi="Arial" w:cs="Arial"/>
+                <w:sz w:val="20"/>
+                <w:szCs w:val="20"/>
+                <w:lang w:val="en-US"/>
+              </w:rPr>
+              <w:t xml:space="preserve"> </w:t>
+            </w:r>
+            <w:r>
+              <w:rPr>
+                <w:rFonts w:ascii="Arial" w:hAnsi="Arial" w:cs="Arial"/>
+                <w:sz w:val="20"/>
+                <w:szCs w:val="20"/>
+                <w:lang w:val="en-US"/>
+              </w:rPr>
               <w:t xml:space="preserve">and/or the </w:t>
             </w:r>
             <w:r>
@@ -15314,7 +15731,7 @@
                 <w:szCs w:val="20"/>
                 <w:lang w:val="en-US"/>
               </w:rPr>
-              <w:t xml:space="preserve"> for the exclusion, the </w:t>
+              <w:t xml:space="preserve"> for the </w:t>
             </w:r>
             <w:r>
               <w:rPr>
@@ -15323,6 +15740,16 @@
                 <w:szCs w:val="20"/>
                 <w:lang w:val="en-US"/>
               </w:rPr>
+              <w:lastRenderedPageBreak/>
+              <w:t xml:space="preserve">exclusion, the </w:t>
+            </w:r>
+            <w:r>
+              <w:rPr>
+                <w:rFonts w:ascii="Arial" w:hAnsi="Arial" w:cs="Arial"/>
+                <w:sz w:val="20"/>
+                <w:szCs w:val="20"/>
+                <w:lang w:val="en-US"/>
+              </w:rPr>
               <w:t>Contracting E</w:t>
             </w:r>
             <w:r>
@@ -15361,6 +15788,7 @@
               </w:rPr>
               <w:t xml:space="preserve">would </w:t>
             </w:r>
+            <w:proofErr w:type="spellStart"/>
             <w:r>
               <w:rPr>
                 <w:rFonts w:ascii="Arial" w:hAnsi="Arial" w:cs="Arial"/>
@@ -15368,7 +15796,17 @@
                 <w:szCs w:val="20"/>
                 <w:lang w:val="en-US"/>
               </w:rPr>
-              <w:t xml:space="preserve">replaced by a compliant economic entity, or that the documents referred to in Clause </w:t>
+              <w:t>replaced</w:t>
+            </w:r>
+            <w:proofErr w:type="spellEnd"/>
+            <w:r>
+              <w:rPr>
+                <w:rFonts w:ascii="Arial" w:hAnsi="Arial" w:cs="Arial"/>
+                <w:sz w:val="20"/>
+                <w:szCs w:val="20"/>
+                <w:lang w:val="en-US"/>
+              </w:rPr>
+              <w:t xml:space="preserve"> by a compliant economic entity, or that the documents referred to in Clause </w:t>
             </w:r>
             <w:r>
               <w:rPr>
@@ -15437,6 +15875,7 @@
                 <w:sz w:val="20"/>
                 <w:szCs w:val="20"/>
               </w:rPr>
+              <w:lastRenderedPageBreak/>
               <w:t>6.11.</w:t>
             </w:r>
           </w:p>
@@ -15612,16 +16051,7 @@
                 <w:sz w:val="20"/>
                 <w:szCs w:val="20"/>
               </w:rPr>
-              <w:t xml:space="preserve"> turi pateikti jungtinės veiklos sutartį. Jungtinės veiklos sutartyje turi būti nurodyti kiekvienos šios sutarties šalies įsipareigojimai ir šių įsipareigojimų procentinė dalis vykdant numatomą sudaryti Sutartį. Jungtinės veiklos sutartis turi numatyti solidarią visų šios sutarties šalių atsakomybę už prievolių Perkančiajam subjektui pagal Sutartį nevykdymą. Taip pat jungtinės veiklos sutartyje turi būti nurodyti jos dalyvių įgaliojimai atstovauti Tiekėjų grupę bendraujant su Perkančiuoju subjektu Pirkimo procedūrų metu kylančiais klausimais (Pasiūlymų pateikimu, jų nagrinėjimu ar vertinimu, kitos su Pirkimo vykdymo klausimais susijusios informacijos teikimu). </w:t>
-            </w:r>
-            <w:r>
-              <w:rPr>
-                <w:rFonts w:ascii="Arial" w:hAnsi="Arial" w:cs="Arial"/>
-                <w:sz w:val="20"/>
-                <w:szCs w:val="20"/>
-              </w:rPr>
-              <w:lastRenderedPageBreak/>
-              <w:t>Jungtinės veiklos sutartyje turi būti nurodomas partneris, kuris automatiškai tampa pagrindiniu partneriu, kai pagrindinis jungtinės veiklos sutartyje nurodytas partneris susiduria su finansinėmis problemomis ir tampa nepajėgus vykdyti Sutartį. Iškilus aukščiau nurodytoms aplinkybėms, tas partneris, kuris automatiškai tapo pagrindiniu, privalės įvykdyti pagrindinio partnerio įsipareigojimus ir už juos gaus mokėjimus iš Perkančiojo subjekto.</w:t>
+              <w:t xml:space="preserve"> turi pateikti jungtinės veiklos sutartį. Jungtinės veiklos sutartyje turi būti nurodyti kiekvienos šios sutarties šalies įsipareigojimai ir šių įsipareigojimų procentinė dalis vykdant numatomą sudaryti Sutartį. Jungtinės veiklos sutartis turi numatyti solidarią visų šios sutarties šalių atsakomybę už prievolių Perkančiajam subjektui pagal Sutartį nevykdymą. Taip pat jungtinės veiklos sutartyje turi būti nurodyti jos dalyvių įgaliojimai atstovauti Tiekėjų grupę bendraujant su Perkančiuoju subjektu Pirkimo procedūrų metu kylančiais klausimais (Pasiūlymų pateikimu, jų nagrinėjimu ar vertinimu, kitos su Pirkimo vykdymo klausimais susijusios informacijos teikimu). Jungtinės veiklos sutartyje turi būti nurodomas partneris, kuris automatiškai tampa pagrindiniu partneriu, kai pagrindinis jungtinės veiklos sutartyje nurodytas partneris susiduria su finansinėmis problemomis ir tampa nepajėgus vykdyti Sutartį. Iškilus aukščiau nurodytoms aplinkybėms, tas partneris, kuris automatiškai tapo pagrindiniu, privalės įvykdyti pagrindinio partnerio įsipareigojimus ir už juos gaus mokėjimus iš Perkančiojo subjekto.</w:t>
             </w:r>
           </w:p>
         </w:tc>
@@ -15654,9 +16084,9 @@
                 <w:szCs w:val="20"/>
                 <w:lang w:val="en-US"/>
               </w:rPr>
-              <w:lastRenderedPageBreak/>
-              <w:t xml:space="preserve">If a group of Suppliers united on the basis of a joint activity participates in the Procurement </w:t>
-            </w:r>
+              <w:t xml:space="preserve">If a group of Suppliers united </w:t>
+            </w:r>
+            <w:proofErr w:type="gramStart"/>
             <w:r>
               <w:rPr>
                 <w:rFonts w:ascii="Arial" w:hAnsi="Arial" w:cs="Arial"/>
@@ -15664,6 +16094,25 @@
                 <w:szCs w:val="20"/>
                 <w:lang w:val="en-US"/>
               </w:rPr>
+              <w:t>on the basis of</w:t>
+            </w:r>
+            <w:proofErr w:type="gramEnd"/>
+            <w:r>
+              <w:rPr>
+                <w:rFonts w:ascii="Arial" w:hAnsi="Arial" w:cs="Arial"/>
+                <w:sz w:val="20"/>
+                <w:szCs w:val="20"/>
+                <w:lang w:val="en-US"/>
+              </w:rPr>
+              <w:t xml:space="preserve"> a joint activity participates in the Procurement </w:t>
+            </w:r>
+            <w:r>
+              <w:rPr>
+                <w:rFonts w:ascii="Arial" w:hAnsi="Arial" w:cs="Arial"/>
+                <w:sz w:val="20"/>
+                <w:szCs w:val="20"/>
+                <w:lang w:val="en-US"/>
+              </w:rPr>
               <w:t>p</w:t>
             </w:r>
             <w:r>
@@ -15835,17 +16284,7 @@
                 <w:szCs w:val="20"/>
                 <w:lang w:val="en-US"/>
               </w:rPr>
-              <w:t xml:space="preserve">rocurement execution issues). The joint activity agreement must specify the </w:t>
-            </w:r>
-            <w:r>
-              <w:rPr>
-                <w:rFonts w:ascii="Arial" w:hAnsi="Arial" w:cs="Arial"/>
-                <w:sz w:val="20"/>
-                <w:szCs w:val="20"/>
-                <w:lang w:val="en-US"/>
-              </w:rPr>
-              <w:lastRenderedPageBreak/>
-              <w:t xml:space="preserve">partner who automatically becomes the lead partner when the lead partner specified in the joint activity agreement encounters financial problems and becomes unable to perform the agreement. In the face of the circumstances as described above the partner that automatically becomes the lead partner shall carry out the obligations of the lead partner and will receive the </w:t>
+              <w:t xml:space="preserve">rocurement execution issues). The joint activity agreement must specify the partner who automatically becomes the lead partner when the lead partner specified in the joint activity agreement encounters financial problems and becomes unable to perform the agreement. In the face of the circumstances as described above the partner that automatically becomes the lead partner shall carry out the obligations of the lead partner and will receive the </w:t>
             </w:r>
             <w:r>
               <w:rPr>
@@ -15905,7 +16344,6 @@
                 <w:sz w:val="20"/>
                 <w:szCs w:val="20"/>
               </w:rPr>
-              <w:lastRenderedPageBreak/>
               <w:t>6.13.</w:t>
             </w:r>
           </w:p>
@@ -15986,8 +16424,9 @@
                 <w:szCs w:val="20"/>
                 <w:lang w:val="en-US"/>
               </w:rPr>
-              <w:t xml:space="preserve">ntity does not require </w:t>
-            </w:r>
+              <w:t xml:space="preserve">ntity does not </w:t>
+            </w:r>
+            <w:proofErr w:type="gramStart"/>
             <w:r>
               <w:rPr>
                 <w:rFonts w:ascii="Arial" w:hAnsi="Arial" w:cs="Arial"/>
@@ -15995,7 +16434,26 @@
                 <w:szCs w:val="20"/>
                 <w:lang w:val="en-US"/>
               </w:rPr>
-              <w:t xml:space="preserve">of </w:t>
+              <w:t xml:space="preserve">require </w:t>
+            </w:r>
+            <w:r>
+              <w:rPr>
+                <w:rFonts w:ascii="Arial" w:hAnsi="Arial" w:cs="Arial"/>
+                <w:sz w:val="20"/>
+                <w:szCs w:val="20"/>
+                <w:lang w:val="en-US"/>
+              </w:rPr>
+              <w:t>of</w:t>
+            </w:r>
+            <w:proofErr w:type="gramEnd"/>
+            <w:r>
+              <w:rPr>
+                <w:rFonts w:ascii="Arial" w:hAnsi="Arial" w:cs="Arial"/>
+                <w:sz w:val="20"/>
+                <w:szCs w:val="20"/>
+                <w:lang w:val="en-US"/>
+              </w:rPr>
+              <w:t xml:space="preserve"> </w:t>
             </w:r>
             <w:r>
               <w:rPr>
@@ -16160,7 +16618,62 @@
                 <w:sz w:val="20"/>
                 <w:szCs w:val="20"/>
               </w:rPr>
-              <w:t>Jeigu Tiekėjas ir/ar Ūkio subjektai, kurių pajėgumais remiamasi, ir/ar Kvazisubtiekėjas negali pateikti pašalinimo pagrindų nebuvimo ir (ar) kvalifikacijos atitiktį patvirtinančių dokumentų, nes atitinkamoje šalyje tokie dokumentai neišduodami arba toje šalyje išduodami dokumentai neapima visų keliamų klausimų, jie gali būti pakeisti priesaikos deklaracija arba šalyse, kuriose ji netaikoma, oficialia Tiekėjo (Ūkio subjektų, kurių pajėgumais remiamasi, ir/ar Kvazisubtiekėjo) deklaracija, kuri turi būti patvirtinta valstybės narės ar Tiekėjo (Ūkio subjektų, kurių pajėgumais remiamasi, ir/ar Kvazisubtiekėjo) kilmės šalies arba šalies, kurioje jis registruotas, kompetentingos teisinės ar administracinės institucijos, notaro arba kompetentingos profesinės ar prekybos organizacijos.</w:t>
+              <w:t xml:space="preserve">Jeigu Tiekėjas ir/ar Ūkio subjektai, kurių pajėgumais remiamasi, ir/ar </w:t>
+            </w:r>
+            <w:proofErr w:type="spellStart"/>
+            <w:r>
+              <w:rPr>
+                <w:rFonts w:ascii="Arial" w:hAnsi="Arial" w:cs="Arial"/>
+                <w:sz w:val="20"/>
+                <w:szCs w:val="20"/>
+              </w:rPr>
+              <w:t>Kvazisubtiekėjas</w:t>
+            </w:r>
+            <w:proofErr w:type="spellEnd"/>
+            <w:r>
+              <w:rPr>
+                <w:rFonts w:ascii="Arial" w:hAnsi="Arial" w:cs="Arial"/>
+                <w:sz w:val="20"/>
+                <w:szCs w:val="20"/>
+              </w:rPr>
+              <w:t xml:space="preserve"> negali pateikti pašalinimo pagrindų nebuvimo ir (ar) kvalifikacijos atitiktį patvirtinančių dokumentų, nes atitinkamoje šalyje tokie dokumentai neišduodami arba toje šalyje išduodami dokumentai neapima visų keliamų klausimų, jie gali būti pakeisti priesaikos deklaracija arba šalyse, kuriose ji netaikoma, oficialia Tiekėjo (Ūkio subjektų, kurių pajėgumais remiamasi, ir/ar </w:t>
+            </w:r>
+            <w:proofErr w:type="spellStart"/>
+            <w:r>
+              <w:rPr>
+                <w:rFonts w:ascii="Arial" w:hAnsi="Arial" w:cs="Arial"/>
+                <w:sz w:val="20"/>
+                <w:szCs w:val="20"/>
+              </w:rPr>
+              <w:lastRenderedPageBreak/>
+              <w:t>Kvazisubtiekėjo</w:t>
+            </w:r>
+            <w:proofErr w:type="spellEnd"/>
+            <w:r>
+              <w:rPr>
+                <w:rFonts w:ascii="Arial" w:hAnsi="Arial" w:cs="Arial"/>
+                <w:sz w:val="20"/>
+                <w:szCs w:val="20"/>
+              </w:rPr>
+              <w:t xml:space="preserve">) deklaracija, kuri turi būti patvirtinta valstybės narės ar Tiekėjo (Ūkio subjektų, kurių pajėgumais remiamasi, ir/ar </w:t>
+            </w:r>
+            <w:proofErr w:type="spellStart"/>
+            <w:r>
+              <w:rPr>
+                <w:rFonts w:ascii="Arial" w:hAnsi="Arial" w:cs="Arial"/>
+                <w:sz w:val="20"/>
+                <w:szCs w:val="20"/>
+              </w:rPr>
+              <w:t>Kvazisubtiekėjo</w:t>
+            </w:r>
+            <w:proofErr w:type="spellEnd"/>
+            <w:r>
+              <w:rPr>
+                <w:rFonts w:ascii="Arial" w:hAnsi="Arial" w:cs="Arial"/>
+                <w:sz w:val="20"/>
+                <w:szCs w:val="20"/>
+              </w:rPr>
+              <w:t>) kilmės šalies arba šalies, kurioje jis registruotas, kompetentingos teisinės ar administracinės institucijos, notaro arba kompetentingos profesinės ar prekybos organizacijos.</w:t>
             </w:r>
           </w:p>
         </w:tc>
@@ -16193,6 +16706,7 @@
                 <w:szCs w:val="20"/>
                 <w:lang w:val="en-US"/>
               </w:rPr>
+              <w:lastRenderedPageBreak/>
               <w:t xml:space="preserve">If the Supplier and/or the economic entity whose capacities are relied on and or the </w:t>
             </w:r>
             <w:r>
@@ -16328,7 +16842,17 @@
                 <w:szCs w:val="20"/>
                 <w:lang w:val="en-US"/>
               </w:rPr>
-              <w:t>Quasi-Sub-supplier</w:t>
+              <w:t>Quasi-</w:t>
+            </w:r>
+            <w:r>
+              <w:rPr>
+                <w:rFonts w:ascii="Arial" w:hAnsi="Arial" w:cs="Arial"/>
+                <w:sz w:val="20"/>
+                <w:szCs w:val="20"/>
+                <w:lang w:val="en-US"/>
+              </w:rPr>
+              <w:lastRenderedPageBreak/>
+              <w:t>Sub-supplier</w:t>
             </w:r>
             <w:r>
               <w:rPr>
@@ -16397,6 +16921,7 @@
                 <w:sz w:val="20"/>
                 <w:szCs w:val="20"/>
               </w:rPr>
+              <w:lastRenderedPageBreak/>
               <w:t>6.15.</w:t>
             </w:r>
           </w:p>
@@ -16740,8 +17265,18 @@
                 <w:sz w:val="20"/>
                 <w:szCs w:val="20"/>
               </w:rPr>
-              <w:t>Pirkimo dokumentuose nurodytą reikalaujamą kvalifikaciją Tiekėjai, Ūkio subjektai, kurių pajėgumais remiamasi, Kvazisubtiekėjai</w:t>
-            </w:r>
+              <w:t xml:space="preserve">Pirkimo dokumentuose nurodytą reikalaujamą kvalifikaciją Tiekėjai, Ūkio subjektai, kurių pajėgumais remiamasi, </w:t>
+            </w:r>
+            <w:proofErr w:type="spellStart"/>
+            <w:r>
+              <w:rPr>
+                <w:rFonts w:ascii="Arial" w:hAnsi="Arial" w:cs="Arial"/>
+                <w:sz w:val="20"/>
+                <w:szCs w:val="20"/>
+              </w:rPr>
+              <w:t>Kvazisubtiekėjai</w:t>
+            </w:r>
+            <w:proofErr w:type="spellEnd"/>
             <w:r>
               <w:rPr>
                 <w:rFonts w:ascii="Arial" w:hAnsi="Arial" w:cs="Arial"/>
@@ -16772,16 +17307,79 @@
                 <w:sz w:val="20"/>
                 <w:szCs w:val="20"/>
               </w:rPr>
-              <w:t xml:space="preserve"> pateikimo termino pabaigos. Iš Tiekėjų, Ūkio subjektų, kurių pajėgumais remiamasi, Kvazisubtiekėjų registruotų Europos Sąjungos valstybėje narėje, Europos ekonominės erdvės valstybėje narėje, Šveicarijos </w:t>
-            </w:r>
-            <w:r>
-              <w:rPr>
-                <w:rFonts w:ascii="Arial" w:hAnsi="Arial" w:cs="Arial"/>
-                <w:sz w:val="20"/>
-                <w:szCs w:val="20"/>
-              </w:rPr>
-              <w:lastRenderedPageBreak/>
-              <w:t>Konfederacijoje arba trečiojoje šalyje, priimami Tiekėjo, Ūkio subjekto, kurio pajėgumais remiamasi, Kvazisubtiekėjo kilmės šalies kompetentingų institucijų išduoti dokumentai, tačiau toks užsienio šalies Tiekėjas, Ūkio subjektas, kurio pajėgumais remiamasi, Kvazisubtiekėjas turi pareigą, per protingą laiką, kreiptis į atitinkamą Lietuvos Respublikos instituciją dėl teisės pripažinimo dokumento išdavimo. Užsienio Tiekėjo, Ūkio subjekto, kurio pajėgumais remiamasi, Kvazisubtiekėjo turimos kvalifikacijos patvirtinimo dokumentai Lietuvoje gali būti išduoti ir po galutinės Pasiūlymų pateikimo datos</w:t>
+              <w:t xml:space="preserve"> pateikimo termino pabaigos. Iš Tiekėjų, Ūkio subjektų, kurių pajėgumais remiamasi, </w:t>
+            </w:r>
+            <w:proofErr w:type="spellStart"/>
+            <w:r>
+              <w:rPr>
+                <w:rFonts w:ascii="Arial" w:hAnsi="Arial" w:cs="Arial"/>
+                <w:sz w:val="20"/>
+                <w:szCs w:val="20"/>
+              </w:rPr>
+              <w:t>Kvazisubtiekėjų</w:t>
+            </w:r>
+            <w:proofErr w:type="spellEnd"/>
+            <w:r>
+              <w:rPr>
+                <w:rFonts w:ascii="Arial" w:hAnsi="Arial" w:cs="Arial"/>
+                <w:sz w:val="20"/>
+                <w:szCs w:val="20"/>
+              </w:rPr>
+              <w:t xml:space="preserve"> registruotų Europos Sąjungos valstybėje narėje, Europos ekonominės erdvės valstybėje narėje, Šveicarijos Konfederacijoje arba trečiojoje šalyje, priimami Tiekėjo, Ūkio subjekto, kurio pajėgumais remiamasi, </w:t>
+            </w:r>
+            <w:proofErr w:type="spellStart"/>
+            <w:r>
+              <w:rPr>
+                <w:rFonts w:ascii="Arial" w:hAnsi="Arial" w:cs="Arial"/>
+                <w:sz w:val="20"/>
+                <w:szCs w:val="20"/>
+              </w:rPr>
+              <w:t>Kvazisubtiekėjo</w:t>
+            </w:r>
+            <w:proofErr w:type="spellEnd"/>
+            <w:r>
+              <w:rPr>
+                <w:rFonts w:ascii="Arial" w:hAnsi="Arial" w:cs="Arial"/>
+                <w:sz w:val="20"/>
+                <w:szCs w:val="20"/>
+              </w:rPr>
+              <w:t xml:space="preserve"> kilmės šalies kompetentingų institucijų išduoti dokumentai, tačiau toks užsienio šalies Tiekėjas, Ūkio subjektas, kurio pajėgumais remiamasi, </w:t>
+            </w:r>
+            <w:proofErr w:type="spellStart"/>
+            <w:r>
+              <w:rPr>
+                <w:rFonts w:ascii="Arial" w:hAnsi="Arial" w:cs="Arial"/>
+                <w:sz w:val="20"/>
+                <w:szCs w:val="20"/>
+              </w:rPr>
+              <w:t>Kvazisubtiekėjas</w:t>
+            </w:r>
+            <w:proofErr w:type="spellEnd"/>
+            <w:r>
+              <w:rPr>
+                <w:rFonts w:ascii="Arial" w:hAnsi="Arial" w:cs="Arial"/>
+                <w:sz w:val="20"/>
+                <w:szCs w:val="20"/>
+              </w:rPr>
+              <w:t xml:space="preserve"> turi pareigą, per protingą laiką, kreiptis į atitinkamą Lietuvos Respublikos instituciją dėl teisės pripažinimo dokumento išdavimo. Užsienio Tiekėjo, Ūkio subjekto, kurio pajėgumais remiamasi, </w:t>
+            </w:r>
+            <w:proofErr w:type="spellStart"/>
+            <w:r>
+              <w:rPr>
+                <w:rFonts w:ascii="Arial" w:hAnsi="Arial" w:cs="Arial"/>
+                <w:sz w:val="20"/>
+                <w:szCs w:val="20"/>
+              </w:rPr>
+              <w:t>Kvazisubtiekėjo</w:t>
+            </w:r>
+            <w:proofErr w:type="spellEnd"/>
+            <w:r>
+              <w:rPr>
+                <w:rFonts w:ascii="Arial" w:hAnsi="Arial" w:cs="Arial"/>
+                <w:sz w:val="20"/>
+                <w:szCs w:val="20"/>
+              </w:rPr>
+              <w:t xml:space="preserve"> turimos kvalifikacijos patvirtinimo dokumentai Lietuvoje gali būti išduoti ir po galutinės Pasiūlymų pateikimo datos</w:t>
             </w:r>
             <w:r>
               <w:rPr>
@@ -16848,9 +17446,9 @@
                 <w:szCs w:val="20"/>
                 <w:lang w:val="en-US"/>
               </w:rPr>
-              <w:lastRenderedPageBreak/>
-              <w:t xml:space="preserve">The qualification as required for the Suppliers, the economic entities on whose capacities the Supplier relies on, also for the </w:t>
-            </w:r>
+              <w:t xml:space="preserve">The </w:t>
+            </w:r>
+            <w:proofErr w:type="gramStart"/>
             <w:r>
               <w:rPr>
                 <w:rFonts w:ascii="Arial" w:hAnsi="Arial" w:cs="Arial"/>
@@ -16858,8 +17456,9 @@
                 <w:szCs w:val="20"/>
                 <w:lang w:val="en-US"/>
               </w:rPr>
-              <w:t>Quasi-Sub-supplier</w:t>
-            </w:r>
+              <w:t>qualification as</w:t>
+            </w:r>
+            <w:proofErr w:type="gramEnd"/>
             <w:r>
               <w:rPr>
                 <w:rFonts w:ascii="Arial" w:hAnsi="Arial" w:cs="Arial"/>
@@ -16867,7 +17466,7 @@
                 <w:szCs w:val="20"/>
                 <w:lang w:val="en-US"/>
               </w:rPr>
-              <w:t xml:space="preserve">s shall have been acquired before the end of the </w:t>
+              <w:t xml:space="preserve"> required for the Suppliers, the economic entities on whose capacities the Supplier relies on, also for the </w:t>
             </w:r>
             <w:r>
               <w:rPr>
@@ -16876,6 +17475,44 @@
                 <w:szCs w:val="20"/>
                 <w:lang w:val="en-US"/>
               </w:rPr>
+              <w:t>Quasi-Sub-</w:t>
+            </w:r>
+            <w:proofErr w:type="gramStart"/>
+            <w:r>
+              <w:rPr>
+                <w:rFonts w:ascii="Arial" w:hAnsi="Arial" w:cs="Arial"/>
+                <w:sz w:val="20"/>
+                <w:szCs w:val="20"/>
+                <w:lang w:val="en-US"/>
+              </w:rPr>
+              <w:t>supplier</w:t>
+            </w:r>
+            <w:r>
+              <w:rPr>
+                <w:rFonts w:ascii="Arial" w:hAnsi="Arial" w:cs="Arial"/>
+                <w:sz w:val="20"/>
+                <w:szCs w:val="20"/>
+                <w:lang w:val="en-US"/>
+              </w:rPr>
+              <w:t>s</w:t>
+            </w:r>
+            <w:proofErr w:type="gramEnd"/>
+            <w:r>
+              <w:rPr>
+                <w:rFonts w:ascii="Arial" w:hAnsi="Arial" w:cs="Arial"/>
+                <w:sz w:val="20"/>
+                <w:szCs w:val="20"/>
+                <w:lang w:val="en-US"/>
+              </w:rPr>
+              <w:t xml:space="preserve"> shall have been acquired before the end of the </w:t>
+            </w:r>
+            <w:r>
+              <w:rPr>
+                <w:rFonts w:ascii="Arial" w:hAnsi="Arial" w:cs="Arial"/>
+                <w:sz w:val="20"/>
+                <w:szCs w:val="20"/>
+                <w:lang w:val="en-US"/>
+              </w:rPr>
               <w:t>Tender</w:t>
             </w:r>
             <w:r>
@@ -16939,17 +17576,7 @@
                 <w:szCs w:val="20"/>
                 <w:lang w:val="en-US"/>
               </w:rPr>
-              <w:t xml:space="preserve">ub-suppliers registered in a Member State of the </w:t>
-            </w:r>
-            <w:r>
-              <w:rPr>
-                <w:rFonts w:ascii="Arial" w:hAnsi="Arial" w:cs="Arial"/>
-                <w:sz w:val="20"/>
-                <w:szCs w:val="20"/>
-                <w:lang w:val="en-US"/>
-              </w:rPr>
-              <w:lastRenderedPageBreak/>
-              <w:t>European Union, a Member State of the European Economic Area, the Swiss Confederation or a third country shall be accepted, however,</w:t>
+              <w:t>ub-suppliers registered in a Member State of the European Union, a Member State of the European Economic Area, the Swiss Confederation or a third country shall be accepted, however,</w:t>
             </w:r>
             <w:r>
               <w:rPr>
@@ -17722,17 +18349,7 @@
                 <w:sz w:val="20"/>
                 <w:szCs w:val="20"/>
               </w:rPr>
-              <w:t xml:space="preserve">Jeigu Perkantysis numato Pasiūlymus vertinti pagal kainos ar sąnaudų ir kokybės santykį ir Perkančiojo subjekto pasirinktos vertinti Pasiūlymo techninės charakteristikos nėra kiekybiškai vertinamos, Pirkimo sąlygose nurodoma, kad Tiekėjai Pasiūlymą pateikia dvejomis dalimis (dvejose elektroninių Pasiūlymų dėžutėse arba dviejuose vokuose), kurių vienoje būtų pateikta kaina arba sąnaudos, kitoje – likęs Pasiūlymas (techniniai Pasiūlymo duomenys, kita informacija ir dokumentai). Perkantysis subjektas užtikrina, kad su Pasiūlymo dalimi, kurioje pateikta kaina arba sąnaudos, galėtų susipažinti tik po to, kai bus įvertinta Pasiūlymo dalis, kurioje pateikti techniniai Pasiūlymo duomenys, kita </w:t>
-            </w:r>
-            <w:r>
-              <w:rPr>
-                <w:rFonts w:ascii="Arial" w:hAnsi="Arial" w:cs="Arial"/>
-                <w:iCs/>
-                <w:sz w:val="20"/>
-                <w:szCs w:val="20"/>
-              </w:rPr>
-              <w:lastRenderedPageBreak/>
-              <w:t>informacija ir dokumentai. Jeigu Pasiūlymo techninės charakteristikos yra kiekybiškai vertinamos, Tiekėjai Pasiūlymą teikia vienoje elektroninių Pasiūlymų dėžutėje.</w:t>
+              <w:t>Jeigu Perkantysis numato Pasiūlymus vertinti pagal kainos ar sąnaudų ir kokybės santykį ir Perkančiojo subjekto pasirinktos vertinti Pasiūlymo techninės charakteristikos nėra kiekybiškai vertinamos, Pirkimo sąlygose nurodoma, kad Tiekėjai Pasiūlymą pateikia dvejomis dalimis (dvejose elektroninių Pasiūlymų dėžutėse arba dviejuose vokuose), kurių vienoje būtų pateikta kaina arba sąnaudos, kitoje – likęs Pasiūlymas (techniniai Pasiūlymo duomenys, kita informacija ir dokumentai). Perkantysis subjektas užtikrina, kad su Pasiūlymo dalimi, kurioje pateikta kaina arba sąnaudos, galėtų susipažinti tik po to, kai bus įvertinta Pasiūlymo dalis, kurioje pateikti techniniai Pasiūlymo duomenys, kita informacija ir dokumentai. Jeigu Pasiūlymo techninės charakteristikos yra kiekybiškai vertinamos, Tiekėjai Pasiūlymą teikia vienoje elektroninių Pasiūlymų dėžutėje.</w:t>
             </w:r>
           </w:p>
         </w:tc>
@@ -17768,7 +18385,6 @@
                 <w:szCs w:val="20"/>
                 <w:lang w:val="en-GB"/>
               </w:rPr>
-              <w:lastRenderedPageBreak/>
               <w:t xml:space="preserve">In case the Contracting Entity envisaged to assess the Tenders in accordance with the ratio between the price or costs and quality and the technical characteristics of the Tender selected by the Contracting Entity for assessment are not to be evaluated in quantitative manner, the Procurement </w:t>
             </w:r>
             <w:r>
@@ -18056,7 +18672,17 @@
                 <w:sz w:val="20"/>
                 <w:szCs w:val="20"/>
               </w:rPr>
-              <w:t>Jeigu Tiekėjas, kurio Pasiūlymas gali būti pripažintas laimėjusiu, Perkančiojo subjekto prašymu pateikė visus dokumentus, įrodančius Tiekėjo atitikimą EBVPD nurodytai informacijai, kitų Tiekėjų dokumentai, įrodantys tų Tiekėjų atitikimą EBVPD nurodytai informacijai, nėra tikrinami;</w:t>
+              <w:t xml:space="preserve">Jeigu Tiekėjas, kurio Pasiūlymas gali būti pripažintas laimėjusiu, </w:t>
+            </w:r>
+            <w:r>
+              <w:rPr>
+                <w:rFonts w:ascii="Arial" w:hAnsi="Arial" w:cs="Arial"/>
+                <w:iCs/>
+                <w:sz w:val="20"/>
+                <w:szCs w:val="20"/>
+              </w:rPr>
+              <w:lastRenderedPageBreak/>
+              <w:t>Perkančiojo subjekto prašymu pateikė visus dokumentus, įrodančius Tiekėjo atitikimą EBVPD nurodytai informacijai, kitų Tiekėjų dokumentai, įrodantys tų Tiekėjų atitikimą EBVPD nurodytai informacijai, nėra tikrinami;</w:t>
             </w:r>
           </w:p>
         </w:tc>
@@ -18094,7 +18720,8 @@
                 <w:szCs w:val="20"/>
                 <w:lang w:val="en-GB"/>
               </w:rPr>
-              <w:t>In case the Supplier, the Tender of which was acknowledged the winning Tender, under the request of the Contracting Entity provided all the documents proving the compliance of the Supplier with the information provided under ESPD, the documents of other Suppliers, proving the compliance of the respectful Suppliers with the information provided under ESPD, shall not be verified</w:t>
+              <w:lastRenderedPageBreak/>
+              <w:t xml:space="preserve">In case the Supplier, the Tender of which was acknowledged the winning </w:t>
             </w:r>
             <w:r>
               <w:rPr>
@@ -18105,6 +18732,18 @@
                 <w:szCs w:val="20"/>
                 <w:lang w:val="en-GB"/>
               </w:rPr>
+              <w:lastRenderedPageBreak/>
+              <w:t>Tender, under the request of the Contracting Entity provided all the documents proving the compliance of the Supplier with the information provided under ESPD, the documents of other Suppliers, proving the compliance of the respectful Suppliers with the information provided under ESPD, shall not be verified</w:t>
+            </w:r>
+            <w:r>
+              <w:rPr>
+                <w:rFonts w:ascii="Arial" w:hAnsi="Arial" w:cs="Arial"/>
+                <w:iCs/>
+                <w:color w:val="000000" w:themeColor="text1"/>
+                <w:sz w:val="20"/>
+                <w:szCs w:val="20"/>
+                <w:lang w:val="en-GB"/>
+              </w:rPr>
               <w:t>;</w:t>
             </w:r>
           </w:p>
@@ -18131,6 +18770,7 @@
                 <w:sz w:val="20"/>
                 <w:szCs w:val="20"/>
               </w:rPr>
+              <w:lastRenderedPageBreak/>
               <w:t>7.4.1.2.</w:t>
             </w:r>
           </w:p>
@@ -18405,17 +19045,7 @@
                 <w:szCs w:val="20"/>
                 <w:lang w:eastAsia="lt-LT"/>
               </w:rPr>
-              <w:t xml:space="preserve">Alternatyvių Pasiūlymų pateikti neleidžiama, išskyrus kai SPS nurodyta kitaip. Alternatyviu Pasiūlymu taip pat laikomas jungtinės veiklos sutarties pagrindu pateiktas bendras Pasiūlymas su kitu ūkio subjektu. Alternatyviu pasiūlymu nebus traktuojamas Tiekėjo dalyvavimas Ūkio subjekto, kurio pajėgumais remiamasi, arba </w:t>
-            </w:r>
-            <w:r>
-              <w:rPr>
-                <w:rFonts w:ascii="Arial" w:hAnsi="Arial" w:cs="Arial"/>
-                <w:sz w:val="20"/>
-                <w:szCs w:val="20"/>
-                <w:lang w:eastAsia="lt-LT"/>
-              </w:rPr>
-              <w:lastRenderedPageBreak/>
-              <w:t>Subtiekėjo pagrindais keliuose Pasiūlymuose (jeigu SPS nenurodyta kitaip).</w:t>
+              <w:t>Alternatyvių Pasiūlymų pateikti neleidžiama, išskyrus kai SPS nurodyta kitaip. Alternatyviu Pasiūlymu taip pat laikomas jungtinės veiklos sutarties pagrindu pateiktas bendras Pasiūlymas su kitu ūkio subjektu. Alternatyviu pasiūlymu nebus traktuojamas Tiekėjo dalyvavimas Ūkio subjekto, kurio pajėgumais remiamasi, arba Subtiekėjo pagrindais keliuose Pasiūlymuose (jeigu SPS nenurodyta kitaip).</w:t>
             </w:r>
           </w:p>
         </w:tc>
@@ -18450,9 +19080,9 @@
                 <w:szCs w:val="20"/>
                 <w:lang w:val="en-GB" w:eastAsia="lt-LT"/>
               </w:rPr>
-              <w:lastRenderedPageBreak/>
-              <w:t xml:space="preserve">Alternative Tenders are not permitted unless otherwise specified in the SPC. A joint tender submitted on the basis of a joint activity agreement with another economic operator is also considered an alternative Tender. The Supplier's participation as an economic operator whose capacity is relied on or on the basis of a Sub-supplier in several tenders (unless otherwise specified in the SPC) will </w:t>
-            </w:r>
+              <w:t xml:space="preserve">Alternative Tenders are not permitted unless otherwise specified in the SPC. A joint tender submitted </w:t>
+            </w:r>
+            <w:proofErr w:type="gramStart"/>
             <w:r>
               <w:rPr>
                 <w:rFonts w:ascii="Arial" w:hAnsi="Arial" w:cs="Arial"/>
@@ -18460,8 +19090,37 @@
                 <w:szCs w:val="20"/>
                 <w:lang w:val="en-GB" w:eastAsia="lt-LT"/>
               </w:rPr>
-              <w:lastRenderedPageBreak/>
-              <w:t>not be treated as an alternative Tender.</w:t>
+              <w:t>on the basis of</w:t>
+            </w:r>
+            <w:proofErr w:type="gramEnd"/>
+            <w:r>
+              <w:rPr>
+                <w:rFonts w:ascii="Arial" w:hAnsi="Arial" w:cs="Arial"/>
+                <w:sz w:val="20"/>
+                <w:szCs w:val="20"/>
+                <w:lang w:val="en-GB" w:eastAsia="lt-LT"/>
+              </w:rPr>
+              <w:t xml:space="preserve"> a joint activity agreement with another economic operator is also considered an alternative Tender. The Supplier's participation as an economic operator whose capacity is relied on or </w:t>
+            </w:r>
+            <w:proofErr w:type="gramStart"/>
+            <w:r>
+              <w:rPr>
+                <w:rFonts w:ascii="Arial" w:hAnsi="Arial" w:cs="Arial"/>
+                <w:sz w:val="20"/>
+                <w:szCs w:val="20"/>
+                <w:lang w:val="en-GB" w:eastAsia="lt-LT"/>
+              </w:rPr>
+              <w:t>on the basis of</w:t>
+            </w:r>
+            <w:proofErr w:type="gramEnd"/>
+            <w:r>
+              <w:rPr>
+                <w:rFonts w:ascii="Arial" w:hAnsi="Arial" w:cs="Arial"/>
+                <w:sz w:val="20"/>
+                <w:szCs w:val="20"/>
+                <w:lang w:val="en-GB" w:eastAsia="lt-LT"/>
+              </w:rPr>
+              <w:t xml:space="preserve"> a Sub-supplier in several tenders (unless otherwise specified in the SPC) will not be treated as an alternative Tender.</w:t>
             </w:r>
           </w:p>
         </w:tc>
@@ -18487,7 +19146,6 @@
                 <w:sz w:val="20"/>
                 <w:szCs w:val="20"/>
               </w:rPr>
-              <w:lastRenderedPageBreak/>
               <w:t>7.7.</w:t>
             </w:r>
           </w:p>
@@ -18540,7 +19198,17 @@
                 <w:sz w:val="20"/>
                 <w:szCs w:val="20"/>
               </w:rPr>
-              <w:t xml:space="preserve"> darbo dienos, privalės nurodyti Pasiūlymo konfidencialią informaciją užpildant  SPS priedą „Konfidenciali informacija“ ir pateikti šios informacijos konfidencialumą patvirtinančius dokumentus.  PĮ 32 straipsnio 2 dalyje nurodyta informacija negali būti laikoma konfidencialia informacija. Jeigu per Perkančiojo subjekto nustatytą terminą Tiekėjas nepateikia užpildyto SPS priedo „Konfidenciali informacija“, laikoma, kad konfidencialios informacijos nėra, išskyrus informaciją, kurios atskleidimas negalimas pagal Asmens duomenų teisinės apsaugos įstatymą.</w:t>
+              <w:t xml:space="preserve"> darbo dienos, privalės nurodyti Pasiūlymo konfidencialią informaciją užpildant  SPS priedą „Konfidenciali informacija“ ir pateikti šios informacijos konfidencialumą patvirtinančius dokumentus.  PĮ 32 straipsnio 2 dalyje nurodyta informacija negali </w:t>
+            </w:r>
+            <w:r>
+              <w:rPr>
+                <w:rFonts w:ascii="Arial" w:hAnsi="Arial" w:cs="Arial"/>
+                <w:iCs/>
+                <w:sz w:val="20"/>
+                <w:szCs w:val="20"/>
+              </w:rPr>
+              <w:lastRenderedPageBreak/>
+              <w:t>būti laikoma konfidencialia informacija. Jeigu per Perkančiojo subjekto nustatytą terminą Tiekėjas nepateikia užpildyto SPS priedo „Konfidenciali informacija“, laikoma, kad konfidencialios informacijos nėra, išskyrus informaciją, kurios atskleidimas negalimas pagal Asmens duomenų teisinės apsaugos įstatymą.</w:t>
             </w:r>
           </w:p>
         </w:tc>
@@ -18576,6 +19244,7 @@
                 <w:szCs w:val="20"/>
                 <w:lang w:val="en-GB"/>
               </w:rPr>
+              <w:lastRenderedPageBreak/>
               <w:t xml:space="preserve">The Supplier who has submitted the most economically advantageous Tender and is identified as the potential winner / winner shall, at the request of the Contracting Entity within the term set by it, which may not be less than </w:t>
             </w:r>
             <w:r>
@@ -18605,7 +19274,17 @@
                 <w:szCs w:val="20"/>
                 <w:lang w:val="en-GB"/>
               </w:rPr>
-              <w:t>. The information referred to in Article 32 (2) of the LP cannot be considered confidential. If the Supplier fails to submit the completed Annex “Confidential Information” to the SPC within the term set by the Contracting Entity, it shall be deemed that the Tender does nor encompass confidential information, except for the information disclosure of which is not possible under the Law on Legal Protection of Personal Data.</w:t>
+              <w:t xml:space="preserve">. The information referred to in Article 32 (2) of the LP cannot be considered confidential. If the Supplier fails to submit the completed Annex </w:t>
+            </w:r>
+            <w:r>
+              <w:rPr>
+                <w:rFonts w:ascii="Arial" w:hAnsi="Arial" w:cs="Arial"/>
+                <w:sz w:val="20"/>
+                <w:szCs w:val="20"/>
+                <w:lang w:val="en-GB"/>
+              </w:rPr>
+              <w:lastRenderedPageBreak/>
+              <w:t>“Confidential Information” to the SPC within the term set by the Contracting Entity, it shall be deemed that the Tender does nor encompass confidential information, except for the information disclosure of which is not possible under the Law on Legal Protection of Personal Data.</w:t>
             </w:r>
           </w:p>
         </w:tc>
@@ -18631,6 +19310,7 @@
                 <w:sz w:val="20"/>
                 <w:szCs w:val="20"/>
               </w:rPr>
+              <w:lastRenderedPageBreak/>
               <w:t>7.8.</w:t>
             </w:r>
           </w:p>
@@ -18912,7 +19592,27 @@
                 <w:sz w:val="20"/>
                 <w:szCs w:val="20"/>
               </w:rPr>
-              <w:t>Visi Tiekėjo Pasiūlyme pateikiami dokumentai turi būti pateikti CVP IS elektronine forma, t. y. tiesiogiai suformuoti elektroninėmis priemonėmis arba pateikiant skaitmenines dokumentų kopijas. Pateikiami dokumentai ar skaitmeninės dokumentų kopijos turi būti prieinami naudojant nediskriminuojančius, visuotinai prieinamus duomenų failų formatus (pvz., pdf, jpg, doc.). Perkantysis subjektas pasilieka sau teisę prašyti dokumentų originalų.</w:t>
+              <w:t xml:space="preserve">Visi Tiekėjo Pasiūlyme pateikiami dokumentai turi būti pateikti CVP IS elektronine forma, t. y. tiesiogiai suformuoti elektroninėmis priemonėmis arba pateikiant skaitmenines dokumentų kopijas. Pateikiami dokumentai ar skaitmeninės dokumentų kopijos turi būti prieinami naudojant nediskriminuojančius, visuotinai prieinamus duomenų failų formatus (pvz., </w:t>
+            </w:r>
+            <w:proofErr w:type="spellStart"/>
+            <w:r>
+              <w:rPr>
+                <w:rFonts w:ascii="Arial" w:hAnsi="Arial" w:cs="Arial"/>
+                <w:iCs/>
+                <w:sz w:val="20"/>
+                <w:szCs w:val="20"/>
+              </w:rPr>
+              <w:t>pdf</w:t>
+            </w:r>
+            <w:proofErr w:type="spellEnd"/>
+            <w:r>
+              <w:rPr>
+                <w:rFonts w:ascii="Arial" w:hAnsi="Arial" w:cs="Arial"/>
+                <w:iCs/>
+                <w:sz w:val="20"/>
+                <w:szCs w:val="20"/>
+              </w:rPr>
+              <w:t>, jpg, doc.). Perkantysis subjektas pasilieka sau teisę prašyti dokumentų originalų.</w:t>
             </w:r>
           </w:p>
         </w:tc>
@@ -19043,17 +19743,7 @@
                 <w:sz w:val="20"/>
                 <w:szCs w:val="20"/>
               </w:rPr>
-              <w:t xml:space="preserve">Perkantysis subjektas pasilieka sau teisę prašyti dokumentų originalų. Pasiūlymai, taip pat kita korespondencija bei dokumentai gali būti pateikiami kalbomis, nurodytomis SPS. Jei atitinkami dokumentai (pažymos, sertifikatai ir kt.), techniniai aprašymai ar analogiški dokumentai, įrodantys atitikimą Sąlygose išdėstytiems reikalavimams, yra išduoti kitomis, nei SPS nurodytos kalbomis, prie šių dokumentų turi būti pridedamas Tiekėjo vadovo ar vertėjo parašu ir vertimų biuro anspaudu patvirtintas dokumento vertimas į </w:t>
-            </w:r>
-            <w:r>
-              <w:rPr>
-                <w:rFonts w:ascii="Arial" w:hAnsi="Arial" w:cs="Arial"/>
-                <w:iCs/>
-                <w:sz w:val="20"/>
-                <w:szCs w:val="20"/>
-              </w:rPr>
-              <w:lastRenderedPageBreak/>
-              <w:t>bent vieną iš SPS nurodytų kalbų.</w:t>
+              <w:t>Perkantysis subjektas pasilieka sau teisę prašyti dokumentų originalų. Pasiūlymai, taip pat kita korespondencija bei dokumentai gali būti pateikiami kalbomis, nurodytomis SPS. Jei atitinkami dokumentai (pažymos, sertifikatai ir kt.), techniniai aprašymai ar analogiški dokumentai, įrodantys atitikimą Sąlygose išdėstytiems reikalavimams, yra išduoti kitomis, nei SPS nurodytos kalbomis, prie šių dokumentų turi būti pridedamas Tiekėjo vadovo ar vertėjo parašu ir vertimų biuro anspaudu patvirtintas dokumento vertimas į bent vieną iš SPS nurodytų kalbų.</w:t>
             </w:r>
           </w:p>
         </w:tc>
@@ -19090,7 +19780,6 @@
                 <w:szCs w:val="20"/>
                 <w:lang w:val="en-GB"/>
               </w:rPr>
-              <w:lastRenderedPageBreak/>
               <w:t xml:space="preserve">The Contracting Entity reserves the right to request original documents. </w:t>
             </w:r>
             <w:r>
@@ -19212,19 +19901,7 @@
                 <w:szCs w:val="20"/>
                 <w:lang w:val="en-GB"/>
               </w:rPr>
-              <w:t xml:space="preserve"> of the Supplier or signature of the translator and seal of the translation </w:t>
-            </w:r>
-            <w:r>
-              <w:rPr>
-                <w:rFonts w:ascii="Arial" w:hAnsi="Arial" w:cs="Arial"/>
-                <w:iCs/>
-                <w:color w:val="000000" w:themeColor="text1"/>
-                <w:sz w:val="20"/>
-                <w:szCs w:val="20"/>
-                <w:lang w:val="en-GB"/>
-              </w:rPr>
-              <w:lastRenderedPageBreak/>
-              <w:t>bureau must be attached to the respectful documents.</w:t>
+              <w:t xml:space="preserve"> of the Supplier or signature of the translator and seal of the translation bureau must be attached to the respectful documents.</w:t>
             </w:r>
           </w:p>
         </w:tc>
@@ -19248,7 +19925,6 @@
                 <w:sz w:val="20"/>
                 <w:szCs w:val="20"/>
               </w:rPr>
-              <w:lastRenderedPageBreak/>
               <w:t>8</w:t>
             </w:r>
             <w:r>
@@ -19505,6 +20181,7 @@
                 <w:szCs w:val="20"/>
                 <w:lang w:eastAsia="lt-LT"/>
               </w:rPr>
+              <w:lastRenderedPageBreak/>
               <w:t>Susipažinimo su Pasiūlymais</w:t>
             </w:r>
             <w:r>
@@ -19602,6 +20279,7 @@
                 <w:szCs w:val="20"/>
                 <w:lang w:val="en-GB" w:eastAsia="lt-LT"/>
               </w:rPr>
+              <w:lastRenderedPageBreak/>
               <w:t xml:space="preserve">Information on the deadline for submission of Tenders shall be provided in </w:t>
             </w:r>
             <w:r>
@@ -19674,7 +20352,17 @@
                 <w:szCs w:val="20"/>
                 <w:lang w:val="en-GB" w:eastAsia="lt-LT"/>
               </w:rPr>
-              <w:t xml:space="preserve"> Article 7</w:t>
+              <w:t xml:space="preserve"> Article </w:t>
+            </w:r>
+            <w:r>
+              <w:rPr>
+                <w:rFonts w:ascii="Arial" w:hAnsi="Arial" w:cs="Arial"/>
+                <w:sz w:val="20"/>
+                <w:szCs w:val="20"/>
+                <w:lang w:val="en-GB" w:eastAsia="lt-LT"/>
+              </w:rPr>
+              <w:lastRenderedPageBreak/>
+              <w:t>7</w:t>
             </w:r>
             <w:r>
               <w:rPr>
@@ -19770,6 +20458,7 @@
                 <w:sz w:val="20"/>
                 <w:szCs w:val="20"/>
               </w:rPr>
+              <w:lastRenderedPageBreak/>
               <w:t>8</w:t>
             </w:r>
             <w:r>
@@ -20003,7 +20692,31 @@
                 <w:szCs w:val="20"/>
                 <w:lang w:val="en-GB"/>
               </w:rPr>
-              <w:t xml:space="preserve"> (registration in the CPP IS is free of charge).</w:t>
+              <w:t xml:space="preserve"> (registration in the CPP IS </w:t>
+            </w:r>
+            <w:proofErr w:type="spellStart"/>
+            <w:r>
+              <w:rPr>
+                <w:rFonts w:ascii="Arial" w:hAnsi="Arial" w:cs="Arial"/>
+                <w:bCs/>
+                <w:iCs/>
+                <w:sz w:val="20"/>
+                <w:szCs w:val="20"/>
+                <w:lang w:val="en-GB"/>
+              </w:rPr>
+              <w:t>is</w:t>
+            </w:r>
+            <w:proofErr w:type="spellEnd"/>
+            <w:r>
+              <w:rPr>
+                <w:rFonts w:ascii="Arial" w:hAnsi="Arial" w:cs="Arial"/>
+                <w:bCs/>
+                <w:iCs/>
+                <w:sz w:val="20"/>
+                <w:szCs w:val="20"/>
+                <w:lang w:val="en-GB"/>
+              </w:rPr>
+              <w:t xml:space="preserve"> free of charge).</w:t>
             </w:r>
           </w:p>
         </w:tc>
@@ -20225,7 +20938,27 @@
                 <w:sz w:val="20"/>
                 <w:szCs w:val="20"/>
               </w:rPr>
-              <w:t>Nauja Pasiūlymų pateikimo data bus skelbiama CVP IS. Jei vykdomas tarptautinis pirkimas, nauja Pasiūlymų pateikimo data bus skelbiama Europos Sąjungos oficialaus leidinio priede (OL/S) TED‘o duomenų  bazėje</w:t>
+              <w:t xml:space="preserve">Nauja Pasiūlymų pateikimo data bus skelbiama CVP IS. Jei vykdomas tarptautinis pirkimas, nauja Pasiūlymų pateikimo data bus skelbiama Europos Sąjungos oficialaus leidinio priede (OL/S) </w:t>
+            </w:r>
+            <w:proofErr w:type="spellStart"/>
+            <w:r>
+              <w:rPr>
+                <w:rFonts w:ascii="Arial" w:hAnsi="Arial" w:cs="Arial"/>
+                <w:iCs/>
+                <w:sz w:val="20"/>
+                <w:szCs w:val="20"/>
+              </w:rPr>
+              <w:t>TED‘o</w:t>
+            </w:r>
+            <w:proofErr w:type="spellEnd"/>
+            <w:r>
+              <w:rPr>
+                <w:rFonts w:ascii="Arial" w:hAnsi="Arial" w:cs="Arial"/>
+                <w:iCs/>
+                <w:sz w:val="20"/>
+                <w:szCs w:val="20"/>
+              </w:rPr>
+              <w:t xml:space="preserve"> duomenų  bazėje</w:t>
             </w:r>
             <w:r>
               <w:rPr>
@@ -20505,7 +21238,29 @@
                 <w:szCs w:val="20"/>
                 <w:lang w:val="en-GB"/>
               </w:rPr>
-              <w:t xml:space="preserve">Having received the Tender after the specified date of submission of Tenders, the Contracting Entity shall inform the Supplier thereof, and shall not examine or evaluate such Tender. </w:t>
+              <w:t xml:space="preserve">Having received the Tender after the specified date of submission of Tenders, the Contracting Entity shall inform the Supplier </w:t>
+            </w:r>
+            <w:proofErr w:type="gramStart"/>
+            <w:r>
+              <w:rPr>
+                <w:rFonts w:ascii="Arial" w:hAnsi="Arial" w:cs="Arial"/>
+                <w:iCs/>
+                <w:sz w:val="20"/>
+                <w:szCs w:val="20"/>
+                <w:lang w:val="en-GB"/>
+              </w:rPr>
+              <w:t>thereof, and</w:t>
+            </w:r>
+            <w:proofErr w:type="gramEnd"/>
+            <w:r>
+              <w:rPr>
+                <w:rFonts w:ascii="Arial" w:hAnsi="Arial" w:cs="Arial"/>
+                <w:iCs/>
+                <w:sz w:val="20"/>
+                <w:szCs w:val="20"/>
+                <w:lang w:val="en-GB"/>
+              </w:rPr>
+              <w:t xml:space="preserve"> shall not examine or evaluate such Tender. </w:t>
             </w:r>
             <w:r>
               <w:rPr>
@@ -20672,7 +21427,6 @@
                 <w:sz w:val="20"/>
                 <w:szCs w:val="20"/>
               </w:rPr>
-              <w:lastRenderedPageBreak/>
               <w:t>9</w:t>
             </w:r>
             <w:r>
@@ -20957,6 +21711,7 @@
                 <w:sz w:val="20"/>
                 <w:szCs w:val="20"/>
               </w:rPr>
+              <w:lastRenderedPageBreak/>
               <w:t>9</w:t>
             </w:r>
             <w:r>
@@ -21691,7 +22446,17 @@
                 <w:szCs w:val="20"/>
                 <w:lang w:val="en-GB"/>
               </w:rPr>
-              <w:t xml:space="preserve">, who provided authorisation of the represented entity </w:t>
+              <w:t xml:space="preserve">, who provided authorisation of the represented </w:t>
+            </w:r>
+            <w:proofErr w:type="gramStart"/>
+            <w:r>
+              <w:rPr>
+                <w:rFonts w:ascii="Arial" w:hAnsi="Arial" w:cs="Arial"/>
+                <w:sz w:val="20"/>
+                <w:szCs w:val="20"/>
+                <w:lang w:val="en-GB"/>
+              </w:rPr>
+              <w:t xml:space="preserve">entity </w:t>
             </w:r>
             <w:r>
               <w:rPr>
@@ -21709,7 +22474,17 @@
                 <w:szCs w:val="20"/>
                 <w:lang w:val="en-GB"/>
               </w:rPr>
-              <w:t xml:space="preserve">to attend the meetings of the Commission as observers. Information on observers participating in the Procurement procedure shall be provided in the SPC. </w:t>
+              <w:t>to</w:t>
+            </w:r>
+            <w:proofErr w:type="gramEnd"/>
+            <w:r>
+              <w:rPr>
+                <w:rFonts w:ascii="Arial" w:hAnsi="Arial" w:cs="Arial"/>
+                <w:sz w:val="20"/>
+                <w:szCs w:val="20"/>
+                <w:lang w:val="en-GB"/>
+              </w:rPr>
+              <w:t xml:space="preserve"> attend the meetings of the Commission as observers. Information on observers participating in the Procurement procedure shall be provided in the SPC. </w:t>
             </w:r>
           </w:p>
         </w:tc>
@@ -21733,7 +22508,6 @@
                 <w:sz w:val="20"/>
                 <w:szCs w:val="20"/>
               </w:rPr>
-              <w:lastRenderedPageBreak/>
               <w:t>9</w:t>
             </w:r>
             <w:r>
@@ -21864,6 +22638,7 @@
                 <w:sz w:val="20"/>
                 <w:szCs w:val="20"/>
               </w:rPr>
+              <w:lastRenderedPageBreak/>
               <w:t>9</w:t>
             </w:r>
             <w:r>
@@ -22793,7 +23568,25 @@
                 <w:sz w:val="20"/>
                 <w:szCs w:val="20"/>
               </w:rPr>
-              <w:t>Jeigu Tiekėjas, Subtiekėjas, Ūkio subjektas, kurio pajėgumais remiamasi, arba Tiekėjų grupės narys nėra registruotas (Tiekėjas, Subtiekėjas, Ūkio subjektas, kurio pajėgumais remiamasi, Tiekėjų grupės narys, Kvazisubtiekėjas, kuris yra fizinis asmuo – nuolat gyvenantis</w:t>
+              <w:t xml:space="preserve">Jeigu Tiekėjas, Subtiekėjas, Ūkio subjektas, kurio pajėgumais remiamasi, arba Tiekėjų grupės narys nėra registruotas (Tiekėjas, Subtiekėjas, Ūkio subjektas, kurio pajėgumais remiamasi, Tiekėjų grupės narys, </w:t>
+            </w:r>
+            <w:proofErr w:type="spellStart"/>
+            <w:r>
+              <w:rPr>
+                <w:rFonts w:ascii="Arial" w:hAnsi="Arial" w:cs="Arial"/>
+                <w:sz w:val="20"/>
+                <w:szCs w:val="20"/>
+              </w:rPr>
+              <w:t>Kvazisubtiekėjas</w:t>
+            </w:r>
+            <w:proofErr w:type="spellEnd"/>
+            <w:r>
+              <w:rPr>
+                <w:rFonts w:ascii="Arial" w:hAnsi="Arial" w:cs="Arial"/>
+                <w:sz w:val="20"/>
+                <w:szCs w:val="20"/>
+              </w:rPr>
+              <w:t>, kuris yra fizinis asmuo – nuolat gyvenantis</w:t>
             </w:r>
             <w:r>
               <w:rPr>
@@ -23005,7 +23798,31 @@
                 <w:szCs w:val="20"/>
                 <w:lang w:val="en-GB"/>
               </w:rPr>
-              <w:t>Tender indicates an abnormally low price or cost and the Supplier does not provide adequate evidence of the reasonableness of the proposed abnormally low price or cost;</w:t>
+              <w:t xml:space="preserve">Tender indicates an abnormally low price or </w:t>
+            </w:r>
+            <w:proofErr w:type="gramStart"/>
+            <w:r>
+              <w:rPr>
+                <w:rStyle w:val="margin-left-101"/>
+                <w:rFonts w:ascii="Arial" w:hAnsi="Arial" w:cs="Arial"/>
+                <w:color w:val="000000"/>
+                <w:sz w:val="20"/>
+                <w:szCs w:val="20"/>
+                <w:lang w:val="en-GB"/>
+              </w:rPr>
+              <w:t>cost</w:t>
+            </w:r>
+            <w:proofErr w:type="gramEnd"/>
+            <w:r>
+              <w:rPr>
+                <w:rStyle w:val="margin-left-101"/>
+                <w:rFonts w:ascii="Arial" w:hAnsi="Arial" w:cs="Arial"/>
+                <w:color w:val="000000"/>
+                <w:sz w:val="20"/>
+                <w:szCs w:val="20"/>
+                <w:lang w:val="en-GB"/>
+              </w:rPr>
+              <w:t xml:space="preserve"> and the Supplier does not provide adequate evidence of the reasonableness of the proposed abnormally low price or cost;</w:t>
             </w:r>
           </w:p>
         </w:tc>
@@ -23217,7 +24034,7 @@
                 <w:sz w:val="20"/>
                 <w:szCs w:val="20"/>
               </w:rPr>
-              <w:t xml:space="preserve">Kai Perkantysis subjektas nustato, kad neįprastai maža kaina ar sąnaudos pasiūlytos dėl to, kad Tiekėjas yra gavęs valstybės </w:t>
+              <w:t xml:space="preserve">Kai Perkantysis subjektas nustato, kad neįprastai maža kaina ar sąnaudos pasiūlytos dėl to, kad Tiekėjas yra gavęs valstybės pagalbą, tačiau Tiekėjas negali per pakankamą Perkančiojo </w:t>
             </w:r>
             <w:r>
               <w:rPr>
@@ -23227,7 +24044,7 @@
                 <w:szCs w:val="20"/>
               </w:rPr>
               <w:lastRenderedPageBreak/>
-              <w:t>pagalbą, tačiau Tiekėjas negali per pakankamą Perkančiojo subjekto nustatytą laikotarpį įrodyti, kad valstybės pagalba buvo suteikta teisėtai;</w:t>
+              <w:t>subjekto nustatytą laikotarpį įrodyti, kad valstybės pagalba buvo suteikta teisėtai;</w:t>
             </w:r>
           </w:p>
         </w:tc>
@@ -23336,6 +24153,7 @@
                 <w:sz w:val="20"/>
                 <w:szCs w:val="20"/>
               </w:rPr>
+              <w:lastRenderedPageBreak/>
               <w:t>9</w:t>
             </w:r>
             <w:r>
@@ -24318,7 +25136,29 @@
                 <w:szCs w:val="20"/>
                 <w:lang w:val="en-GB"/>
               </w:rPr>
-              <w:t xml:space="preserve"> when on the basis of the contract agreement, the circumstances defined in Article of  13 Part 4 (1) the Law on the Protection of Objects of Importance for Ensuring National Security of the Republic of Lithuania deem to arise</w:t>
+              <w:t xml:space="preserve"> when on the basis of the contract agreement, the circumstances defined in Article </w:t>
+            </w:r>
+            <w:proofErr w:type="gramStart"/>
+            <w:r>
+              <w:rPr>
+                <w:rFonts w:ascii="Arial" w:hAnsi="Arial" w:cs="Arial"/>
+                <w:iCs/>
+                <w:sz w:val="20"/>
+                <w:szCs w:val="20"/>
+                <w:lang w:val="en-GB"/>
+              </w:rPr>
+              <w:t>of  13</w:t>
+            </w:r>
+            <w:proofErr w:type="gramEnd"/>
+            <w:r>
+              <w:rPr>
+                <w:rFonts w:ascii="Arial" w:hAnsi="Arial" w:cs="Arial"/>
+                <w:iCs/>
+                <w:sz w:val="20"/>
+                <w:szCs w:val="20"/>
+                <w:lang w:val="en-GB"/>
+              </w:rPr>
+              <w:t xml:space="preserve"> Part 4 (1) the Law on the Protection of Objects of Importance for Ensuring National Security of the Republic of Lithuania deem to arise</w:t>
             </w:r>
             <w:r>
               <w:rPr>
@@ -24394,7 +25234,7 @@
                 <w:sz w:val="20"/>
                 <w:szCs w:val="20"/>
               </w:rPr>
-              <w:t xml:space="preserve">Tiekėjui, jo subtiekėjui, ūkio subjektams, kurių pajėgumais remiamasi, tiekėjo siūlomų prekių gamintojui ar juos kontroliuojantiems juridiniams ir (ar) fiziniams  asmenims yra taikomos Jungtinių Tautų saugumo tarybos, Europos Sąjungos, </w:t>
+              <w:t xml:space="preserve">Tiekėjui, jo subtiekėjui, ūkio subjektams, kurių pajėgumais remiamasi, tiekėjo siūlomų prekių gamintojui ar juos kontroliuojantiems juridiniams ir (ar) fiziniams  asmenims yra </w:t>
             </w:r>
             <w:r>
               <w:rPr>
@@ -24404,7 +25244,7 @@
                 <w:szCs w:val="20"/>
               </w:rPr>
               <w:lastRenderedPageBreak/>
-              <w:t>kitų tarptautinių organizacijų, kurių narė yra arba kuriose dalyvauja Lietuvos Respublika bei Jungtinių Amerikos Valstijų sankcijos (ribojamosios priemonės).</w:t>
+              <w:t>taikomos Jungtinių Tautų saugumo tarybos, Europos Sąjungos, kitų tarptautinių organizacijų, kurių narė yra arba kuriose dalyvauja Lietuvos Respublika bei Jungtinių Amerikos Valstijų sankcijos (ribojamosios priemonės).</w:t>
             </w:r>
           </w:p>
           <w:p>
@@ -24448,7 +25288,7 @@
                 <w:lang w:val="en-GB"/>
               </w:rPr>
               <w:lastRenderedPageBreak/>
-              <w:t xml:space="preserve">Supplier, sub-supplier, economic operator whose capabilities are relied on, manufacturers of goods, or the legal or natural persons who control them, are subject to international sanctions (restrictive measures) implemented by the United Nations Security Council, the European Union, other international </w:t>
+              <w:t xml:space="preserve">Supplier, sub-supplier, economic operator whose capabilities are relied on, manufacturers of goods, or the legal or natural persons who control them, are subject to international sanctions (restrictive measures) implemented by the </w:t>
             </w:r>
             <w:r>
               <w:rPr>
@@ -24458,7 +25298,7 @@
                 <w:lang w:val="en-GB"/>
               </w:rPr>
               <w:lastRenderedPageBreak/>
-              <w:t xml:space="preserve">organizations of which the Republic of Lithuania is a member or participant, or by the United States of America. </w:t>
+              <w:t xml:space="preserve">United Nations Security Council, the European Union, other international organizations of which the Republic of Lithuania is a member or participant, or by the United States of America. </w:t>
             </w:r>
           </w:p>
           <w:p>
@@ -24500,6 +25340,7 @@
                 <w:sz w:val="20"/>
                 <w:szCs w:val="20"/>
               </w:rPr>
+              <w:lastRenderedPageBreak/>
               <w:t>9.7.20.</w:t>
             </w:r>
           </w:p>
@@ -24905,8 +25746,9 @@
                 <w:szCs w:val="20"/>
                 <w:lang w:val="en-GB"/>
               </w:rPr>
-              <w:t xml:space="preserve">Tender submitted by the Supplier shall be rejected and the Supplier shall be excluded from the Procurement procedure if  </w:t>
-            </w:r>
+              <w:t xml:space="preserve">Tender submitted by the Supplier shall be rejected and the Supplier shall be excluded from the Procurement procedure </w:t>
+            </w:r>
+            <w:proofErr w:type="gramStart"/>
             <w:r>
               <w:rPr>
                 <w:rFonts w:ascii="Arial" w:hAnsi="Arial" w:cs="Arial"/>
@@ -24915,7 +25757,28 @@
                 <w:szCs w:val="20"/>
                 <w:lang w:val="en-GB"/>
               </w:rPr>
-              <w:t>the Contracting Entity w</w:t>
+              <w:t xml:space="preserve">if  </w:t>
+            </w:r>
+            <w:r>
+              <w:rPr>
+                <w:rFonts w:ascii="Arial" w:hAnsi="Arial" w:cs="Arial"/>
+                <w:iCs/>
+                <w:sz w:val="20"/>
+                <w:szCs w:val="20"/>
+                <w:lang w:val="en-GB"/>
+              </w:rPr>
+              <w:t>the</w:t>
+            </w:r>
+            <w:proofErr w:type="gramEnd"/>
+            <w:r>
+              <w:rPr>
+                <w:rFonts w:ascii="Arial" w:hAnsi="Arial" w:cs="Arial"/>
+                <w:iCs/>
+                <w:sz w:val="20"/>
+                <w:szCs w:val="20"/>
+                <w:lang w:val="en-GB"/>
+              </w:rPr>
+              <w:t xml:space="preserve"> Contracting Entity w</w:t>
             </w:r>
             <w:r>
               <w:rPr>
@@ -25725,7 +26588,17 @@
                 <w:sz w:val="20"/>
                 <w:szCs w:val="20"/>
               </w:rPr>
-              <w:t>Mobilizacijos, karo, nepaprastosios padėties atveju ar kai Lietuvos Respublikos Vyriausybė, įvertinusi  riziką, kad veiksniai, dėl kurių buvo ar gali būti paskelbta mobilizacija, įvesta karo ar nepaprastoji padėtis, kelia grėsmę nacionaliniam saugumui, yra priėmusi sprendimą dėl PĮ 58 straipsnio 41 dalies taikymo, Tiekėjo pateiktas Pasiūlymas atmetamas ir Tiekėjas pašalinamas iš Pirkimo procedūros, jeigu yra bent viena šių sąlygų:</w:t>
+              <w:t xml:space="preserve">Mobilizacijos, karo, nepaprastosios padėties atveju ar kai Lietuvos Respublikos Vyriausybė, įvertinusi  riziką, kad veiksniai, dėl kurių buvo ar gali būti paskelbta mobilizacija, įvesta karo ar nepaprastoji padėtis, kelia grėsmę nacionaliniam saugumui, yra priėmusi sprendimą dėl PĮ 58 straipsnio 41 dalies taikymo, Tiekėjo pateiktas </w:t>
+            </w:r>
+            <w:r>
+              <w:rPr>
+                <w:rFonts w:ascii="Arial" w:hAnsi="Arial" w:cs="Arial"/>
+                <w:color w:val="000000"/>
+                <w:sz w:val="20"/>
+                <w:szCs w:val="20"/>
+              </w:rPr>
+              <w:lastRenderedPageBreak/>
+              <w:t>Pasiūlymas atmetamas ir Tiekėjas pašalinamas iš Pirkimo procedūros, jeigu yra bent viena šių sąlygų:</w:t>
             </w:r>
           </w:p>
         </w:tc>
@@ -25759,7 +26632,19 @@
                 <w:szCs w:val="20"/>
                 <w:lang w:val="en-GB"/>
               </w:rPr>
-              <w:t>In the event of mobilization, war, state of emergency or when the Government of the Republic of Lithuania, having assessed the risk that the factors which led to the declaration of mobilization, state of war or state of emergency endanger national security, has decided to apply Article 58 (41) of the LP, The Tender submitted by the Supplier shall be rejected and the Supplier shall be excluded from the Procurement procedure if at least one of these conditions is met:</w:t>
+              <w:lastRenderedPageBreak/>
+              <w:t xml:space="preserve">In the event of mobilization, war, state of emergency or when the Government of the Republic of Lithuania, having assessed the risk that the factors which led to the declaration of mobilization, state of war or state of emergency endanger national security, has decided to apply Article 58 (41) of the LP, The Tender </w:t>
+            </w:r>
+            <w:r>
+              <w:rPr>
+                <w:rFonts w:ascii="Arial" w:hAnsi="Arial" w:cs="Arial"/>
+                <w:iCs/>
+                <w:sz w:val="20"/>
+                <w:szCs w:val="20"/>
+                <w:lang w:val="en-GB"/>
+              </w:rPr>
+              <w:lastRenderedPageBreak/>
+              <w:t>submitted by the Supplier shall be rejected and the Supplier shall be excluded from the Procurement procedure if at least one of these conditions is met:</w:t>
             </w:r>
           </w:p>
         </w:tc>
@@ -26910,7 +27795,16 @@
                 <w:sz w:val="20"/>
                 <w:szCs w:val="20"/>
               </w:rPr>
-              <w:t xml:space="preserve"> kuriuo iš dalies keičiamas Reglamentas (ES) Nr. 833/2014 dėl ribojamųjų priemonių atsižvelgiant į Rusijos veiksmus, kuriais destabilizuojama padėtis Ukrainoje, T</w:t>
+              <w:t xml:space="preserve"> kuriuo iš dalies keičiamas Reglamentas (ES) Nr. 833/2014 dėl ribojamųjų priemonių atsižvelgiant į Rusijos veiksmus, kuriais </w:t>
+            </w:r>
+            <w:r>
+              <w:rPr>
+                <w:rFonts w:ascii="Arial" w:hAnsi="Arial" w:cs="Arial"/>
+                <w:sz w:val="20"/>
+                <w:szCs w:val="20"/>
+              </w:rPr>
+              <w:lastRenderedPageBreak/>
+              <w:t>destabilizuojama padėtis Ukrainoje, T</w:t>
             </w:r>
             <w:r>
               <w:rPr>
@@ -26950,6 +27844,7 @@
                 <w:szCs w:val="20"/>
                 <w:lang w:val="en-GB"/>
               </w:rPr>
+              <w:lastRenderedPageBreak/>
               <w:t xml:space="preserve">In case of international procurement, in accordance with Council Regulation (EU) No 833/2014 of 31 July 2014 concerning restrictive measures in view of Russia’s actions destabilising the situation in Ukraine, as amended by Council Regulation (EU) No 2022/578 of 8 April 2022, </w:t>
             </w:r>
             <w:r>
@@ -26960,7 +27855,18 @@
                 <w:szCs w:val="20"/>
                 <w:lang w:val="en-GB" w:eastAsia="lt-LT"/>
               </w:rPr>
-              <w:t>the Supplier’s Tender shall be rejected and the Supplier shall be excluded from the Procurement Procedure if at least one of the following conditions is met:</w:t>
+              <w:t xml:space="preserve">the Supplier’s Tender shall be </w:t>
+            </w:r>
+            <w:r>
+              <w:rPr>
+                <w:rFonts w:ascii="Arial" w:hAnsi="Arial" w:cs="Arial"/>
+                <w:color w:val="000000"/>
+                <w:sz w:val="20"/>
+                <w:szCs w:val="20"/>
+                <w:lang w:val="en-GB" w:eastAsia="lt-LT"/>
+              </w:rPr>
+              <w:lastRenderedPageBreak/>
+              <w:t>rejected and the Supplier shall be excluded from the Procurement Procedure if at least one of the following conditions is met:</w:t>
             </w:r>
           </w:p>
         </w:tc>
@@ -27330,7 +28236,27 @@
                 <w:szCs w:val="20"/>
                 <w:lang w:val="en-GB"/>
               </w:rPr>
-              <w:t>The Supplier or it’s representative is a natural or legal person, entity or body act on behalf or at the direction of an entity referred to in point 9.10.1. or 9.10.2. above</w:t>
+              <w:t xml:space="preserve">The Supplier or </w:t>
+            </w:r>
+            <w:proofErr w:type="gramStart"/>
+            <w:r>
+              <w:rPr>
+                <w:rFonts w:ascii="Arial" w:hAnsi="Arial" w:cs="Arial"/>
+                <w:sz w:val="20"/>
+                <w:szCs w:val="20"/>
+                <w:lang w:val="en-GB"/>
+              </w:rPr>
+              <w:t>it’s</w:t>
+            </w:r>
+            <w:proofErr w:type="gramEnd"/>
+            <w:r>
+              <w:rPr>
+                <w:rFonts w:ascii="Arial" w:hAnsi="Arial" w:cs="Arial"/>
+                <w:sz w:val="20"/>
+                <w:szCs w:val="20"/>
+                <w:lang w:val="en-GB"/>
+              </w:rPr>
+              <w:t xml:space="preserve"> representative is a natural or legal person, entity or body act on behalf or at the direction of an entity referred to in point 9.10.1. or 9.10.2. above</w:t>
             </w:r>
           </w:p>
         </w:tc>
@@ -27598,7 +28524,37 @@
                 <w:szCs w:val="20"/>
                 <w:lang w:val="en-GB"/>
               </w:rPr>
-              <w:t>Any of the entities listed in points 9.10.1. to 9.10.3. participate in  the Procurement as subcontractors, suppliers or economic operators whose capacities the Supplier relies on in cases of participation of over 10 % of the contract value</w:t>
+              <w:t xml:space="preserve">Any of the entities listed in points 9.10.1. to 9.10.3. participate </w:t>
+            </w:r>
+            <w:proofErr w:type="gramStart"/>
+            <w:r>
+              <w:rPr>
+                <w:rFonts w:ascii="Arial" w:hAnsi="Arial" w:cs="Arial"/>
+                <w:sz w:val="20"/>
+                <w:szCs w:val="20"/>
+                <w:lang w:val="en-GB"/>
+              </w:rPr>
+              <w:t>in  the</w:t>
+            </w:r>
+            <w:proofErr w:type="gramEnd"/>
+            <w:r>
+              <w:rPr>
+                <w:rFonts w:ascii="Arial" w:hAnsi="Arial" w:cs="Arial"/>
+                <w:sz w:val="20"/>
+                <w:szCs w:val="20"/>
+                <w:lang w:val="en-GB"/>
+              </w:rPr>
+              <w:t xml:space="preserve"> Procurement as subcontractors, suppliers or economic operators whose capacities the Supplier relies on in cases of participation of over 10 % of the contract </w:t>
+            </w:r>
+            <w:proofErr w:type="gramStart"/>
+            <w:r>
+              <w:rPr>
+                <w:rFonts w:ascii="Arial" w:hAnsi="Arial" w:cs="Arial"/>
+                <w:sz w:val="20"/>
+                <w:szCs w:val="20"/>
+                <w:lang w:val="en-GB"/>
+              </w:rPr>
+              <w:t>value</w:t>
             </w:r>
             <w:r>
               <w:rPr>
@@ -27618,6 +28574,7 @@
               </w:rPr>
               <w:t>.</w:t>
             </w:r>
+            <w:proofErr w:type="gramEnd"/>
           </w:p>
         </w:tc>
       </w:tr>
@@ -27917,8 +28874,9 @@
                 <w:szCs w:val="20"/>
                 <w:lang w:val="en-GB" w:eastAsia="lt-LT"/>
               </w:rPr>
-              <w:t xml:space="preserve"> is selected based on the cost</w:t>
-            </w:r>
+              <w:t xml:space="preserve"> is selected based on the </w:t>
+            </w:r>
+            <w:proofErr w:type="gramStart"/>
             <w:r>
               <w:rPr>
                 <w:rFonts w:ascii="Arial" w:hAnsi="Arial" w:cs="Arial"/>
@@ -27926,6 +28884,15 @@
                 <w:szCs w:val="20"/>
                 <w:lang w:val="en-GB" w:eastAsia="lt-LT"/>
               </w:rPr>
+              <w:t>cost</w:t>
+            </w:r>
+            <w:r>
+              <w:rPr>
+                <w:rFonts w:ascii="Arial" w:hAnsi="Arial" w:cs="Arial"/>
+                <w:sz w:val="20"/>
+                <w:szCs w:val="20"/>
+                <w:lang w:val="en-GB" w:eastAsia="lt-LT"/>
+              </w:rPr>
               <w:t>s</w:t>
             </w:r>
             <w:r>
@@ -27953,7 +28920,17 @@
                 <w:szCs w:val="20"/>
                 <w:lang w:val="en-GB" w:eastAsia="lt-LT"/>
               </w:rPr>
-              <w:t>or price or cost</w:t>
+              <w:t>or</w:t>
+            </w:r>
+            <w:proofErr w:type="gramEnd"/>
+            <w:r>
+              <w:rPr>
+                <w:rFonts w:ascii="Arial" w:hAnsi="Arial" w:cs="Arial"/>
+                <w:sz w:val="20"/>
+                <w:szCs w:val="20"/>
+                <w:lang w:val="en-GB" w:eastAsia="lt-LT"/>
+              </w:rPr>
+              <w:t xml:space="preserve"> price or cost</w:t>
             </w:r>
             <w:r>
               <w:rPr>
@@ -28339,7 +29316,19 @@
                 <w:szCs w:val="20"/>
                 <w:lang w:val="en-GB"/>
               </w:rPr>
-              <w:t>upplier has not fulfilled the assigned criminal penalty – the prohibition for the legal entity to participate in public procurement.</w:t>
+              <w:t xml:space="preserve">upplier has not fulfilled the assigned criminal penalty – the prohibition for the legal entity to participate in public </w:t>
+            </w:r>
+            <w:proofErr w:type="gramStart"/>
+            <w:r>
+              <w:rPr>
+                <w:rFonts w:ascii="Arial" w:hAnsi="Arial" w:cs="Arial"/>
+                <w:iCs/>
+                <w:color w:val="000000" w:themeColor="text1"/>
+                <w:sz w:val="20"/>
+                <w:szCs w:val="20"/>
+                <w:lang w:val="en-GB"/>
+              </w:rPr>
+              <w:t>procurement.</w:t>
             </w:r>
             <w:r>
               <w:rPr>
@@ -28349,7 +29338,18 @@
                 <w:szCs w:val="20"/>
                 <w:lang w:val="en-GB" w:eastAsia="lt-LT"/>
               </w:rPr>
-              <w:t>“)</w:t>
+              <w:t>“</w:t>
+            </w:r>
+            <w:proofErr w:type="gramEnd"/>
+            <w:r>
+              <w:rPr>
+                <w:rFonts w:ascii="Arial" w:hAnsi="Arial" w:cs="Arial"/>
+                <w:color w:val="000000"/>
+                <w:sz w:val="20"/>
+                <w:szCs w:val="20"/>
+                <w:lang w:val="en-GB" w:eastAsia="lt-LT"/>
+              </w:rPr>
+              <w:t>)</w:t>
             </w:r>
             <w:r>
               <w:rPr>
@@ -28383,6 +29383,7 @@
                 <w:sz w:val="20"/>
                 <w:szCs w:val="20"/>
               </w:rPr>
+              <w:lastRenderedPageBreak/>
               <w:t>9.1</w:t>
             </w:r>
             <w:r>
@@ -28614,7 +29615,6 @@
                 <w:sz w:val="20"/>
                 <w:szCs w:val="20"/>
               </w:rPr>
-              <w:lastRenderedPageBreak/>
               <w:t>9.1</w:t>
             </w:r>
             <w:r>
@@ -29374,8 +30374,19 @@
                 <w:sz w:val="20"/>
                 <w:szCs w:val="20"/>
               </w:rPr>
-              <w:t>irmiausia reikalaujama tokios rūšies pažymų ir tokių dokumentinių įrodymų formų, apie kuriuos pateikta informacija Europos Komisijos informacinėje dokumentų saugykloje eCertis</w:t>
-            </w:r>
+              <w:t xml:space="preserve">irmiausia reikalaujama tokios rūšies pažymų ir tokių dokumentinių įrodymų formų, apie kuriuos pateikta informacija Europos Komisijos informacinėje dokumentų saugykloje </w:t>
+            </w:r>
+            <w:proofErr w:type="spellStart"/>
+            <w:r>
+              <w:rPr>
+                <w:rFonts w:ascii="Arial" w:eastAsiaTheme="minorHAnsi" w:hAnsi="Arial" w:cs="Arial"/>
+                <w:color w:val="000000"/>
+                <w:sz w:val="20"/>
+                <w:szCs w:val="20"/>
+              </w:rPr>
+              <w:t>eCertis</w:t>
+            </w:r>
+            <w:proofErr w:type="spellEnd"/>
             <w:r>
               <w:rPr>
                 <w:rStyle w:val="FootnoteReference"/>
@@ -29447,8 +30458,20 @@
                 <w:szCs w:val="20"/>
                 <w:lang w:val="en-GB"/>
               </w:rPr>
-              <w:t xml:space="preserve"> Requirements and, if applicable, compliance with quality management system and/or environmental management system standards, if that is necessary to ensure proper performance of the Procurement procedures. In particular, the type of certificates and forms of documentary evidence for which information is provided in the European Commission's eCertis</w:t>
-            </w:r>
+              <w:t xml:space="preserve"> Requirements and, if applicable, compliance with quality management system and/or environmental management system standards, if that is necessary to ensure proper performance of the Procurement procedures. In particular, the type of certificates and forms of documentary evidence for which information is provided in the European Commission's </w:t>
+            </w:r>
+            <w:proofErr w:type="spellStart"/>
+            <w:r>
+              <w:rPr>
+                <w:rFonts w:ascii="Arial" w:hAnsi="Arial" w:cs="Arial"/>
+                <w:color w:val="000000"/>
+                <w:sz w:val="20"/>
+                <w:szCs w:val="20"/>
+                <w:lang w:val="en-GB"/>
+              </w:rPr>
+              <w:t>eCertis</w:t>
+            </w:r>
+            <w:proofErr w:type="spellEnd"/>
             <w:r>
               <w:rPr>
                 <w:rStyle w:val="FootnoteReference"/>
@@ -29468,8 +30491,9 @@
                 <w:szCs w:val="20"/>
                 <w:lang w:val="en-GB"/>
               </w:rPr>
-              <w:t xml:space="preserve"> information repository are required</w:t>
-            </w:r>
+              <w:t xml:space="preserve"> information repository </w:t>
+            </w:r>
+            <w:proofErr w:type="gramStart"/>
             <w:r>
               <w:rPr>
                 <w:rFonts w:ascii="Arial" w:hAnsi="Arial" w:cs="Arial"/>
@@ -29478,6 +30502,27 @@
                 <w:szCs w:val="20"/>
                 <w:lang w:val="en-GB"/>
               </w:rPr>
+              <w:t>are</w:t>
+            </w:r>
+            <w:proofErr w:type="gramEnd"/>
+            <w:r>
+              <w:rPr>
+                <w:rFonts w:ascii="Arial" w:hAnsi="Arial" w:cs="Arial"/>
+                <w:color w:val="000000"/>
+                <w:sz w:val="20"/>
+                <w:szCs w:val="20"/>
+                <w:lang w:val="en-GB"/>
+              </w:rPr>
+              <w:t xml:space="preserve"> required</w:t>
+            </w:r>
+            <w:r>
+              <w:rPr>
+                <w:rFonts w:ascii="Arial" w:hAnsi="Arial" w:cs="Arial"/>
+                <w:color w:val="000000"/>
+                <w:sz w:val="20"/>
+                <w:szCs w:val="20"/>
+                <w:lang w:val="en-GB"/>
+              </w:rPr>
               <w:t xml:space="preserve"> from foreign Suppliers</w:t>
             </w:r>
             <w:r>
@@ -29507,7 +30552,29 @@
                 <w:szCs w:val="20"/>
                 <w:lang w:val="en-GB"/>
               </w:rPr>
-              <w:t xml:space="preserve"> has access to these documents or information directly and free of charge by accessing the national database in any member state or via the CVP IS, or already has these documents from previous Procurement procedures.</w:t>
+              <w:t xml:space="preserve"> has access to these documents or information directly and free of charge by accessing the national database in any member state or via the CVP </w:t>
+            </w:r>
+            <w:proofErr w:type="gramStart"/>
+            <w:r>
+              <w:rPr>
+                <w:rFonts w:ascii="Arial" w:hAnsi="Arial" w:cs="Arial"/>
+                <w:color w:val="000000"/>
+                <w:sz w:val="20"/>
+                <w:szCs w:val="20"/>
+                <w:lang w:val="en-GB"/>
+              </w:rPr>
+              <w:t>IS, or</w:t>
+            </w:r>
+            <w:proofErr w:type="gramEnd"/>
+            <w:r>
+              <w:rPr>
+                <w:rFonts w:ascii="Arial" w:hAnsi="Arial" w:cs="Arial"/>
+                <w:color w:val="000000"/>
+                <w:sz w:val="20"/>
+                <w:szCs w:val="20"/>
+                <w:lang w:val="en-GB"/>
+              </w:rPr>
+              <w:t xml:space="preserve"> already has these documents from previous Procurement procedures.</w:t>
             </w:r>
           </w:p>
           <w:p>
@@ -29549,6 +30616,7 @@
                 <w:sz w:val="20"/>
                 <w:szCs w:val="20"/>
               </w:rPr>
+              <w:lastRenderedPageBreak/>
               <w:t>9.1</w:t>
             </w:r>
             <w:r>
@@ -29598,17 +30666,7 @@
                 <w:sz w:val="20"/>
                 <w:szCs w:val="20"/>
               </w:rPr>
-              <w:t xml:space="preserve">Perkančiajam subjektui kilus abejonių dėl Tiekėjo pateiktos informacijos teisingumo, jis turi teisę kreiptis į Tiekėją su prašymu pateikti Tiekėjo Perkančiajam subjektui pateiktos informacijos pagrindimą. Perkantysis subjektas turi teisę kreiptis į Tiekėjo nurodytus asmenis (klientus), siekdamas įsitikinti nurodytos informacijos teisingumu, o šiems asmenims nepatvirtinus Tiekėjo nurodytos informacijos teisingumo – atmesti Tiekėjo Pasiūlymą. Perkantysis subjektas taip pat turi teisę prašyti Tiekėjo, kad šis pateiktų jo nurodytų asmenų (klientų), kuriems Tiekėjas tiekė </w:t>
-            </w:r>
-            <w:r>
-              <w:rPr>
-                <w:rFonts w:ascii="Arial" w:eastAsiaTheme="minorHAnsi" w:hAnsi="Arial" w:cs="Arial"/>
-                <w:color w:val="000000"/>
-                <w:sz w:val="20"/>
-                <w:szCs w:val="20"/>
-              </w:rPr>
-              <w:lastRenderedPageBreak/>
-              <w:t xml:space="preserve">(tiekia) prekes, teikė (teikia) paslaugas ir (arba) atliko (atlieka) darbus, rašytinį patvirtinimą dėl Tiekėjo jam tiektų prekių, suteiktų paslaugų ir (arba) atliktų darbų fakto patvirtinimo. </w:t>
+              <w:t xml:space="preserve">Perkančiajam subjektui kilus abejonių dėl Tiekėjo pateiktos informacijos teisingumo, jis turi teisę kreiptis į Tiekėją su prašymu pateikti Tiekėjo Perkančiajam subjektui pateiktos informacijos pagrindimą. Perkantysis subjektas turi teisę kreiptis į Tiekėjo nurodytus asmenis (klientus), siekdamas įsitikinti nurodytos informacijos teisingumu, o šiems asmenims nepatvirtinus Tiekėjo nurodytos informacijos teisingumo – atmesti Tiekėjo Pasiūlymą. Perkantysis subjektas taip pat turi teisę prašyti Tiekėjo, kad šis pateiktų jo nurodytų asmenų (klientų), kuriems Tiekėjas tiekė (tiekia) prekes, teikė (teikia) paslaugas ir (arba) atliko (atlieka) darbus, rašytinį patvirtinimą dėl Tiekėjo jam tiektų prekių, suteiktų paslaugų ir (arba) atliktų darbų fakto patvirtinimo. </w:t>
             </w:r>
           </w:p>
         </w:tc>
@@ -29642,19 +30700,7 @@
                 <w:szCs w:val="20"/>
                 <w:lang w:val="en-GB"/>
               </w:rPr>
-              <w:lastRenderedPageBreak/>
-              <w:t xml:space="preserve">In case of doubts about the accuracy of the information provided by the Supplier, the Contracting Entity has the right to contact the Supplier with a request to provide a justification of the information provided by the Supplier to the Contracting Entity. The Contracting Entity has the right to contact the persons (clients) specified by the Supplier to ascertain the accuracy of the specified information, and if these persons do not confirm the correctness of the information specified by the Supplier – to reject the Supplier’s Tender. The Contracting Entity also has the right to request the Supplier to provide written confirmation by the persons (clients) indicated by the Supplier to whom the </w:t>
-            </w:r>
-            <w:r>
-              <w:rPr>
-                <w:rFonts w:ascii="Arial" w:hAnsi="Arial" w:cs="Arial"/>
-                <w:color w:val="000000"/>
-                <w:sz w:val="20"/>
-                <w:szCs w:val="20"/>
-                <w:lang w:val="en-GB"/>
-              </w:rPr>
-              <w:lastRenderedPageBreak/>
-              <w:t>Supplier has supplied (supplies) goods, provided (provides) services and/or performed (performs) works regarding the fact of the goods supplied, services provided and/or work performed by the Supplier.</w:t>
+              <w:t>In case of doubts about the accuracy of the information provided by the Supplier, the Contracting Entity has the right to contact the Supplier with a request to provide a justification of the information provided by the Supplier to the Contracting Entity. The Contracting Entity has the right to contact the persons (clients) specified by the Supplier to ascertain the accuracy of the specified information, and if these persons do not confirm the correctness of the information specified by the Supplier – to reject the Supplier’s Tender. The Contracting Entity also has the right to request the Supplier to provide written confirmation by the persons (clients) indicated by the Supplier to whom the Supplier has supplied (supplies) goods, provided (provides) services and/or performed (performs) works regarding the fact of the goods supplied, services provided and/or work performed by the Supplier.</w:t>
             </w:r>
           </w:p>
         </w:tc>
@@ -29678,7 +30724,6 @@
                 <w:sz w:val="20"/>
                 <w:szCs w:val="20"/>
               </w:rPr>
-              <w:lastRenderedPageBreak/>
               <w:t>9.1</w:t>
             </w:r>
             <w:r>
@@ -29854,6 +30899,7 @@
                 <w:lang w:val="en-GB"/>
               </w:rPr>
             </w:pPr>
+            <w:proofErr w:type="gramStart"/>
             <w:r>
               <w:rPr>
                 <w:rFonts w:ascii="Arial" w:hAnsi="Arial" w:cs="Arial"/>
@@ -29862,7 +30908,18 @@
                 <w:szCs w:val="20"/>
                 <w:lang w:val="en-GB"/>
               </w:rPr>
-              <w:t xml:space="preserve">In order to verify the data provided by the Supplier regarding its compliance with the established Qualification Requirements, the Contracting Entity may request the Supplier to create conditions for getting acquainted with the projects implemented by the Supplier and their results. The Supplier, insofar as it depends on it, must facilitate such acquaintance and provide all additional requested data and documents related to the information submitted by the Supplier together with Tender, which are necessary to ascertain the Supplier’s compliance with the specified Qualification Requirement. </w:t>
+              <w:t>In order to</w:t>
+            </w:r>
+            <w:proofErr w:type="gramEnd"/>
+            <w:r>
+              <w:rPr>
+                <w:rFonts w:ascii="Arial" w:hAnsi="Arial" w:cs="Arial"/>
+                <w:color w:val="000000"/>
+                <w:sz w:val="20"/>
+                <w:szCs w:val="20"/>
+                <w:lang w:val="en-GB"/>
+              </w:rPr>
+              <w:t xml:space="preserve"> verify the data provided by the Supplier regarding its compliance with the established Qualification Requirements, the Contracting Entity may request the Supplier to create conditions for getting acquainted with the projects implemented by the Supplier and their results. The Supplier, insofar as it depends on it, must facilitate such acquaintance and provide all additional requested data and documents related to the information submitted by the Supplier together with Tender, which are necessary to ascertain the Supplier’s compliance with the specified Qualification Requirement. </w:t>
             </w:r>
           </w:p>
         </w:tc>
@@ -30032,6 +31089,7 @@
                 <w:sz w:val="20"/>
                 <w:szCs w:val="20"/>
               </w:rPr>
+              <w:lastRenderedPageBreak/>
               <w:t>9.1</w:t>
             </w:r>
             <w:r>
@@ -30131,16 +31189,7 @@
                 <w:sz w:val="20"/>
                 <w:szCs w:val="20"/>
               </w:rPr>
-              <w:t xml:space="preserve">Taikant fiksuoto įkainio </w:t>
-            </w:r>
-            <w:r>
-              <w:rPr>
-                <w:rFonts w:ascii="Arial" w:hAnsi="Arial" w:cs="Arial"/>
-                <w:sz w:val="20"/>
-                <w:szCs w:val="20"/>
-              </w:rPr>
-              <w:lastRenderedPageBreak/>
-              <w:t>kainodarą, Tiekėjas negali taisyti/tikslinti su Pasiūlymu pateiktų įkainių.</w:t>
+              <w:t>Taikant fiksuoto įkainio kainodarą, Tiekėjas negali taisyti/tikslinti su Pasiūlymu pateiktų įkainių.</w:t>
             </w:r>
             <w:bookmarkEnd w:id="72"/>
           </w:p>
@@ -30173,7 +31222,6 @@
                 <w:szCs w:val="20"/>
                 <w:lang w:val="en-GB"/>
               </w:rPr>
-              <w:lastRenderedPageBreak/>
               <w:t xml:space="preserve">If the Commission finds errors in the calculation of the price or costs specified in the submitted Tender, it must request the Suppliers to correct the arithmetical errors observed in the Tender within the CPP IS correspondence deadline without changing the price or costs </w:t>
             </w:r>
             <w:r>
@@ -30228,7 +31276,27 @@
                 <w:szCs w:val="20"/>
                 <w:lang w:val="en-GB"/>
               </w:rPr>
-              <w:t>. When correcting arithmetical errors specified in the Tender, the Supplier may correct the price or cost components, but shall not have the right to waive the price or cost components or add new parts to the price or cost. If the Supplier does not correct arithmetical errors and/or does not explain the Tender within the specified term, their Tender shall be deemed not to comply with the requirements set forth in the Procurement documents. When applying fixed rate pricing, the Supplier may not correct/adjust the rates provided with the Tender.</w:t>
+              <w:t xml:space="preserve">. When correcting arithmetical errors specified in the Tender, the Supplier may correct the price or cost </w:t>
+            </w:r>
+            <w:proofErr w:type="gramStart"/>
+            <w:r>
+              <w:rPr>
+                <w:rFonts w:ascii="Arial" w:hAnsi="Arial" w:cs="Arial"/>
+                <w:sz w:val="20"/>
+                <w:szCs w:val="20"/>
+                <w:lang w:val="en-GB"/>
+              </w:rPr>
+              <w:t>components, but</w:t>
+            </w:r>
+            <w:proofErr w:type="gramEnd"/>
+            <w:r>
+              <w:rPr>
+                <w:rFonts w:ascii="Arial" w:hAnsi="Arial" w:cs="Arial"/>
+                <w:sz w:val="20"/>
+                <w:szCs w:val="20"/>
+                <w:lang w:val="en-GB"/>
+              </w:rPr>
+              <w:t xml:space="preserve"> shall not have the right to waive the price or cost components or add new parts to the price or cost. If the Supplier does not correct arithmetical errors and/or does not explain the Tender within the specified term, their Tender shall be deemed not to comply with the requirements set forth in the Procurement documents. When applying fixed rate pricing, the Supplier may not correct/adjust the rates provided with the Tender.</w:t>
             </w:r>
           </w:p>
         </w:tc>
@@ -30572,7 +31640,27 @@
                 <w:szCs w:val="20"/>
                 <w:lang w:val="en-GB"/>
               </w:rPr>
-              <w:t xml:space="preserve">The Contracting Entity shall indicate the relative weight of each criterion selected to determine the most economically advantageous Tender in the Procurement conditions, except in cases when the most economically advantageous Tender is determined only on the basis of price. The relative weight of the criteria is expressed by a specific value or by determining the range within which each value assigned to the criterion falls. In cases when due to the </w:t>
+              <w:t xml:space="preserve">The Contracting Entity shall indicate the relative weight of each criterion selected to determine the most economically advantageous Tender in the Procurement conditions, except in cases when the most economically advantageous Tender is determined only </w:t>
+            </w:r>
+            <w:proofErr w:type="gramStart"/>
+            <w:r>
+              <w:rPr>
+                <w:rFonts w:ascii="Arial" w:hAnsi="Arial" w:cs="Arial"/>
+                <w:sz w:val="20"/>
+                <w:szCs w:val="20"/>
+                <w:lang w:val="en-GB"/>
+              </w:rPr>
+              <w:t>on the basis of</w:t>
+            </w:r>
+            <w:proofErr w:type="gramEnd"/>
+            <w:r>
+              <w:rPr>
+                <w:rFonts w:ascii="Arial" w:hAnsi="Arial" w:cs="Arial"/>
+                <w:sz w:val="20"/>
+                <w:szCs w:val="20"/>
+                <w:lang w:val="en-GB"/>
+              </w:rPr>
+              <w:t xml:space="preserve"> price. The relative weight of the criteria is expressed by a specific value or by determining the range within which each value assigned to the criterion falls. In cases when due to the </w:t>
             </w:r>
             <w:r>
               <w:rPr>
@@ -30718,6 +31806,7 @@
                 <w:sz w:val="20"/>
                 <w:szCs w:val="20"/>
               </w:rPr>
+              <w:lastRenderedPageBreak/>
               <w:t>neįprastai mažos, atsižvelgiant į Pirkimo objekto apimtį, Perkančiojo subjekto suplanuotą biudžetą, Tiekėjo pasiūlytą kainą, neatitinkančią rinkoje egzistuojančių kainų ir kt.</w:t>
             </w:r>
             <w:bookmarkEnd w:id="73"/>
@@ -30760,6 +31849,7 @@
                 <w:szCs w:val="20"/>
                 <w:lang w:val="en-GB"/>
               </w:rPr>
+              <w:lastRenderedPageBreak/>
               <w:t>The Contracting Entity has the right to request the Supplier (in case of simplified procurement - the Supplier who has submitted the most economically advantageous tender) to justify an abnormally low price or costs in the absence of the requirement referred to in Article 66 (1) of LP</w:t>
             </w:r>
             <w:r>
@@ -30791,7 +31881,17 @@
                 <w:szCs w:val="20"/>
                 <w:lang w:val="en-GB"/>
               </w:rPr>
-              <w:t xml:space="preserve"> if the price offered by the Supplier or its components seems unusually small, taking into account the scope of the Object of Procurement, the planned budget of the Contracting Entity, the price offered by the Supplier that does not correspond to the prices existing in the market, etc.</w:t>
+              <w:t xml:space="preserve"> if the price offered by the Supplier or its components seems unusually small, taking into account </w:t>
+            </w:r>
+            <w:r>
+              <w:rPr>
+                <w:rFonts w:ascii="Arial" w:hAnsi="Arial" w:cs="Arial"/>
+                <w:sz w:val="20"/>
+                <w:szCs w:val="20"/>
+                <w:lang w:val="en-GB"/>
+              </w:rPr>
+              <w:lastRenderedPageBreak/>
+              <w:t>the scope of the Object of Procurement, the planned budget of the Contracting Entity, the price offered by the Supplier that does not correspond to the prices existing in the market, etc.</w:t>
             </w:r>
             <w:r>
               <w:rPr>
@@ -30825,6 +31925,7 @@
                 <w:sz w:val="20"/>
                 <w:szCs w:val="20"/>
               </w:rPr>
+              <w:lastRenderedPageBreak/>
               <w:t>9.2</w:t>
             </w:r>
             <w:r>
@@ -31252,16 +32353,7 @@
                 <w:sz w:val="20"/>
                 <w:szCs w:val="20"/>
               </w:rPr>
-              <w:t xml:space="preserve">Vertindamas Pasiūlymo kainą, Perkantysis subjektas atsižvelgs į tai, kokia bus galutinė lėšų suma išleista Pirkimui, įskaitant ir dėl sutarties sudarymo su Pirkimo laimėtoju jo paties įgyjamas mokestines prievoles (ar teises). Jei, vadovaujantis Lietuvos </w:t>
-            </w:r>
-            <w:r>
-              <w:rPr>
-                <w:rFonts w:ascii="Arial" w:eastAsiaTheme="minorHAnsi" w:hAnsi="Arial" w:cs="Arial"/>
-                <w:sz w:val="20"/>
-                <w:szCs w:val="20"/>
-              </w:rPr>
-              <w:lastRenderedPageBreak/>
-              <w:t>Respublikos pridėtinės vertės mokesčio įstatymu</w:t>
+              <w:t>Vertindamas Pasiūlymo kainą, Perkantysis subjektas atsižvelgs į tai, kokia bus galutinė lėšų suma išleista Pirkimui, įskaitant ir dėl sutarties sudarymo su Pirkimo laimėtoju jo paties įgyjamas mokestines prievoles (ar teises). Jei, vadovaujantis Lietuvos Respublikos pridėtinės vertės mokesčio įstatymu</w:t>
             </w:r>
             <w:r>
               <w:rPr>
@@ -31329,9 +32421,9 @@
                 <w:szCs w:val="20"/>
                 <w:lang w:val="en-GB"/>
               </w:rPr>
-              <w:lastRenderedPageBreak/>
-              <w:t xml:space="preserve">When evaluating the price of the Tender, the Contracting Entity will take into account the final amount of funds spent on the Procurement, including the tax obligations (or rights) it acquires as a result of entering into a contract with the winner of the Procurement. If, in accordance with the Law on Value Added Tax  </w:t>
-            </w:r>
+              <w:t xml:space="preserve">When evaluating the price of the Tender, the Contracting Entity will </w:t>
+            </w:r>
+            <w:proofErr w:type="gramStart"/>
             <w:r>
               <w:rPr>
                 <w:rFonts w:ascii="Arial" w:hAnsi="Arial" w:cs="Arial"/>
@@ -31340,8 +32432,62 @@
                 <w:szCs w:val="20"/>
                 <w:lang w:val="en-GB"/>
               </w:rPr>
-              <w:lastRenderedPageBreak/>
-              <w:t>of the Republic of Lithuania</w:t>
+              <w:t>take into account</w:t>
+            </w:r>
+            <w:proofErr w:type="gramEnd"/>
+            <w:r>
+              <w:rPr>
+                <w:rFonts w:ascii="Arial" w:hAnsi="Arial" w:cs="Arial"/>
+                <w:color w:val="000000"/>
+                <w:sz w:val="20"/>
+                <w:szCs w:val="20"/>
+                <w:lang w:val="en-GB"/>
+              </w:rPr>
+              <w:t xml:space="preserve"> the final amount of funds spent on the Procurement, including the tax obligations (or rights) it acquires </w:t>
+            </w:r>
+            <w:proofErr w:type="gramStart"/>
+            <w:r>
+              <w:rPr>
+                <w:rFonts w:ascii="Arial" w:hAnsi="Arial" w:cs="Arial"/>
+                <w:color w:val="000000"/>
+                <w:sz w:val="20"/>
+                <w:szCs w:val="20"/>
+                <w:lang w:val="en-GB"/>
+              </w:rPr>
+              <w:t>as a result of</w:t>
+            </w:r>
+            <w:proofErr w:type="gramEnd"/>
+            <w:r>
+              <w:rPr>
+                <w:rFonts w:ascii="Arial" w:hAnsi="Arial" w:cs="Arial"/>
+                <w:color w:val="000000"/>
+                <w:sz w:val="20"/>
+                <w:szCs w:val="20"/>
+                <w:lang w:val="en-GB"/>
+              </w:rPr>
+              <w:t xml:space="preserve"> entering into a contract with the winner of the Procurement. If, in accordance with the Law on Value Added </w:t>
+            </w:r>
+            <w:proofErr w:type="gramStart"/>
+            <w:r>
+              <w:rPr>
+                <w:rFonts w:ascii="Arial" w:hAnsi="Arial" w:cs="Arial"/>
+                <w:color w:val="000000"/>
+                <w:sz w:val="20"/>
+                <w:szCs w:val="20"/>
+                <w:lang w:val="en-GB"/>
+              </w:rPr>
+              <w:t>Tax  of</w:t>
+            </w:r>
+            <w:proofErr w:type="gramEnd"/>
+            <w:r>
+              <w:rPr>
+                <w:rFonts w:ascii="Arial" w:hAnsi="Arial" w:cs="Arial"/>
+                <w:color w:val="000000"/>
+                <w:sz w:val="20"/>
+                <w:szCs w:val="20"/>
+                <w:lang w:val="en-GB"/>
+              </w:rPr>
+              <w:t xml:space="preserve"> the Republic of Lithuania</w:t>
             </w:r>
             <w:r>
               <w:rPr>
@@ -31403,7 +32549,6 @@
                 <w:sz w:val="20"/>
                 <w:szCs w:val="20"/>
               </w:rPr>
-              <w:lastRenderedPageBreak/>
               <w:t>9.2</w:t>
             </w:r>
             <w:r>
@@ -31769,7 +32914,16 @@
                 <w:sz w:val="20"/>
                 <w:szCs w:val="20"/>
               </w:rPr>
-              <w:t>Tais atvejais, kai kelių Tiekėjų Pasiūlymų ekonominis naudingumas yra vienodas, sudarant Pasiūlymų eilę pirmesnis į šią eilę įrašomas Tiekėjas, kurio Pasiūlymas pateiktas anksčiausiai.</w:t>
+              <w:t xml:space="preserve">Tais atvejais, kai kelių Tiekėjų Pasiūlymų ekonominis naudingumas </w:t>
+            </w:r>
+            <w:r>
+              <w:rPr>
+                <w:rFonts w:ascii="Arial" w:hAnsi="Arial" w:cs="Arial"/>
+                <w:sz w:val="20"/>
+                <w:szCs w:val="20"/>
+              </w:rPr>
+              <w:lastRenderedPageBreak/>
+              <w:t>yra vienodas, sudarant Pasiūlymų eilę pirmesnis į šią eilę įrašomas Tiekėjas, kurio Pasiūlymas pateiktas anksčiausiai.</w:t>
             </w:r>
           </w:p>
         </w:tc>
@@ -31802,6 +32956,7 @@
                 <w:szCs w:val="20"/>
                 <w:lang w:val="en-GB"/>
               </w:rPr>
+              <w:lastRenderedPageBreak/>
               <w:t>Tender</w:t>
             </w:r>
             <w:r>
@@ -31849,7 +33004,17 @@
                 <w:szCs w:val="20"/>
                 <w:lang w:val="en-GB"/>
               </w:rPr>
-              <w:t xml:space="preserve">In cases when the economic efficiency of the Tenders of several Suppliers is the same, the Supplier whose Tender was submitted earlier shall be entered first in the queue of the </w:t>
+              <w:t xml:space="preserve">In cases when the economic efficiency of the Tenders of several Suppliers is </w:t>
+            </w:r>
+            <w:r>
+              <w:rPr>
+                <w:rFonts w:ascii="Arial" w:hAnsi="Arial" w:cs="Arial"/>
+                <w:sz w:val="20"/>
+                <w:szCs w:val="20"/>
+                <w:lang w:val="en-GB"/>
+              </w:rPr>
+              <w:lastRenderedPageBreak/>
+              <w:t xml:space="preserve">the same, the Supplier whose Tender was submitted earlier shall be entered first in the queue of the </w:t>
             </w:r>
             <w:r>
               <w:rPr>
@@ -31892,6 +33057,7 @@
                 <w:sz w:val="20"/>
                 <w:szCs w:val="20"/>
               </w:rPr>
+              <w:lastRenderedPageBreak/>
               <w:t>9.2</w:t>
             </w:r>
             <w:r>
@@ -31984,6 +33150,7 @@
                 <w:lang w:val="en-GB"/>
               </w:rPr>
             </w:pPr>
+            <w:proofErr w:type="gramStart"/>
             <w:r>
               <w:rPr>
                 <w:rFonts w:ascii="Arial" w:hAnsi="Arial" w:cs="Arial"/>
@@ -31992,7 +33159,18 @@
                 <w:szCs w:val="20"/>
                 <w:lang w:val="en-GB"/>
               </w:rPr>
-              <w:t xml:space="preserve">In the event that a Preliminary Contract is concluded during this Procurement, several Tenders may be recognized as </w:t>
+              <w:t>In the event that</w:t>
+            </w:r>
+            <w:proofErr w:type="gramEnd"/>
+            <w:r>
+              <w:rPr>
+                <w:rFonts w:ascii="Arial" w:hAnsi="Arial" w:cs="Arial"/>
+                <w:color w:val="000000"/>
+                <w:sz w:val="20"/>
+                <w:szCs w:val="20"/>
+                <w:lang w:val="en-GB"/>
+              </w:rPr>
+              <w:t xml:space="preserve"> a Preliminary Contract is concluded during this Procurement, several Tenders may be recognized as </w:t>
             </w:r>
             <w:r>
               <w:rPr>
@@ -32138,7 +33316,27 @@
                 <w:szCs w:val="20"/>
                 <w:lang w:val="en-GB"/>
               </w:rPr>
-              <w:t>The Contracting Entity, having made a decision on termination of the Procurement procedures, shall inform the Suppliers thereof immediately, but in any case, not later than within 5 working days from the date of making such a decision.</w:t>
+              <w:t xml:space="preserve">The Contracting Entity, having </w:t>
+            </w:r>
+            <w:proofErr w:type="gramStart"/>
+            <w:r>
+              <w:rPr>
+                <w:rFonts w:ascii="Arial" w:hAnsi="Arial" w:cs="Arial"/>
+                <w:sz w:val="20"/>
+                <w:szCs w:val="20"/>
+                <w:lang w:val="en-GB"/>
+              </w:rPr>
+              <w:t>made a decision</w:t>
+            </w:r>
+            <w:proofErr w:type="gramEnd"/>
+            <w:r>
+              <w:rPr>
+                <w:rFonts w:ascii="Arial" w:hAnsi="Arial" w:cs="Arial"/>
+                <w:sz w:val="20"/>
+                <w:szCs w:val="20"/>
+                <w:lang w:val="en-GB"/>
+              </w:rPr>
+              <w:t xml:space="preserve"> on termination of the Procurement procedures, shall inform the Suppliers thereof immediately, but in any case, not later than within 5 working days from the date of making such a decision.</w:t>
             </w:r>
           </w:p>
         </w:tc>
@@ -32235,17 +33433,7 @@
                 <w:sz w:val="20"/>
                 <w:szCs w:val="20"/>
               </w:rPr>
-              <w:t xml:space="preserve">Perkantysis subjektas atsakys </w:t>
-            </w:r>
-            <w:r>
-              <w:rPr>
-                <w:rFonts w:ascii="Arial" w:hAnsi="Arial" w:cs="Arial"/>
-                <w:iCs/>
-                <w:sz w:val="20"/>
-                <w:szCs w:val="20"/>
-              </w:rPr>
-              <w:lastRenderedPageBreak/>
-              <w:t>nedelsdamas, tačiau bet kuriuo atveju ne vėliau kaip per 15 dienų nuo tokio prašymo gavimo dienos.</w:t>
+              <w:t>Perkantysis subjektas atsakys nedelsdamas, tačiau bet kuriuo atveju ne vėliau kaip per 15 dienų nuo tokio prašymo gavimo dienos.</w:t>
             </w:r>
           </w:p>
         </w:tc>
@@ -32279,19 +33467,7 @@
                 <w:szCs w:val="20"/>
                 <w:lang w:val="en-GB"/>
               </w:rPr>
-              <w:lastRenderedPageBreak/>
-              <w:t xml:space="preserve">Upon submission of a written request by any Supplier to indicate the reasons for the rejection of their Tender, the Contracting Entity shall respond </w:t>
-            </w:r>
-            <w:r>
-              <w:rPr>
-                <w:rFonts w:ascii="Arial" w:hAnsi="Arial" w:cs="Arial"/>
-                <w:iCs/>
-                <w:sz w:val="20"/>
-                <w:szCs w:val="20"/>
-                <w:lang w:val="en-GB"/>
-              </w:rPr>
-              <w:lastRenderedPageBreak/>
-              <w:t>immediately, but in any case, not later than within 15 days from the date of receipt of such request.</w:t>
+              <w:t>Upon submission of a written request by any Supplier to indicate the reasons for the rejection of their Tender, the Contracting Entity shall respond immediately, but in any case, not later than within 15 days from the date of receipt of such request.</w:t>
             </w:r>
           </w:p>
         </w:tc>
@@ -32315,7 +33491,6 @@
                 <w:sz w:val="20"/>
                 <w:szCs w:val="20"/>
               </w:rPr>
-              <w:lastRenderedPageBreak/>
               <w:t>9.3</w:t>
             </w:r>
             <w:r>
@@ -32498,7 +33673,16 @@
                 <w:sz w:val="20"/>
                 <w:szCs w:val="20"/>
               </w:rPr>
-              <w:t xml:space="preserve"> ir, jeigu taikoma, kokybės vadybos sistemos ir (arba) aplinkos apsaugos vadybos sistemos standartų reikalavimams, jeigu Perkantysis subjektas turi galimybę susipažinti su šiais dokumentais ar informacija tiesiogiai ir neatlygintinai prisijungęs prie nacionalinės duomenų bazės bet kurioje valstybėje narėje arba naudodamasis CVP IS priemonėmis, arba šiuos dokumentus jau turi iš ankstesnių Pirkimo procedūrų.</w:t>
+              <w:t xml:space="preserve"> ir, jeigu taikoma, kokybės vadybos sistemos ir (arba) aplinkos apsaugos vadybos sistemos standartų reikalavimams, jeigu Perkantysis subjektas turi galimybę susipažinti su šiais dokumentais ar informacija tiesiogiai ir neatlygintinai prisijungęs prie nacionalinės </w:t>
+            </w:r>
+            <w:r>
+              <w:rPr>
+                <w:rFonts w:ascii="Arial" w:hAnsi="Arial" w:cs="Arial"/>
+                <w:sz w:val="20"/>
+                <w:szCs w:val="20"/>
+              </w:rPr>
+              <w:lastRenderedPageBreak/>
+              <w:t>duomenų bazės bet kurioje valstybėje narėje arba naudodamasis CVP IS priemonėmis, arba šiuos dokumentus jau turi iš ankstesnių Pirkimo procedūrų.</w:t>
             </w:r>
           </w:p>
         </w:tc>
@@ -32531,6 +33715,7 @@
                 <w:szCs w:val="20"/>
                 <w:lang w:val="en-GB"/>
               </w:rPr>
+              <w:lastRenderedPageBreak/>
               <w:t>The Contracting Entity will not require the Supplier to provide documents confirming the absence of grounds for its exclusion, compliance with the Qualification Requirements</w:t>
             </w:r>
             <w:r>
@@ -32549,7 +33734,17 @@
                 <w:szCs w:val="20"/>
                 <w:lang w:val="en-GB"/>
               </w:rPr>
-              <w:t xml:space="preserve"> and, if applicable, the requirements of the quality management system and/or environmental management system standards, if the Contracting Entity has access to these documents or information directly and free of charge by accessing the national database in any member state or by means of the CPP IS, or shall already have these documents from previous </w:t>
+              <w:t xml:space="preserve"> and, if applicable, the requirements of the quality management system and/or environmental management system standards, if the Contracting Entity has access to these documents or information directly and free of charge by accessing the national </w:t>
+            </w:r>
+            <w:r>
+              <w:rPr>
+                <w:rFonts w:ascii="Arial" w:hAnsi="Arial" w:cs="Arial"/>
+                <w:sz w:val="20"/>
+                <w:szCs w:val="20"/>
+                <w:lang w:val="en-GB"/>
+              </w:rPr>
+              <w:lastRenderedPageBreak/>
+              <w:t xml:space="preserve">database in any member state or by means of the CPP IS, or shall already have these documents from previous </w:t>
             </w:r>
             <w:r>
               <w:rPr>
@@ -32583,6 +33778,7 @@
                 <w:sz w:val="20"/>
                 <w:szCs w:val="20"/>
               </w:rPr>
+              <w:lastRenderedPageBreak/>
               <w:t>10.</w:t>
             </w:r>
           </w:p>
@@ -32850,16 +34046,7 @@
                 <w:sz w:val="20"/>
                 <w:szCs w:val="20"/>
               </w:rPr>
-              <w:t xml:space="preserve"> Perkantysis subjektas gali prašyti, kad Tiekėjai pratęstų Pasiūlymų galiojimą iki konkrečiai nurodyto termino. Tiekėjas gali atmesti tokį prašymą neprarasdamas teisės į savo Pasiūlymo galiojimo užtikrinimą, jeigu jo buvo reikalaujama. Tiekėjas, kuris sutinka pratęsti savo Pasiūlymo galiojimo terminą ir apie tai raštu praneša Perkančiajam subjektui, pratęsia Pasiūlymo galiojimo užtikrinimo terminą arba pateikia naują Pasiūlymo galiojimo užtikrinimą patvirtinantį dokumentą, jeigu jo buvo reikalaujama. Jeigu Tiekėjas neatsako į </w:t>
-            </w:r>
-            <w:r>
-              <w:rPr>
-                <w:rFonts w:ascii="Arial" w:hAnsi="Arial" w:cs="Arial"/>
-                <w:sz w:val="20"/>
-                <w:szCs w:val="20"/>
-              </w:rPr>
-              <w:lastRenderedPageBreak/>
-              <w:t>Perkančiojo subjekto prašymą pratęsti Pasiūlymo galiojimo užtikrinimo terminą, jo nepratęsia arba nepateikia naujo Pasiūlymo galiojimo užtikrinimo, laikoma, kad jis atmetė prašymą pratęsti savo Pasiūlymo galiojimo terminą.</w:t>
+              <w:t xml:space="preserve"> Perkantysis subjektas gali prašyti, kad Tiekėjai pratęstų Pasiūlymų galiojimą iki konkrečiai nurodyto termino. Tiekėjas gali atmesti tokį prašymą neprarasdamas teisės į savo Pasiūlymo galiojimo užtikrinimą, jeigu jo buvo reikalaujama. Tiekėjas, kuris sutinka pratęsti savo Pasiūlymo galiojimo terminą ir apie tai raštu praneša Perkančiajam subjektui, pratęsia Pasiūlymo galiojimo užtikrinimo terminą arba pateikia naują Pasiūlymo galiojimo užtikrinimą patvirtinantį dokumentą, jeigu jo buvo reikalaujama. Jeigu Tiekėjas neatsako į Perkančiojo subjekto prašymą pratęsti Pasiūlymo galiojimo užtikrinimo terminą, jo nepratęsia arba nepateikia naujo Pasiūlymo galiojimo užtikrinimo, laikoma, kad jis atmetė prašymą pratęsti savo Pasiūlymo galiojimo terminą.</w:t>
             </w:r>
           </w:p>
         </w:tc>
@@ -32891,7 +34078,6 @@
                 <w:szCs w:val="20"/>
                 <w:lang w:val="en-GB"/>
               </w:rPr>
-              <w:lastRenderedPageBreak/>
               <w:t xml:space="preserve">During the Procurement procedure, </w:t>
             </w:r>
             <w:r>
@@ -32964,17 +34150,7 @@
                 <w:szCs w:val="20"/>
                 <w:lang w:val="en-GB"/>
               </w:rPr>
-              <w:t xml:space="preserve">the Contracting Entity may request that the Suppliers extend the validity of the Tenders until the specified deadline. The Supplier may reject such a request without losing the right to secure the Tender, security if it was required. The Supplier who agrees to extend the validity of his Tender and notifies the Contracting Entity thereof in writing shall extend the Tender security or submit a new document confirming the validity of the Tender, if required. If the Supplier does not respond to the Contracting Entity’s request to extend the validity of the </w:t>
-            </w:r>
-            <w:r>
-              <w:rPr>
-                <w:rFonts w:ascii="Arial" w:hAnsi="Arial" w:cs="Arial"/>
-                <w:sz w:val="20"/>
-                <w:szCs w:val="20"/>
-                <w:lang w:val="en-GB"/>
-              </w:rPr>
-              <w:lastRenderedPageBreak/>
-              <w:t>Tender, does not extend it or does not submit a new Tender security, it shall be deemed that it has rejected the request to extend the validity of their Tender.</w:t>
+              <w:t>the Contracting Entity may request that the Suppliers extend the validity of the Tenders until the specified deadline. The Supplier may reject such a request without losing the right to secure the Tender, security if it was required. The Supplier who agrees to extend the validity of his Tender and notifies the Contracting Entity thereof in writing shall extend the Tender security or submit a new document confirming the validity of the Tender, if required. If the Supplier does not respond to the Contracting Entity’s request to extend the validity of the Tender, does not extend it or does not submit a new Tender security, it shall be deemed that it has rejected the request to extend the validity of their Tender.</w:t>
             </w:r>
           </w:p>
         </w:tc>
@@ -32998,7 +34174,6 @@
                 <w:sz w:val="20"/>
                 <w:szCs w:val="20"/>
               </w:rPr>
-              <w:lastRenderedPageBreak/>
               <w:t>10.3</w:t>
             </w:r>
           </w:p>
@@ -33519,6 +34694,7 @@
                 <w:sz w:val="20"/>
                 <w:szCs w:val="20"/>
               </w:rPr>
+              <w:lastRenderedPageBreak/>
               <w:t>10.7.</w:t>
             </w:r>
           </w:p>
@@ -34049,7 +35225,6 @@
                 <w:sz w:val="20"/>
                 <w:szCs w:val="20"/>
               </w:rPr>
-              <w:lastRenderedPageBreak/>
               <w:t>12.2.1.</w:t>
             </w:r>
           </w:p>
@@ -34370,7 +35545,29 @@
                 <w:szCs w:val="20"/>
                 <w:lang w:val="en-GB" w:eastAsia="lt-LT"/>
               </w:rPr>
-              <w:t>In case of technical problems of CPP IS, when the Supplier is not able to provide the password by means of correspondence of CPP IS, the Supplier has the right to provide the password by other means optionally: by official e-mail of the Contracting Entity or in writing. In this case, the Supplier should be active and make sure that the provided password has reached the addressee in time (for example, by contacting the Contracting Entity by its official telephone and/or other means);</w:t>
+              <w:t xml:space="preserve">In case of technical problems of CPP IS, when the Supplier </w:t>
+            </w:r>
+            <w:proofErr w:type="gramStart"/>
+            <w:r>
+              <w:rPr>
+                <w:rFonts w:ascii="Arial" w:hAnsi="Arial" w:cs="Arial"/>
+                <w:color w:val="000000"/>
+                <w:sz w:val="20"/>
+                <w:szCs w:val="20"/>
+                <w:lang w:val="en-GB" w:eastAsia="lt-LT"/>
+              </w:rPr>
+              <w:t>is not able to</w:t>
+            </w:r>
+            <w:proofErr w:type="gramEnd"/>
+            <w:r>
+              <w:rPr>
+                <w:rFonts w:ascii="Arial" w:hAnsi="Arial" w:cs="Arial"/>
+                <w:color w:val="000000"/>
+                <w:sz w:val="20"/>
+                <w:szCs w:val="20"/>
+                <w:lang w:val="en-GB" w:eastAsia="lt-LT"/>
+              </w:rPr>
+              <w:t xml:space="preserve"> provide the password by means of correspondence of CPP IS, the Supplier has the right to provide the password by other means optionally: by official e-mail of the Contracting Entity or in writing. In this case, the Supplier should be active and make sure that the provided password has reached the addressee in time (for example, by contacting the Contracting Entity by its official telephone and/or other means);</w:t>
             </w:r>
           </w:p>
         </w:tc>
@@ -34394,6 +35591,7 @@
                 <w:sz w:val="20"/>
                 <w:szCs w:val="20"/>
               </w:rPr>
+              <w:lastRenderedPageBreak/>
               <w:t>12.3.</w:t>
             </w:r>
           </w:p>
@@ -35023,7 +36221,6 @@
                 <w:sz w:val="20"/>
                 <w:szCs w:val="20"/>
               </w:rPr>
-              <w:lastRenderedPageBreak/>
               <w:t>13.1.2.</w:t>
             </w:r>
           </w:p>
@@ -35349,6 +36546,7 @@
                 <w:sz w:val="20"/>
                 <w:szCs w:val="20"/>
               </w:rPr>
+              <w:lastRenderedPageBreak/>
               <w:t>13.</w:t>
             </w:r>
             <w:r>
@@ -35925,18 +37123,7 @@
                 <w:szCs w:val="20"/>
                 <w:shd w:val="clear" w:color="auto" w:fill="FFFFFF"/>
               </w:rPr>
-              <w:t xml:space="preserve">kurio Pasiūlymas pagal nustatytą Pasiūlymų eilę yra pirmas po Tiekėjo, </w:t>
-            </w:r>
-            <w:r>
-              <w:rPr>
-                <w:rFonts w:ascii="Arial" w:hAnsi="Arial" w:cs="Arial"/>
-                <w:color w:val="000000"/>
-                <w:sz w:val="20"/>
-                <w:szCs w:val="20"/>
-                <w:shd w:val="clear" w:color="auto" w:fill="FFFFFF"/>
-              </w:rPr>
-              <w:lastRenderedPageBreak/>
-              <w:t xml:space="preserve">atsisakiusio sudaryti Sutartį, </w:t>
+              <w:t xml:space="preserve">kurio Pasiūlymas pagal nustatytą Pasiūlymų eilę yra pirmas po Tiekėjo, atsisakiusio sudaryti Sutartį, </w:t>
             </w:r>
             <w:r>
               <w:rPr>
@@ -36070,8 +37257,27 @@
                 <w:szCs w:val="20"/>
                 <w:lang w:val="en-GB"/>
               </w:rPr>
-              <w:lastRenderedPageBreak/>
-              <w:t xml:space="preserve">If the Supplier who was offered to conclude the Contract refuses in writing to conclude it, or fails to sign the Contract by the time specified by the Contracting Entity, or refuses to enter into the Contract under the conditions specified in LP and the Procurement conditions, such Supplier shall be deemed to have refused to conclude the Contract. In this case, </w:t>
+              <w:t xml:space="preserve">If the Supplier who was offered to conclude the Contract refuses in writing to conclude </w:t>
+            </w:r>
+            <w:proofErr w:type="gramStart"/>
+            <w:r>
+              <w:rPr>
+                <w:rFonts w:ascii="Arial" w:hAnsi="Arial" w:cs="Arial"/>
+                <w:sz w:val="20"/>
+                <w:szCs w:val="20"/>
+                <w:lang w:val="en-GB"/>
+              </w:rPr>
+              <w:t>it, or</w:t>
+            </w:r>
+            <w:proofErr w:type="gramEnd"/>
+            <w:r>
+              <w:rPr>
+                <w:rFonts w:ascii="Arial" w:hAnsi="Arial" w:cs="Arial"/>
+                <w:sz w:val="20"/>
+                <w:szCs w:val="20"/>
+                <w:lang w:val="en-GB"/>
+              </w:rPr>
+              <w:t xml:space="preserve"> fails to sign the Contract by the time specified by the Contracting Entity, or refuses to enter into the Contract under the conditions specified in LP and the Procurement conditions, such Supplier shall be deemed to have refused to conclude the Contract. In this case, </w:t>
             </w:r>
             <w:r>
               <w:rPr>
@@ -36233,17 +37439,7 @@
                 <w:szCs w:val="20"/>
                 <w:lang w:val="en-GB"/>
               </w:rPr>
-              <w:t xml:space="preserve">the Contracting Entity shall offer to conclude the Contract to the Supplier whose Tender is the first after the Supplier who has refused to </w:t>
-            </w:r>
-            <w:r>
-              <w:rPr>
-                <w:rFonts w:ascii="Arial" w:hAnsi="Arial" w:cs="Arial"/>
-                <w:sz w:val="20"/>
-                <w:szCs w:val="20"/>
-                <w:lang w:val="en-GB"/>
-              </w:rPr>
-              <w:lastRenderedPageBreak/>
-              <w:t xml:space="preserve">conclude the Contract </w:t>
+              <w:t xml:space="preserve">the Contracting Entity shall offer to conclude the Contract to the Supplier whose Tender is the first after the Supplier who has refused to conclude the Contract </w:t>
             </w:r>
             <w:r>
               <w:rPr>
@@ -36476,7 +37672,6 @@
                 <w:sz w:val="20"/>
                 <w:szCs w:val="20"/>
               </w:rPr>
-              <w:lastRenderedPageBreak/>
               <w:t>14.3.</w:t>
             </w:r>
           </w:p>
@@ -36693,6 +37888,7 @@
                 <w:sz w:val="20"/>
                 <w:szCs w:val="20"/>
               </w:rPr>
+              <w:lastRenderedPageBreak/>
               <w:t>14.5.</w:t>
             </w:r>
           </w:p>
@@ -37277,7 +38473,47 @@
                 <w:szCs w:val="20"/>
                 <w:lang w:val="en-GB"/>
               </w:rPr>
-              <w:t xml:space="preserve"> conditions, if such request is received no later than 6 days before the deadline for submission of Tenders. The Contracting Entity will respond to such requests no later than 4 days before the deadline for submission ofr Tenders . The application must be submitted by means of CPP IS.</w:t>
+              <w:t xml:space="preserve"> conditions, if such request is received no later than 6 days before the deadline for submission of Tenders. The Contracting Entity will respond to such requests no later than 4 days before the deadline for submission </w:t>
+            </w:r>
+            <w:proofErr w:type="spellStart"/>
+            <w:r>
+              <w:rPr>
+                <w:rFonts w:ascii="Arial" w:hAnsi="Arial" w:cs="Arial"/>
+                <w:sz w:val="20"/>
+                <w:szCs w:val="20"/>
+                <w:lang w:val="en-GB"/>
+              </w:rPr>
+              <w:t>ofr</w:t>
+            </w:r>
+            <w:proofErr w:type="spellEnd"/>
+            <w:r>
+              <w:rPr>
+                <w:rFonts w:ascii="Arial" w:hAnsi="Arial" w:cs="Arial"/>
+                <w:sz w:val="20"/>
+                <w:szCs w:val="20"/>
+                <w:lang w:val="en-GB"/>
+              </w:rPr>
+              <w:t xml:space="preserve"> </w:t>
+            </w:r>
+            <w:proofErr w:type="gramStart"/>
+            <w:r>
+              <w:rPr>
+                <w:rFonts w:ascii="Arial" w:hAnsi="Arial" w:cs="Arial"/>
+                <w:sz w:val="20"/>
+                <w:szCs w:val="20"/>
+                <w:lang w:val="en-GB"/>
+              </w:rPr>
+              <w:t>Tenders .</w:t>
+            </w:r>
+            <w:proofErr w:type="gramEnd"/>
+            <w:r>
+              <w:rPr>
+                <w:rFonts w:ascii="Arial" w:hAnsi="Arial" w:cs="Arial"/>
+                <w:sz w:val="20"/>
+                <w:szCs w:val="20"/>
+                <w:lang w:val="en-GB"/>
+              </w:rPr>
+              <w:t xml:space="preserve"> The application must be submitted by means of CPP IS.</w:t>
             </w:r>
           </w:p>
         </w:tc>
@@ -37330,16 +38566,7 @@
                 <w:sz w:val="20"/>
                 <w:szCs w:val="20"/>
               </w:rPr>
-              <w:t xml:space="preserve">Perkantysis subjektas, vykdydamas tarptautinį pirkimą, raštu atsakys į kiekvieno Tiekėjo rašytinį prašymą dėl Pirkimo sąlygose nustatytų reikalavimų, jei toks prašymas yra gautas ne vėliau kaip </w:t>
-            </w:r>
-            <w:r>
-              <w:rPr>
-                <w:rFonts w:ascii="Arial" w:hAnsi="Arial" w:cs="Arial"/>
-                <w:sz w:val="20"/>
-                <w:szCs w:val="20"/>
-              </w:rPr>
-              <w:lastRenderedPageBreak/>
-              <w:t>likus 9 dienoms iki Pasiūlymų pateikimo termino pabaigos. Perkantysis subjektas į tokius prašymus atsakys ne vėliau kaip likus 6 dienoms iki Pasiūlymų pateikimo termino pabaigos. Prašymas turi būti pateiktas CVP IS priemonėmis.</w:t>
+              <w:t>Perkantysis subjektas, vykdydamas tarptautinį pirkimą, raštu atsakys į kiekvieno Tiekėjo rašytinį prašymą dėl Pirkimo sąlygose nustatytų reikalavimų, jei toks prašymas yra gautas ne vėliau kaip likus 9 dienoms iki Pasiūlymų pateikimo termino pabaigos. Perkantysis subjektas į tokius prašymus atsakys ne vėliau kaip likus 6 dienoms iki Pasiūlymų pateikimo termino pabaigos. Prašymas turi būti pateiktas CVP IS priemonėmis.</w:t>
             </w:r>
           </w:p>
         </w:tc>
@@ -37372,18 +38599,7 @@
                 <w:szCs w:val="20"/>
                 <w:lang w:val="en-GB"/>
               </w:rPr>
-              <w:lastRenderedPageBreak/>
-              <w:t xml:space="preserve">When performing an international procurement, the Contracting Entity will respond in writing to each Supplier's written request regarding the requirements set out in the Procurement conditions, if such request is received no later than </w:t>
-            </w:r>
-            <w:r>
-              <w:rPr>
-                <w:rFonts w:ascii="Arial" w:hAnsi="Arial" w:cs="Arial"/>
-                <w:sz w:val="20"/>
-                <w:szCs w:val="20"/>
-                <w:lang w:val="en-GB"/>
-              </w:rPr>
-              <w:lastRenderedPageBreak/>
-              <w:t>9 days before the deadline for submission of Tenders. The Contracting Entity will respond to such requests no later than 6 days before the deadline for submission of Tenders. The application must be submitted by means of CPP IS.</w:t>
+              <w:t>When performing an international procurement, the Contracting Entity will respond in writing to each Supplier's written request regarding the requirements set out in the Procurement conditions, if such request is received no later than 9 days before the deadline for submission of Tenders. The Contracting Entity will respond to such requests no later than 6 days before the deadline for submission of Tenders. The application must be submitted by means of CPP IS.</w:t>
             </w:r>
           </w:p>
         </w:tc>
@@ -37407,7 +38623,6 @@
                 <w:sz w:val="20"/>
                 <w:szCs w:val="20"/>
               </w:rPr>
-              <w:lastRenderedPageBreak/>
               <w:t>15.3.</w:t>
             </w:r>
           </w:p>
@@ -37437,7 +38652,16 @@
                 <w:sz w:val="20"/>
                 <w:szCs w:val="20"/>
               </w:rPr>
-              <w:t>Jeigu nuo Pirkimo dokumentų paaiškinimo iki Pasiūlymų pateikimo termino pabaigos lieka trumpesnis terminas nei nurodyta BPS 15.1 arba 15.2 punktuose, arba tam, kad į pateiktus paaiškinimus (patikslinimus) Tiekėjai galėtų objektyviai atsižvelgti rengdami Pasiūlymą, Tiekėjams objektyviai reikia daugiau laiko, Perkantysis subjektas pratęsia Pasiūlymų pateikimo terminą protingumo kriterijų atitinkančiu terminu. Jeigu papildomos informacijos nebuvo paprašyta laiku arba ji neturi esminės įtakos Pasiūlymų parengimui, Perkantysis subjektas Pasiūlymų pateikimo termino gali nepratęsti.</w:t>
+              <w:t xml:space="preserve">Jeigu nuo Pirkimo dokumentų paaiškinimo iki Pasiūlymų pateikimo termino pabaigos lieka trumpesnis terminas nei nurodyta BPS 15.1 arba 15.2 punktuose, arba tam, kad į pateiktus paaiškinimus (patikslinimus) Tiekėjai galėtų objektyviai atsižvelgti rengdami Pasiūlymą, Tiekėjams objektyviai reikia daugiau laiko, Perkantysis subjektas pratęsia Pasiūlymų pateikimo terminą protingumo kriterijų atitinkančiu terminu. Jeigu papildomos informacijos nebuvo </w:t>
+            </w:r>
+            <w:r>
+              <w:rPr>
+                <w:rFonts w:ascii="Arial" w:hAnsi="Arial" w:cs="Arial"/>
+                <w:sz w:val="20"/>
+                <w:szCs w:val="20"/>
+              </w:rPr>
+              <w:lastRenderedPageBreak/>
+              <w:t>paprašyta laiku arba ji neturi esminės įtakos Pasiūlymų parengimui, Perkantysis subjektas Pasiūlymų pateikimo termino gali nepratęsti.</w:t>
             </w:r>
           </w:p>
         </w:tc>
@@ -37470,6 +38694,7 @@
                 <w:szCs w:val="20"/>
                 <w:lang w:val="en-GB"/>
               </w:rPr>
+              <w:lastRenderedPageBreak/>
               <w:t>If the time period from the explanation of the Procurement documents until the deadline for submission of Tenders is a shorter than specified in clauses 1</w:t>
             </w:r>
             <w:r>
@@ -37506,7 +38731,37 @@
                 <w:szCs w:val="20"/>
                 <w:lang w:val="en-GB"/>
               </w:rPr>
-              <w:t>.2 of the GPC, or the Suppliers objectively need more time in order to take into account the submitted explanations (adjustments), the Contracting Entity extends the deadline for submission of  Tenders by a period of time that meets the criterion of reasonableness. If additional information was not requested in time or it does not have a significant impact on the preparation of Tenders, the Contracting Entity may not extend the deadline for submission of Tenders.</w:t>
+              <w:t xml:space="preserve">.2 of the GPC, or the Suppliers objectively need more time in order to take into account the submitted explanations (adjustments), the Contracting Entity extends the deadline for submission </w:t>
+            </w:r>
+            <w:proofErr w:type="gramStart"/>
+            <w:r>
+              <w:rPr>
+                <w:rFonts w:ascii="Arial" w:hAnsi="Arial" w:cs="Arial"/>
+                <w:sz w:val="20"/>
+                <w:szCs w:val="20"/>
+                <w:lang w:val="en-GB"/>
+              </w:rPr>
+              <w:t>of  Tenders</w:t>
+            </w:r>
+            <w:proofErr w:type="gramEnd"/>
+            <w:r>
+              <w:rPr>
+                <w:rFonts w:ascii="Arial" w:hAnsi="Arial" w:cs="Arial"/>
+                <w:sz w:val="20"/>
+                <w:szCs w:val="20"/>
+                <w:lang w:val="en-GB"/>
+              </w:rPr>
+              <w:t xml:space="preserve"> by a period of time that meets the criterion of reasonableness. If additional information was not requested in </w:t>
+            </w:r>
+            <w:r>
+              <w:rPr>
+                <w:rFonts w:ascii="Arial" w:hAnsi="Arial" w:cs="Arial"/>
+                <w:sz w:val="20"/>
+                <w:szCs w:val="20"/>
+                <w:lang w:val="en-GB"/>
+              </w:rPr>
+              <w:lastRenderedPageBreak/>
+              <w:t>time or it does not have a significant impact on the preparation of Tenders, the Contracting Entity may not extend the deadline for submission of Tenders.</w:t>
             </w:r>
           </w:p>
         </w:tc>
@@ -37530,6 +38785,7 @@
                 <w:sz w:val="20"/>
                 <w:szCs w:val="20"/>
               </w:rPr>
+              <w:lastRenderedPageBreak/>
               <w:t>15.</w:t>
             </w:r>
             <w:r>
@@ -38018,7 +39274,27 @@
                 <w:szCs w:val="20"/>
                 <w:lang w:val="en-GB"/>
               </w:rPr>
-              <w:t xml:space="preserve">which would have allowed candidates other than those originally selected to participate, or would have attracted more participants to the </w:t>
+              <w:t xml:space="preserve">which would have allowed candidates other than those originally selected to </w:t>
+            </w:r>
+            <w:proofErr w:type="gramStart"/>
+            <w:r>
+              <w:rPr>
+                <w:rFonts w:ascii="Arial" w:hAnsi="Arial" w:cs="Arial"/>
+                <w:sz w:val="20"/>
+                <w:szCs w:val="20"/>
+                <w:lang w:val="en-GB"/>
+              </w:rPr>
+              <w:t>participate, or</w:t>
+            </w:r>
+            <w:proofErr w:type="gramEnd"/>
+            <w:r>
+              <w:rPr>
+                <w:rFonts w:ascii="Arial" w:hAnsi="Arial" w:cs="Arial"/>
+                <w:sz w:val="20"/>
+                <w:szCs w:val="20"/>
+                <w:lang w:val="en-GB"/>
+              </w:rPr>
+              <w:t xml:space="preserve"> would have attracted more participants to the </w:t>
             </w:r>
             <w:r>
               <w:rPr>
@@ -38216,16 +39492,7 @@
                 <w:sz w:val="20"/>
                 <w:szCs w:val="20"/>
               </w:rPr>
-              <w:t xml:space="preserve">ar Pasiūlymų pateikimo termino pabaigos lieka trumpesnis terminas arba tam, kad į pateiktus paaiškinimus (patikslinimus) Tiekėjai galėtų </w:t>
-            </w:r>
-            <w:r>
-              <w:rPr>
-                <w:rFonts w:ascii="Arial" w:hAnsi="Arial" w:cs="Arial"/>
-                <w:sz w:val="20"/>
-                <w:szCs w:val="20"/>
-              </w:rPr>
-              <w:lastRenderedPageBreak/>
-              <w:t xml:space="preserve">objektyviai atsižvelgti rengdami Pasiūlymą, Tiekėjams objektyviai reikia daugiau laiko, Perkantysis subjektas pratęsia Pasiūlymų pateikimo terminą protingumo kriterijų atitinkančiu terminu. </w:t>
+              <w:t xml:space="preserve">ar Pasiūlymų pateikimo termino pabaigos lieka trumpesnis terminas arba tam, kad į pateiktus paaiškinimus (patikslinimus) Tiekėjai galėtų objektyviai atsižvelgti rengdami Pasiūlymą, Tiekėjams objektyviai reikia daugiau laiko, Perkantysis subjektas pratęsia Pasiūlymų pateikimo terminą protingumo kriterijų atitinkančiu terminu. </w:t>
             </w:r>
           </w:p>
         </w:tc>
@@ -38258,7 +39525,6 @@
                 <w:szCs w:val="20"/>
                 <w:lang w:val="en-GB"/>
               </w:rPr>
-              <w:lastRenderedPageBreak/>
               <w:t xml:space="preserve">Explanations </w:t>
             </w:r>
             <w:r>
@@ -38430,17 +39696,7 @@
                 <w:szCs w:val="20"/>
                 <w:lang w:val="en-GB"/>
               </w:rPr>
-              <w:t xml:space="preserve">more time is </w:t>
-            </w:r>
-            <w:r>
-              <w:rPr>
-                <w:rFonts w:ascii="Arial" w:hAnsi="Arial" w:cs="Arial"/>
-                <w:sz w:val="20"/>
-                <w:szCs w:val="20"/>
-                <w:lang w:val="en-GB"/>
-              </w:rPr>
-              <w:lastRenderedPageBreak/>
-              <w:t xml:space="preserve">needed, the </w:t>
+              <w:t xml:space="preserve">more time is needed, the </w:t>
             </w:r>
             <w:r>
               <w:rPr>
@@ -38500,7 +39756,6 @@
                 <w:sz w:val="20"/>
                 <w:szCs w:val="20"/>
               </w:rPr>
-              <w:lastRenderedPageBreak/>
               <w:t>16.</w:t>
             </w:r>
           </w:p>
@@ -38618,7 +39873,16 @@
                 <w:sz w:val="20"/>
                 <w:szCs w:val="20"/>
               </w:rPr>
-              <w:t>Vadovaujantis Nacionaliniam saugumui užtikrinti svarbių objektų apsaugos įstatymo 13 straipsnio reikalavimais, Perkantysis subjektas informuos Nacionaliniam saugumui užtikrinti svarbių objektų apsaugos koordinavimo komisiją (toliau – Koordinavimo komisija) apie ketinamą sudaryti Sutartį. Tuo atveju, jei bus vykdoma patikra dėl ketinamos sudaryti Sutarties atitikimo nacionalinio saugumo interesams, Tiekėjas įsipareigoja nustatytais terminais pateikti Perkančiajam subjektui ir/ar kompetentingoms institucijoms visus duomenis, dokumentus ir sutikimus, būtinus šiai patikrai atlikti. Visais žemiau nurodytais atvejais nustačius galimą laimėtoją, Perkantysis subjektas informuos Koordinavimo komisiją, kai:</w:t>
+              <w:t xml:space="preserve">Vadovaujantis Nacionaliniam saugumui užtikrinti svarbių objektų apsaugos įstatymo 13 straipsnio reikalavimais, Perkantysis subjektas informuos Nacionaliniam saugumui užtikrinti svarbių objektų apsaugos koordinavimo komisiją (toliau – Koordinavimo </w:t>
+            </w:r>
+            <w:r>
+              <w:rPr>
+                <w:rFonts w:ascii="Arial" w:hAnsi="Arial" w:cs="Arial"/>
+                <w:sz w:val="20"/>
+                <w:szCs w:val="20"/>
+              </w:rPr>
+              <w:lastRenderedPageBreak/>
+              <w:t>komisija) apie ketinamą sudaryti Sutartį. Tuo atveju, jei bus vykdoma patikra dėl ketinamos sudaryti Sutarties atitikimo nacionalinio saugumo interesams, Tiekėjas įsipareigoja nustatytais terminais pateikti Perkančiajam subjektui ir/ar kompetentingoms institucijoms visus duomenis, dokumentus ir sutikimus, būtinus šiai patikrai atlikti. Visais žemiau nurodytais atvejais nustačius galimą laimėtoją, Perkantysis subjektas informuos Koordinavimo komisiją, kai:</w:t>
             </w:r>
           </w:p>
         </w:tc>
@@ -38651,7 +39915,38 @@
                 <w:szCs w:val="20"/>
                 <w:lang w:val="en-GB"/>
               </w:rPr>
-              <w:t>In accordance with the requirements of Article 13 of the Law on Protection of Objects Important for National Security of the Republic of Lithuania, the Contracting Entity will inform the Coordination Commission for Protection of Objects Important for National Security (hereinafter – the Coordination Commission) of the intended Contract. In the event that an inspection is carried out concerning the compliance of the intended Contract with the interests of national security, the Supplier undertakes to provide the Contracting Entity and/or the competent authorities with all data, documents and consents necessary for such inspection. In all the following cases, once the potential winner has been identified, the Contracting Entity will inform the Coordinating Commission when:</w:t>
+              <w:lastRenderedPageBreak/>
+              <w:t xml:space="preserve">In accordance with the requirements of Article 13 of the Law on Protection of Objects Important for National Security of the Republic of Lithuania, the Contracting Entity will inform the Coordination Commission for Protection of Objects Important for National Security (hereinafter – the Coordination </w:t>
+            </w:r>
+            <w:r>
+              <w:rPr>
+                <w:rFonts w:ascii="Arial" w:hAnsi="Arial" w:cs="Arial"/>
+                <w:sz w:val="20"/>
+                <w:szCs w:val="20"/>
+                <w:lang w:val="en-GB"/>
+              </w:rPr>
+              <w:lastRenderedPageBreak/>
+              <w:t xml:space="preserve">Commission) of the intended Contract. </w:t>
+            </w:r>
+            <w:proofErr w:type="gramStart"/>
+            <w:r>
+              <w:rPr>
+                <w:rFonts w:ascii="Arial" w:hAnsi="Arial" w:cs="Arial"/>
+                <w:sz w:val="20"/>
+                <w:szCs w:val="20"/>
+                <w:lang w:val="en-GB"/>
+              </w:rPr>
+              <w:t>In the event that</w:t>
+            </w:r>
+            <w:proofErr w:type="gramEnd"/>
+            <w:r>
+              <w:rPr>
+                <w:rFonts w:ascii="Arial" w:hAnsi="Arial" w:cs="Arial"/>
+                <w:sz w:val="20"/>
+                <w:szCs w:val="20"/>
+                <w:lang w:val="en-GB"/>
+              </w:rPr>
+              <w:t xml:space="preserve"> an inspection is carried out concerning the compliance of the intended Contract with the interests of national security, the Supplier undertakes to provide the Contracting Entity and/or the competent authorities with all data, documents and consents necessary for such inspection. In all the following cases, once the potential winner has been identified, the Contracting Entity will inform the Coordinating Commission when:</w:t>
             </w:r>
           </w:p>
         </w:tc>
@@ -38675,6 +39970,7 @@
                 <w:sz w:val="20"/>
                 <w:szCs w:val="20"/>
               </w:rPr>
+              <w:lastRenderedPageBreak/>
               <w:t>16.1.1.</w:t>
             </w:r>
           </w:p>
@@ -38786,7 +40082,25 @@
                 <w:sz w:val="20"/>
                 <w:szCs w:val="20"/>
               </w:rPr>
-              <w:t xml:space="preserve">Pirkimo metu bus keliami reikalavimai dėl Tiekėjų, Subtiekėjų, Ūkio subjektų, kurių pajėgumais remiamasi,  Kvazisubtiekėjų, prekių, paslaugų ar darbų atitikties nacionalinio saugumo interesams; </w:t>
+              <w:t xml:space="preserve">Pirkimo metu bus keliami reikalavimai dėl Tiekėjų, Subtiekėjų, Ūkio subjektų, kurių pajėgumais remiamasi,  </w:t>
+            </w:r>
+            <w:proofErr w:type="spellStart"/>
+            <w:r>
+              <w:rPr>
+                <w:rFonts w:ascii="Arial" w:hAnsi="Arial" w:cs="Arial"/>
+                <w:sz w:val="20"/>
+                <w:szCs w:val="20"/>
+              </w:rPr>
+              <w:t>Kvazisubtiekėjų</w:t>
+            </w:r>
+            <w:proofErr w:type="spellEnd"/>
+            <w:r>
+              <w:rPr>
+                <w:rFonts w:ascii="Arial" w:hAnsi="Arial" w:cs="Arial"/>
+                <w:sz w:val="20"/>
+                <w:szCs w:val="20"/>
+              </w:rPr>
+              <w:t xml:space="preserve">, prekių, paslaugų ar darbų atitikties nacionalinio saugumo interesams; </w:t>
             </w:r>
           </w:p>
         </w:tc>
@@ -38984,7 +40298,27 @@
                 <w:szCs w:val="20"/>
                 <w:lang w:val="en-GB"/>
               </w:rPr>
-              <w:t>The Supplier is granted the right to participate in the implementation of a project of special state importance or a project of state importance on the basis of the Contract;</w:t>
+              <w:t xml:space="preserve">The Supplier is granted the right to participate in the implementation of a project of special state importance or a project of state importance </w:t>
+            </w:r>
+            <w:proofErr w:type="gramStart"/>
+            <w:r>
+              <w:rPr>
+                <w:rFonts w:ascii="Arial" w:hAnsi="Arial" w:cs="Arial"/>
+                <w:sz w:val="20"/>
+                <w:szCs w:val="20"/>
+                <w:lang w:val="en-GB"/>
+              </w:rPr>
+              <w:t>on the basis of</w:t>
+            </w:r>
+            <w:proofErr w:type="gramEnd"/>
+            <w:r>
+              <w:rPr>
+                <w:rFonts w:ascii="Arial" w:hAnsi="Arial" w:cs="Arial"/>
+                <w:sz w:val="20"/>
+                <w:szCs w:val="20"/>
+                <w:lang w:val="en-GB"/>
+              </w:rPr>
+              <w:t xml:space="preserve"> the Contract;</w:t>
             </w:r>
           </w:p>
         </w:tc>
@@ -39008,7 +40342,6 @@
                 <w:sz w:val="20"/>
                 <w:szCs w:val="20"/>
               </w:rPr>
-              <w:lastRenderedPageBreak/>
               <w:t>16.1.5.</w:t>
             </w:r>
           </w:p>
@@ -39066,7 +40399,27 @@
                 <w:szCs w:val="20"/>
                 <w:lang w:val="en-GB"/>
               </w:rPr>
-              <w:t>The Supplier is granted, on the basis of the Contract, the right to operate or manage facilities and assets important for national security or to perform other significant activities that may pose a risk or threat to national security and may affect facilities and assets important for national security;</w:t>
+              <w:t xml:space="preserve">The Supplier is granted, </w:t>
+            </w:r>
+            <w:proofErr w:type="gramStart"/>
+            <w:r>
+              <w:rPr>
+                <w:rFonts w:ascii="Arial" w:hAnsi="Arial" w:cs="Arial"/>
+                <w:sz w:val="20"/>
+                <w:szCs w:val="20"/>
+                <w:lang w:val="en-GB"/>
+              </w:rPr>
+              <w:t>on the basis of</w:t>
+            </w:r>
+            <w:proofErr w:type="gramEnd"/>
+            <w:r>
+              <w:rPr>
+                <w:rFonts w:ascii="Arial" w:hAnsi="Arial" w:cs="Arial"/>
+                <w:sz w:val="20"/>
+                <w:szCs w:val="20"/>
+                <w:lang w:val="en-GB"/>
+              </w:rPr>
+              <w:t xml:space="preserve"> the Contract, the right to operate or manage facilities and assets important for national security or to perform other significant activities that may pose a risk or threat to national security and may affect facilities and assets important for national security;</w:t>
             </w:r>
           </w:p>
         </w:tc>
@@ -39090,6 +40443,7 @@
                 <w:sz w:val="20"/>
                 <w:szCs w:val="20"/>
               </w:rPr>
+              <w:lastRenderedPageBreak/>
               <w:t>16.1.6.</w:t>
             </w:r>
           </w:p>
@@ -39345,7 +40699,27 @@
                 <w:szCs w:val="20"/>
                 <w:lang w:val="en-GB"/>
               </w:rPr>
-              <w:t>If the Supplier  provides incomplete, inaccurate or false documents or data required for the verification of compliance with the interests of national security, the contracting entity will have the right to ask for these documents or data to be clarified, supplemented or explained within a reasonable time limit established by it. Other competent authorities also have the right to request the Supplier to provide these documents or data.</w:t>
+              <w:t xml:space="preserve">If the </w:t>
+            </w:r>
+            <w:proofErr w:type="gramStart"/>
+            <w:r>
+              <w:rPr>
+                <w:rFonts w:ascii="Arial" w:hAnsi="Arial" w:cs="Arial"/>
+                <w:sz w:val="20"/>
+                <w:szCs w:val="20"/>
+                <w:lang w:val="en-GB"/>
+              </w:rPr>
+              <w:t>Supplier  provides</w:t>
+            </w:r>
+            <w:proofErr w:type="gramEnd"/>
+            <w:r>
+              <w:rPr>
+                <w:rFonts w:ascii="Arial" w:hAnsi="Arial" w:cs="Arial"/>
+                <w:sz w:val="20"/>
+                <w:szCs w:val="20"/>
+                <w:lang w:val="en-GB"/>
+              </w:rPr>
+              <w:t xml:space="preserve"> incomplete, inaccurate or false documents or data required for the verification of compliance with the interests of national security, the contracting entity will have the right to ask for these documents or data to be clarified, supplemented or explained within a reasonable time limit established by it. Other competent authorities also have the right to request the Supplier to provide these documents or data.</w:t>
             </w:r>
           </w:p>
         </w:tc>
@@ -39590,6 +40964,8 @@
     </w:p>
     <w:sectPr>
       <w:headerReference w:type="default" r:id="rId9"/>
+      <w:footerReference w:type="default" r:id="rId10"/>
+      <w:headerReference w:type="first" r:id="rId11"/>
       <w:pgSz w:w="16838" w:h="11906" w:orient="landscape"/>
       <w:pgMar w:top="1701" w:right="1134" w:bottom="567" w:left="1134" w:header="567" w:footer="567" w:gutter="0"/>
       <w:cols w:space="1296"/>
@@ -39623,6 +40999,85 @@
     </w:p>
   </w:endnote>
 </w:endnotes>
+</file>
+
+<file path=word/footer1.xml><?xml version="1.0" encoding="utf-8"?>
+<w:ftr xmlns:wpc="http://schemas.microsoft.com/office/word/2010/wordprocessingCanvas" xmlns:cx="http://schemas.microsoft.com/office/drawing/2014/chartex" xmlns:cx1="http://schemas.microsoft.com/office/drawing/2015/9/8/chartex" xmlns:cx2="http://schemas.microsoft.com/office/drawing/2015/10/21/chartex" xmlns:cx3="http://schemas.microsoft.com/office/drawing/2016/5/9/chartex" xmlns:cx4="http://schemas.microsoft.com/office/drawing/2016/5/10/chartex" xmlns:cx5="http://schemas.microsoft.com/office/drawing/2016/5/11/chartex" xmlns:cx6="http://schemas.microsoft.com/office/drawing/2016/5/12/chartex" xmlns:cx7="http://schemas.microsoft.com/office/drawing/2016/5/13/chartex" xmlns:cx8="http://schemas.microsoft.com/office/drawing/2016/5/14/chartex" xmlns:mc="http://schemas.openxmlformats.org/markup-compatibility/2006" xmlns:aink="http://schemas.microsoft.com/office/drawing/2016/ink" xmlns:am3d="http://schemas.microsoft.com/office/drawing/2017/model3d" xmlns:o="urn:schemas-microsoft-com:office:office" xmlns:oel="http://schemas.microsoft.com/office/2019/extlst" xmlns:r="http://schemas.openxmlformats.org/officeDocument/2006/relationships" xmlns:m="http://schemas.openxmlformats.org/officeDocument/2006/math" xmlns:v="urn:schemas-microsoft-com:vml" xmlns:wp14="http://schemas.microsoft.com/office/word/2010/wordprocessingDrawing" xmlns:wp="http://schemas.openxmlformats.org/drawingml/2006/wordprocessingDrawing" xmlns:w10="urn:schemas-microsoft-com:office:word" xmlns:w="http://schemas.openxmlformats.org/wordprocessingml/2006/main" xmlns:w14="http://schemas.microsoft.com/office/word/2010/wordml" xmlns:w15="http://schemas.microsoft.com/office/word/2012/wordml" xmlns:w16cex="http://schemas.microsoft.com/office/word/2018/wordml/cex" xmlns:w16cid="http://schemas.microsoft.com/office/word/2016/wordml/cid" xmlns:w16="http://schemas.microsoft.com/office/word/2018/wordml" xmlns:w16du="http://schemas.microsoft.com/office/word/2023/wordml/word16du" xmlns:w16sdtdh="http://schemas.microsoft.com/office/word/2020/wordml/sdtdatahash" xmlns:w16sdtfl="http://schemas.microsoft.com/office/word/2024/wordml/sdtformatlock" xmlns:w16se="http://schemas.microsoft.com/office/word/2015/wordml/symex" xmlns:wpg="http://schemas.microsoft.com/office/word/2010/wordprocessingGroup" xmlns:wpi="http://schemas.microsoft.com/office/word/2010/wordprocessingInk" xmlns:wne="http://schemas.microsoft.com/office/word/2006/wordml" xmlns:wps="http://schemas.microsoft.com/office/word/2010/wordprocessingShape" mc:Ignorable="w14 w15 w16se w16cid w16 w16cex w16sdtdh w16sdtfl w16du wp14">
+  <w:sdt>
+    <w:sdtPr>
+      <w:id w:val="873499812"/>
+      <w:docPartObj>
+        <w:docPartGallery w:val="Page Numbers (Bottom of Page)"/>
+        <w:docPartUnique/>
+      </w:docPartObj>
+    </w:sdtPr>
+    <w:sdtEndPr>
+      <w:rPr>
+        <w:rFonts w:ascii="Trebuchet MS" w:hAnsi="Trebuchet MS"/>
+        <w:sz w:val="20"/>
+        <w:szCs w:val="20"/>
+      </w:rPr>
+    </w:sdtEndPr>
+    <w:sdtContent>
+      <w:p>
+        <w:pPr>
+          <w:pStyle w:val="Footer"/>
+          <w:jc w:val="right"/>
+          <w:rPr>
+            <w:rFonts w:ascii="Trebuchet MS" w:hAnsi="Trebuchet MS"/>
+            <w:sz w:val="20"/>
+            <w:szCs w:val="20"/>
+          </w:rPr>
+        </w:pPr>
+        <w:r>
+          <w:rPr>
+            <w:rFonts w:ascii="Trebuchet MS" w:hAnsi="Trebuchet MS"/>
+            <w:sz w:val="20"/>
+            <w:szCs w:val="20"/>
+          </w:rPr>
+          <w:fldChar w:fldCharType="begin"/>
+        </w:r>
+        <w:r>
+          <w:rPr>
+            <w:rFonts w:ascii="Trebuchet MS" w:hAnsi="Trebuchet MS"/>
+            <w:sz w:val="20"/>
+            <w:szCs w:val="20"/>
+          </w:rPr>
+          <w:instrText>PAGE   \* MERGEFORMAT</w:instrText>
+        </w:r>
+        <w:r>
+          <w:rPr>
+            <w:rFonts w:ascii="Trebuchet MS" w:hAnsi="Trebuchet MS"/>
+            <w:sz w:val="20"/>
+            <w:szCs w:val="20"/>
+          </w:rPr>
+          <w:fldChar w:fldCharType="separate"/>
+        </w:r>
+        <w:r>
+          <w:rPr>
+            <w:rFonts w:ascii="Trebuchet MS" w:hAnsi="Trebuchet MS"/>
+            <w:sz w:val="20"/>
+            <w:szCs w:val="20"/>
+          </w:rPr>
+          <w:t>2</w:t>
+        </w:r>
+        <w:r>
+          <w:rPr>
+            <w:rFonts w:ascii="Trebuchet MS" w:hAnsi="Trebuchet MS"/>
+            <w:sz w:val="20"/>
+            <w:szCs w:val="20"/>
+          </w:rPr>
+          <w:fldChar w:fldCharType="end"/>
+        </w:r>
+      </w:p>
+    </w:sdtContent>
+  </w:sdt>
+  <w:p>
+    <w:pPr>
+      <w:pStyle w:val="Footer"/>
+    </w:pPr>
+  </w:p>
+</w:ftr>
 </file>
 
 <file path=word/footnotes.xml><?xml version="1.0" encoding="utf-8"?>
@@ -40221,7 +41676,7 @@
             <w:sz w:val="16"/>
             <w:szCs w:val="16"/>
           </w:rPr>
-          <w:t>http://v17.1.2.pt.lrv.lt/uploads/vpt/documents/files/uzsifravimo_instrukcija.pdf</w:t>
+          <w:t>https://vpt.lrv.lt/uploads/vpt/documents/files/LT_versija/CVP_IS/Mokymu_medziaga/Tiekejams/Uzsifravimo_instrukcija.pdf</w:t>
         </w:r>
       </w:hyperlink>
       <w:r>
@@ -40370,6 +41825,65 @@
       <w:pStyle w:val="Header"/>
       <w:jc w:val="center"/>
     </w:pPr>
+  </w:p>
+</w:hdr>
+</file>
+
+<file path=word/header2.xml><?xml version="1.0" encoding="utf-8"?>
+<w:hdr xmlns:wpc="http://schemas.microsoft.com/office/word/2010/wordprocessingCanvas" xmlns:cx="http://schemas.microsoft.com/office/drawing/2014/chartex" xmlns:cx1="http://schemas.microsoft.com/office/drawing/2015/9/8/chartex" xmlns:cx2="http://schemas.microsoft.com/office/drawing/2015/10/21/chartex" xmlns:cx3="http://schemas.microsoft.com/office/drawing/2016/5/9/chartex" xmlns:cx4="http://schemas.microsoft.com/office/drawing/2016/5/10/chartex" xmlns:cx5="http://schemas.microsoft.com/office/drawing/2016/5/11/chartex" xmlns:cx6="http://schemas.microsoft.com/office/drawing/2016/5/12/chartex" xmlns:cx7="http://schemas.microsoft.com/office/drawing/2016/5/13/chartex" xmlns:cx8="http://schemas.microsoft.com/office/drawing/2016/5/14/chartex" xmlns:mc="http://schemas.openxmlformats.org/markup-compatibility/2006" xmlns:aink="http://schemas.microsoft.com/office/drawing/2016/ink" xmlns:am3d="http://schemas.microsoft.com/office/drawing/2017/model3d" xmlns:o="urn:schemas-microsoft-com:office:office" xmlns:oel="http://schemas.microsoft.com/office/2019/extlst" xmlns:r="http://schemas.openxmlformats.org/officeDocument/2006/relationships" xmlns:m="http://schemas.openxmlformats.org/officeDocument/2006/math" xmlns:v="urn:schemas-microsoft-com:vml" xmlns:wp14="http://schemas.microsoft.com/office/word/2010/wordprocessingDrawing" xmlns:wp="http://schemas.openxmlformats.org/drawingml/2006/wordprocessingDrawing" xmlns:w10="urn:schemas-microsoft-com:office:word" xmlns:w="http://schemas.openxmlformats.org/wordprocessingml/2006/main" xmlns:w14="http://schemas.microsoft.com/office/word/2010/wordml" xmlns:w15="http://schemas.microsoft.com/office/word/2012/wordml" xmlns:w16cex="http://schemas.microsoft.com/office/word/2018/wordml/cex" xmlns:w16cid="http://schemas.microsoft.com/office/word/2016/wordml/cid" xmlns:w16="http://schemas.microsoft.com/office/word/2018/wordml" xmlns:w16du="http://schemas.microsoft.com/office/word/2023/wordml/word16du" xmlns:w16sdtdh="http://schemas.microsoft.com/office/word/2020/wordml/sdtdatahash" xmlns:w16sdtfl="http://schemas.microsoft.com/office/word/2024/wordml/sdtformatlock" xmlns:w16se="http://schemas.microsoft.com/office/word/2015/wordml/symex" xmlns:wpg="http://schemas.microsoft.com/office/word/2010/wordprocessingGroup" xmlns:wpi="http://schemas.microsoft.com/office/word/2010/wordprocessingInk" xmlns:wne="http://schemas.microsoft.com/office/word/2006/wordml" xmlns:wps="http://schemas.microsoft.com/office/word/2010/wordprocessingShape" mc:Ignorable="w14 w15 w16se w16cid w16 w16cex w16sdtdh w16sdtfl w16du wp14">
+  <w:p>
+    <w:pPr>
+      <w:pStyle w:val="Header"/>
+      <w:jc w:val="center"/>
+    </w:pPr>
+    <w:r>
+      <w:rPr>
+        <w:noProof/>
+      </w:rPr>
+      <w:drawing>
+        <wp:inline distT="0" distB="0" distL="0" distR="0" wp14:anchorId="52E75829" wp14:editId="102DEE6B">
+          <wp:extent cx="1079500" cy="397510"/>
+          <wp:effectExtent l="0" t="0" r="6350" b="2540"/>
+          <wp:docPr id="964352042" name="Graphic 70"/>
+          <wp:cNvGraphicFramePr>
+            <a:graphicFrameLocks xmlns:a="http://schemas.openxmlformats.org/drawingml/2006/main" noChangeAspect="1"/>
+          </wp:cNvGraphicFramePr>
+          <a:graphic xmlns:a="http://schemas.openxmlformats.org/drawingml/2006/main">
+            <a:graphicData uri="http://schemas.openxmlformats.org/drawingml/2006/picture">
+              <pic:pic xmlns:pic="http://schemas.openxmlformats.org/drawingml/2006/picture">
+                <pic:nvPicPr>
+                  <pic:cNvPr id="964352042" name="Graphic 70"/>
+                  <pic:cNvPicPr>
+                    <a:picLocks noChangeAspect="1"/>
+                  </pic:cNvPicPr>
+                </pic:nvPicPr>
+                <pic:blipFill>
+                  <a:blip r:embed="rId1">
+                    <a:extLst>
+                      <a:ext uri="{96DAC541-7B7A-43D3-8B79-37D633B846F1}">
+                        <asvg:svgBlip xmlns:asvg="http://schemas.microsoft.com/office/drawing/2016/SVG/main" r:embed="rId2"/>
+                      </a:ext>
+                    </a:extLst>
+                  </a:blip>
+                  <a:stretch>
+                    <a:fillRect/>
+                  </a:stretch>
+                </pic:blipFill>
+                <pic:spPr>
+                  <a:xfrm>
+                    <a:off x="0" y="0"/>
+                    <a:ext cx="1079500" cy="397510"/>
+                  </a:xfrm>
+                  <a:prstGeom prst="rect">
+                    <a:avLst/>
+                  </a:prstGeom>
+                </pic:spPr>
+              </pic:pic>
+            </a:graphicData>
+          </a:graphic>
+        </wp:inline>
+      </w:drawing>
+    </w:r>
   </w:p>
 </w:hdr>
 </file>
@@ -42778,7 +44292,7 @@
 </file>
 
 <file path=customXml/itemProps1.xml><?xml version="1.0" encoding="utf-8"?>
-<ds:datastoreItem xmlns:ds="http://schemas.openxmlformats.org/officeDocument/2006/customXml" ds:itemID="{030C512A-D9DA-4A19-BEAD-F1C3DFD2FF7F}">
+<ds:datastoreItem xmlns:ds="http://schemas.openxmlformats.org/officeDocument/2006/customXml" ds:itemID="{B5DDED64-0FE7-415F-8366-E538EA5EECF0}">
   <ds:schemaRefs>
     <ds:schemaRef ds:uri="http://schemas.openxmlformats.org/officeDocument/2006/bibliography"/>
   </ds:schemaRefs>

--- a/PP-salygos/templates/AK_LTEN_BPS.docx
+++ b/PP-salygos/templates/AK_LTEN_BPS.docx
@@ -41219,7 +41219,7 @@
           <w:sz w:val="18"/>
           <w:szCs w:val="18"/>
         </w:rPr>
-        <w:t xml:space="preserve"> https://eimin.lrv.lt/lt/veiklos-sritys/verslo-aplinka/reglamentuojamu-profesiniu-kvalifikaciju-pripazinimas ir specialiuosius teisės aktus.</w:t>
+        <w:t xml:space="preserve"> https://eimin.lrv.lt/lt/veiklos-sritys/verslo-aplinka/zmogiskuju-istekliu-pletra/reglamentuojamu-profesiniu-kvalifikaciju-pripazinimas/ ir specialiuosius teisės aktus.</w:t>
       </w:r>
     </w:p>
   </w:footnote>

--- a/PP-salygos/templates/AK_LTEN_BPS.docx
+++ b/PP-salygos/templates/AK_LTEN_BPS.docx
@@ -11070,7 +11070,7 @@
                 <w:sz w:val="20"/>
                 <w:szCs w:val="20"/>
               </w:rPr>
-              <w:t>Tiekėjas privalo prekes patiekti/paslaugas suteikti/darbus atlikti savo sąskaita,  rizika, priemonėmis ir lėšomis, įsigydamas licencijas, kitą įrangą bei medžiagas, reikalingas Pirkimo dokumentuose nurodytoms prekėms/paslaugoms/darbams.</w:t>
+              <w:t>Tiekėjas privalo prekes patiekti/paslaugas suteikti/darbus atlikti savo sąskaita, rizika, priemonėmis ir lėšomis, įsigydamas licencijas, kitą įrangą bei medžiagas, reikalingas Pirkimo dokumentuose nurodytoms prekėms/paslaugoms/darbams.</w:t>
             </w:r>
           </w:p>
         </w:tc>
@@ -12975,7 +12975,7 @@
                 <w:szCs w:val="20"/>
                 <w:lang w:val="en-US"/>
               </w:rPr>
-              <w:t xml:space="preserve"> the performance of the Contract.  At the time of submitting the </w:t>
+              <w:t xml:space="preserve"> the performance of the Contract. At the time of submitting the </w:t>
             </w:r>
             <w:r>
               <w:rPr>
@@ -13827,7 +13827,7 @@
                 <w:szCs w:val="20"/>
                 <w:lang w:val="en-US"/>
               </w:rPr>
-              <w:t xml:space="preserve">bject (will not directly provide part of the services, will not perform part of the works, will not directly contribute to the supply of goods, will not assume joint and several liability for the performance of the Contract or otherwise will not directly participate in the performance of the Contract), (for example, will be only renting the premises,  renting the equipment, etc.), the Supplier is not required to provide the ESPD or the documents </w:t>
+              <w:t xml:space="preserve">bject (will not directly provide part of the services, will not perform part of the works, will not directly contribute to the supply of goods, will not assume joint and several liability for the performance of the Contract or otherwise will not directly participate in the performance of the Contract), (for example, will be only renting the premises, renting the equipment, etc.), the Supplier is not required to provide the ESPD or the documents </w:t>
             </w:r>
             <w:r>
               <w:rPr>
@@ -14453,7 +14453,7 @@
                 <w:sz w:val="20"/>
                 <w:szCs w:val="20"/>
               </w:rPr>
-              <w:t>Tiekėjas gali remtis kitų ūkio subjektų pajėgumais, kad atitiktų Perkančiojo subjekto Pirkimo dokumentuose nustatytą reikalavimą turėti specialų leidimą arba būti tam tikrų organizacijų nariu, </w:t>
+              <w:t xml:space="preserve">Tiekėjas gali remtis kitų ūkio subjektų pajėgumais, kad atitiktų Perkančiojo subjekto Pirkimo dokumentuose nustatytą reikalavimą turėti specialų leidimą arba būti tam tikrų organizacijų nariu, </w:t>
             </w:r>
             <w:bookmarkStart w:id="38" w:name="pn1_492"/>
             <w:bookmarkStart w:id="39" w:name="pn1_493"/>
@@ -14533,7 +14533,7 @@
                 <w:szCs w:val="20"/>
                 <w:shd w:val="clear" w:color="auto" w:fill="FFFFFF"/>
               </w:rPr>
-              <w:t>mutatis mutandis taikant </w:t>
+              <w:t xml:space="preserve">mutatis mutandis taikant </w:t>
             </w:r>
             <w:bookmarkStart w:id="43" w:name="n3bdcd0c65630405d8605a09951832839"/>
             <w:r>
@@ -14602,7 +14602,7 @@
                 <w:szCs w:val="20"/>
                 <w:shd w:val="clear" w:color="auto" w:fill="FFFFFF"/>
               </w:rPr>
-              <w:t> 51 straipsnio 7 dalies 7 punktą</w:t>
+              <w:t xml:space="preserve"> 51 straipsnio 7 dalies 7 punktą</w:t>
             </w:r>
             <w:r>
               <w:rPr>
@@ -14632,7 +14632,7 @@
                 <w:szCs w:val="20"/>
                 <w:shd w:val="clear" w:color="auto" w:fill="FFFFFF"/>
               </w:rPr>
-              <w:t xml:space="preserve"> ar profesinės patirties, Tiekėjas gali remtis kitų ūkio subjektų pajėgumais tik tuo atveju, jeigu tie subjektai patys suteiks paslaugas, atliks darbus, tieks prekes, kuriems reikia jų turimų pajėgumų</w:t>
+              <w:t xml:space="preserve">ar profesinės patirties, Tiekėjas gali remtis kitų ūkio subjektų pajėgumais tik tuo atveju, jeigu tie subjektai patys suteiks paslaugas, atliks darbus, tieks prekes, kuriems reikia jų turimų pajėgumų</w:t>
             </w:r>
             <w:r>
               <w:rPr>
@@ -15023,7 +15023,7 @@
                 <w:szCs w:val="20"/>
                 <w:lang w:val="en-US"/>
               </w:rPr>
-              <w:t xml:space="preserve"> for</w:t>
+              <w:t xml:space="preserve">for</w:t>
             </w:r>
             <w:proofErr w:type="gramEnd"/>
             <w:r>
@@ -16879,7 +16879,7 @@
                 <w:szCs w:val="20"/>
                 <w:lang w:val="en-US"/>
               </w:rPr>
-              <w:t xml:space="preserve"> such declaration must be certified by a competent legal or administrative authority, a notary or a competent professional or a commercial organization of  the  country of origin of the Supplier (economic entity on whose capacity the Supplier relies on and/or the </w:t>
+              <w:t xml:space="preserve"> such declaration must be certified by a competent legal or administrative authority, a notary or a competent professional or a commercial organization of the country of origin of the Supplier (economic entity on whose capacity the Supplier relies on and/or the </w:t>
             </w:r>
             <w:r>
               <w:rPr>
@@ -17064,7 +17064,7 @@
                 <w:szCs w:val="20"/>
                 <w:lang w:val="en-US"/>
               </w:rPr>
-              <w:t xml:space="preserve">All the products  (materials used, equipment) supplied by the Supplier, the </w:t>
+              <w:t xml:space="preserve">All the products (materials used, equipment) supplied by the Supplier, the </w:t>
             </w:r>
             <w:r>
               <w:rPr>
@@ -17145,7 +17145,7 @@
                 <w:szCs w:val="20"/>
                 <w:lang w:val="en-US"/>
               </w:rPr>
-              <w:t xml:space="preserve"> of such supplied goods (materials</w:t>
+              <w:t xml:space="preserve">of such supplied goods (materials</w:t>
             </w:r>
             <w:r>
               <w:rPr>
@@ -17181,7 +17181,7 @@
                 <w:szCs w:val="20"/>
                 <w:lang w:val="en-US"/>
               </w:rPr>
-              <w:t>, the member or participant  of which</w:t>
+              <w:t>, the member or participant of which</w:t>
             </w:r>
             <w:r>
               <w:rPr>
@@ -17396,7 +17396,7 @@
                 <w:sz w:val="20"/>
                 <w:szCs w:val="20"/>
               </w:rPr>
-              <w:t xml:space="preserve">. Šie dokumentai turės būti pateikti iki Sutarties  vykdymo pradžios, </w:t>
+              <w:t xml:space="preserve">. Šie dokumentai turės būti pateikti iki Sutarties vykdymo pradžios, </w:t>
             </w:r>
             <w:r>
               <w:rPr>
@@ -18952,7 +18952,7 @@
                 <w:szCs w:val="20"/>
                 <w:lang w:val="en-GB"/>
               </w:rPr>
-              <w:t xml:space="preserve">  qualified</w:t>
+              <w:t xml:space="preserve"> qualified</w:t>
             </w:r>
             <w:r>
               <w:rPr>
@@ -19198,7 +19198,7 @@
                 <w:sz w:val="20"/>
                 <w:szCs w:val="20"/>
               </w:rPr>
-              <w:t xml:space="preserve"> darbo dienos, privalės nurodyti Pasiūlymo konfidencialią informaciją užpildant  SPS priedą „Konfidenciali informacija“ ir pateikti šios informacijos konfidencialumą patvirtinančius dokumentus.  PĮ 32 straipsnio 2 dalyje nurodyta informacija negali </w:t>
+              <w:t xml:space="preserve"> darbo dienos, privalės nurodyti Pasiūlymo konfidencialią informaciją užpildant SPS priedą „Konfidenciali informacija“ ir pateikti šios informacijos konfidencialumą patvirtinančius dokumentus. PĮ 32 straipsnio 2 dalyje nurodyta informacija negali </w:t>
             </w:r>
             <w:r>
               <w:rPr>
@@ -20958,7 +20958,7 @@
                 <w:sz w:val="20"/>
                 <w:szCs w:val="20"/>
               </w:rPr>
-              <w:t xml:space="preserve"> duomenų  bazėje</w:t>
+              <w:t xml:space="preserve"> duomenų bazėje</w:t>
             </w:r>
             <w:r>
               <w:rPr>
@@ -22465,7 +22465,7 @@
                 <w:szCs w:val="20"/>
                 <w:lang w:val="en-GB"/>
               </w:rPr>
-              <w:t xml:space="preserve"> </w:t>
+              <w:t xml:space="preserve"/>
             </w:r>
             <w:r>
               <w:rPr>
@@ -25147,7 +25147,7 @@
                 <w:szCs w:val="20"/>
                 <w:lang w:val="en-GB"/>
               </w:rPr>
-              <w:t>of  13</w:t>
+              <w:t>of 13</w:t>
             </w:r>
             <w:proofErr w:type="gramEnd"/>
             <w:r>
@@ -25234,7 +25234,7 @@
                 <w:sz w:val="20"/>
                 <w:szCs w:val="20"/>
               </w:rPr>
-              <w:t xml:space="preserve">Tiekėjui, jo subtiekėjui, ūkio subjektams, kurių pajėgumais remiamasi, tiekėjo siūlomų prekių gamintojui ar juos kontroliuojantiems juridiniams ir (ar) fiziniams  asmenims yra </w:t>
+              <w:t xml:space="preserve">Tiekėjui, jo subtiekėjui, ūkio subjektams, kurių pajėgumais remiamasi, tiekėjo siūlomų prekių gamintojui ar juos kontroliuojantiems juridiniams ir (ar) fiziniams asmenims yra </w:t>
             </w:r>
             <w:r>
               <w:rPr>
@@ -25757,7 +25757,7 @@
                 <w:szCs w:val="20"/>
                 <w:lang w:val="en-GB"/>
               </w:rPr>
-              <w:t xml:space="preserve">if  </w:t>
+              <w:t xml:space="preserve">if </w:t>
             </w:r>
             <w:r>
               <w:rPr>
@@ -28534,7 +28534,7 @@
                 <w:szCs w:val="20"/>
                 <w:lang w:val="en-GB"/>
               </w:rPr>
-              <w:t>in  the</w:t>
+              <w:t>in the</w:t>
             </w:r>
             <w:proofErr w:type="gramEnd"/>
             <w:r>
@@ -30329,7 +30329,7 @@
                 <w:sz w:val="20"/>
                 <w:szCs w:val="20"/>
               </w:rPr>
-              <w:t xml:space="preserve"> </w:t>
+              <w:t xml:space="preserve"/>
             </w:r>
             <w:r>
               <w:rPr>
@@ -32387,7 +32387,7 @@
                 <w:sz w:val="20"/>
                 <w:szCs w:val="20"/>
               </w:rPr>
-              <w:t xml:space="preserve">, Perkantysis subjektas turi galimybę susigrąžinti PVM mokestį, pasiūlymai bus vertinami skaičiuojant kainą be PVM.  Jei, vadovaujantis Lietuvos Respublikos pridėtinės vertės mokesčio įstatymu ir Lietuvos Respublikos pelno mokesčio įstatymu, Perkantysis subjektas galimybės susigrąžinti PVM mokestį neturi, pasiūlymai bus vertinami skaičiuojant kainą su PVM. </w:t>
+              <w:t xml:space="preserve">, Perkantysis subjektas turi galimybę susigrąžinti PVM mokestį, pasiūlymai bus vertinami skaičiuojant kainą be PVM. Jei, vadovaujantis Lietuvos Respublikos pridėtinės vertės mokesčio įstatymu ir Lietuvos Respublikos pelno mokesčio įstatymu, Perkantysis subjektas galimybės susigrąžinti PVM mokestį neturi, pasiūlymai bus vertinami skaičiuojant kainą su PVM. </w:t>
             </w:r>
           </w:p>
         </w:tc>
@@ -32476,7 +32476,7 @@
                 <w:szCs w:val="20"/>
                 <w:lang w:val="en-GB"/>
               </w:rPr>
-              <w:t>Tax  of</w:t>
+              <w:t>Tax of</w:t>
             </w:r>
             <w:proofErr w:type="gramEnd"/>
             <w:r>
@@ -34046,7 +34046,7 @@
                 <w:sz w:val="20"/>
                 <w:szCs w:val="20"/>
               </w:rPr>
-              <w:t xml:space="preserve"> Perkantysis subjektas gali prašyti, kad Tiekėjai pratęstų Pasiūlymų galiojimą iki konkrečiai nurodyto termino. Tiekėjas gali atmesti tokį prašymą neprarasdamas teisės į savo Pasiūlymo galiojimo užtikrinimą, jeigu jo buvo reikalaujama. Tiekėjas, kuris sutinka pratęsti savo Pasiūlymo galiojimo terminą ir apie tai raštu praneša Perkančiajam subjektui, pratęsia Pasiūlymo galiojimo užtikrinimo terminą arba pateikia naują Pasiūlymo galiojimo užtikrinimą patvirtinantį dokumentą, jeigu jo buvo reikalaujama. Jeigu Tiekėjas neatsako į Perkančiojo subjekto prašymą pratęsti Pasiūlymo galiojimo užtikrinimo terminą, jo nepratęsia arba nepateikia naujo Pasiūlymo galiojimo užtikrinimo, laikoma, kad jis atmetė prašymą pratęsti savo Pasiūlymo galiojimo terminą.</w:t>
+              <w:t xml:space="preserve">Perkantysis subjektas gali prašyti, kad Tiekėjai pratęstų Pasiūlymų galiojimą iki konkrečiai nurodyto termino. Tiekėjas gali atmesti tokį prašymą neprarasdamas teisės į savo Pasiūlymo galiojimo užtikrinimą, jeigu jo buvo reikalaujama. Tiekėjas, kuris sutinka pratęsti savo Pasiūlymo galiojimo terminą ir apie tai raštu praneša Perkančiajam subjektui, pratęsia Pasiūlymo galiojimo užtikrinimo terminą arba pateikia naują Pasiūlymo galiojimo užtikrinimą patvirtinantį dokumentą, jeigu jo buvo reikalaujama. Jeigu Tiekėjas neatsako į Perkančiojo subjekto prašymą pratęsti Pasiūlymo galiojimo užtikrinimo terminą, jo nepratęsia arba nepateikia naujo Pasiūlymo galiojimo užtikrinimo, laikoma, kad jis atmetė prašymą pratęsti savo Pasiūlymo galiojimo terminą.</w:t>
             </w:r>
           </w:p>
         </w:tc>
@@ -38741,7 +38741,7 @@
                 <w:szCs w:val="20"/>
                 <w:lang w:val="en-GB"/>
               </w:rPr>
-              <w:t>of  Tenders</w:t>
+              <w:t>of Tenders</w:t>
             </w:r>
             <w:proofErr w:type="gramEnd"/>
             <w:r>
@@ -39998,7 +39998,7 @@
                 <w:sz w:val="20"/>
                 <w:szCs w:val="20"/>
               </w:rPr>
-              <w:t>Sutarties  vertė viršija 10 procentų praėjusių finansinių metų metinių Perkančiojo subjekto pajamų;</w:t>
+              <w:t>Sutarties vertė viršija 10 procentų praėjusių finansinių metų metinių Perkančiojo subjekto pajamų;</w:t>
             </w:r>
           </w:p>
         </w:tc>
@@ -40082,7 +40082,7 @@
                 <w:sz w:val="20"/>
                 <w:szCs w:val="20"/>
               </w:rPr>
-              <w:t xml:space="preserve">Pirkimo metu bus keliami reikalavimai dėl Tiekėjų, Subtiekėjų, Ūkio subjektų, kurių pajėgumais remiamasi,  </w:t>
+              <w:t xml:space="preserve">Pirkimo metu bus keliami reikalavimai dėl Tiekėjų, Subtiekėjų, Ūkio subjektų, kurių pajėgumais remiamasi, </w:t>
             </w:r>
             <w:proofErr w:type="spellStart"/>
             <w:r>
@@ -40184,7 +40184,7 @@
                 <w:sz w:val="20"/>
                 <w:szCs w:val="20"/>
               </w:rPr>
-              <w:t>Tiekėjui, Subtiekėjams, Ūkio subjektams, kurių pajėgumais remiamasi, bus suteikiama teisė aptarnauti, gauti prieigą ar kitaip susipažinti su ypatingos svarbos informacinės infrastruktūros valdytojo ar Perkančiojo subjekto  saugumo planuose ar kituose ypatingos svarbos informacinės infrastruktūros valdytojo ar Perkančiojo subjekto  vidaus dokumentuose nustatytomis ryšių ir informacinėmis sistemomis (ar jų dalimis), kurios yra reikšmingos  ypatingos svarbos informacinės infrastruktūros valdytojo ar Perkančiojo subjekto  veiklai, šių ryšių ir informacinių sistemų (ar jų dalių) technologijomis, duomenų bazėmis ar jose esamais duomenimis arba kai yra rizika, kad prie tokių ryšių ir informacinių sistemų (jų dalių) gali gauti prieigą tretieji asmenys arba jiems būtų suteikta teisė aptarnauti ar kitaip susipažinti su tokiomis ryšių ir informacinėmis sistemomis (jų dalimis);</w:t>
+              <w:t>Tiekėjui, Subtiekėjams, Ūkio subjektams, kurių pajėgumais remiamasi, bus suteikiama teisė aptarnauti, gauti prieigą ar kitaip susipažinti su ypatingos svarbos informacinės infrastruktūros valdytojo ar Perkančiojo subjekto saugumo planuose ar kituose ypatingos svarbos informacinės infrastruktūros valdytojo ar Perkančiojo subjekto vidaus dokumentuose nustatytomis ryšių ir informacinėmis sistemomis (ar jų dalimis), kurios yra reikšmingos ypatingos svarbos informacinės infrastruktūros valdytojo ar Perkančiojo subjekto veiklai, šių ryšių ir informacinių sistemų (ar jų dalių) technologijomis, duomenų bazėmis ar jose esamais duomenimis arba kai yra rizika, kad prie tokių ryšių ir informacinių sistemų (jų dalių) gali gauti prieigą tretieji asmenys arba jiems būtų suteikta teisė aptarnauti ar kitaip susipažinti su tokiomis ryšių ir informacinėmis sistemomis (jų dalimis);</w:t>
             </w:r>
           </w:p>
         </w:tc>
@@ -40709,7 +40709,7 @@
                 <w:szCs w:val="20"/>
                 <w:lang w:val="en-GB"/>
               </w:rPr>
-              <w:t>Supplier  provides</w:t>
+              <w:t>Supplier provides</w:t>
             </w:r>
             <w:proofErr w:type="gramEnd"/>
             <w:r>
@@ -40785,7 +40785,7 @@
                 <w:sz w:val="20"/>
                 <w:szCs w:val="20"/>
               </w:rPr>
-              <w:t>, negalės būti pripažįstamas Pirkimą Laimėjusiu Tiekėju ir jo Pasiūlymas bus atmestas  vadovaujantis BPS 9.7.1</w:t>
+              <w:t>, negalės būti pripažįstamas Pirkimą Laimėjusiu Tiekėju ir jo Pasiūlymas bus atmestas vadovaujantis BPS 9.7.1</w:t>
             </w:r>
             <w:r>
               <w:rPr>

--- a/PP-salygos/templates/AK_LTEN_BPS.docx
+++ b/PP-salygos/templates/AK_LTEN_BPS.docx
@@ -4868,7 +4868,7 @@
                 <w:szCs w:val="20"/>
                 <w:lang w:val="en-GB"/>
               </w:rPr>
-              <w:t>relies on</w:t>
+              <w:t>relies</w:t>
             </w:r>
             <w:r>
               <w:rPr>
@@ -7748,7 +7748,7 @@
                 <w:szCs w:val="20"/>
                 <w:lang w:val="en-GB"/>
               </w:rPr>
-              <w:t xml:space="preserve">on whose qualification the Supplier does not rely on to meet the qualification requirements </w:t>
+              <w:t xml:space="preserve">on whose qualification the Supplier does not rely to meet the qualification requirements </w:t>
             </w:r>
             <w:r>
               <w:rPr>
@@ -8767,7 +8767,7 @@
                 <w:szCs w:val="20"/>
                 <w:lang w:val="en-GB"/>
               </w:rPr>
-              <w:t xml:space="preserve">on whose qualification the Supplier relies on to meet the qualification requirements, </w:t>
+              <w:t xml:space="preserve">on whose qualification the Supplier relies to meet the qualification requirements, </w:t>
             </w:r>
             <w:r>
               <w:rPr>
@@ -14174,7 +14174,7 @@
                 <w:szCs w:val="20"/>
                 <w:lang w:val="en-US"/>
               </w:rPr>
-              <w:t>and indicated as the economic entity on whose capacity the Supplier intends to rely on;</w:t>
+              <w:t>and indicated as the economic entity on whose capacity the Supplier intends to rely;</w:t>
             </w:r>
           </w:p>
         </w:tc>
@@ -16833,7 +16833,7 @@
                 <w:szCs w:val="20"/>
                 <w:lang w:val="en-US"/>
               </w:rPr>
-              <w:t xml:space="preserve">ath may be submitted, or an official declaration of the Supplier (the economic entities on whose entities the Supplier relies on, and/or the </w:t>
+              <w:t xml:space="preserve">ath may be submitted, or an official declaration of the Supplier (the economic entities on whose capacities the Supplier relies, and/or the </w:t>
             </w:r>
             <w:r>
               <w:rPr>
@@ -16879,7 +16879,7 @@
                 <w:szCs w:val="20"/>
                 <w:lang w:val="en-US"/>
               </w:rPr>
-              <w:t xml:space="preserve"> such declaration must be certified by a competent legal or administrative authority, a notary or a competent professional or a commercial organization of the country of origin of the Supplier (economic entity on whose capacity the Supplier relies on and/or the </w:t>
+              <w:t xml:space="preserve"> such declaration must be certified by a competent legal or administrative authority, a notary or a competent professional or a commercial organization of the country of origin of the Supplier (economic entity on whose capacity the Supplier relies and/or the </w:t>
             </w:r>
             <w:r>
               <w:rPr>
@@ -17466,7 +17466,7 @@
                 <w:szCs w:val="20"/>
                 <w:lang w:val="en-US"/>
               </w:rPr>
-              <w:t xml:space="preserve"> required for the Suppliers, the economic entities on whose capacities the Supplier relies on, also for the </w:t>
+              <w:t xml:space="preserve"> required for the Suppliers, the economic entities on whose capacities the Supplier relies, also for the </w:t>
             </w:r>
             <w:r>
               <w:rPr>
@@ -23668,7 +23668,7 @@
                 <w:szCs w:val="20"/>
                 <w:lang w:val="en-GB"/>
               </w:rPr>
-              <w:t>The Supplier, the Sub-supplier, a member of the Supplier group or the entity whose capacity is relied on is not registered (or the Supplier, the Sub-supplier, a member of the Supplier group, the economic entity on whose capacities the Supplier relies on, the quasi sub-contractor, a natural person is not a permanent resident or has a citizenship) in a member state of the European Union, North Atlantic in a Member State of the contracting organization or in a third country which is a signatory to the international agreements referred to in Article 29 (4) of the LP (this ground for rejection applies only where such a requirement is imposed on the SPC);</w:t>
+              <w:t>The Supplier, the Sub-supplier, a member of the Supplier group or the entity whose capacity is relied on is not registered (or the Supplier, the Sub-supplier, a member of the Supplier group, the economic entity on whose capacities the Supplier relies, the quasi sub-contractor, a natural person is not a permanent resident or has a citizenship) in a member state of the European Union, North Atlantic in a Member State of the contracting organization or in a third country which is a signatory to the international agreements referred to in Article 29 (4) of the LP (this ground for rejection applies only where such a requirement is imposed on the SPC);</w:t>
             </w:r>
           </w:p>
         </w:tc>

--- a/PP-salygos/templates/AK_LTEN_BPS.docx
+++ b/PP-salygos/templates/AK_LTEN_BPS.docx
@@ -23568,7 +23568,7 @@
                 <w:sz w:val="20"/>
                 <w:szCs w:val="20"/>
               </w:rPr>
-              <w:t xml:space="preserve">Jeigu Tiekėjas, Subtiekėjas, Ūkio subjektas, kurio pajėgumais remiamasi, arba Tiekėjų grupės narys nėra registruotas (Tiekėjas, Subtiekėjas, Ūkio subjektas, kurio pajėgumais remiamasi, Tiekėjų grupės narys, </w:t>
+              <w:t xml:space="preserve">Jeigu Tiekėjas, Subtiekėjas, Ūkio subjektas, kurio pajėgumais remiamasi, arba Tiekėjų grupės narys nėra registruotas (jeigu Tiekėjas, Subtiekėjas, Ūkio subjektas, kurio pajėgumais remiamasi, Tiekėjų grupės narys ar Kvazisubtiekėjas yra fizinis asmuo – nuolat gyvenantis ar turintis pilietybę</w:t>
             </w:r>
             <w:proofErr w:type="spellStart"/>
             <w:r>
@@ -23577,7 +23577,7 @@
                 <w:sz w:val="20"/>
                 <w:szCs w:val="20"/>
               </w:rPr>
-              <w:t>Kvazisubtiekėjas</w:t>
+              <w:t/>
             </w:r>
             <w:proofErr w:type="spellEnd"/>
             <w:r>
@@ -23586,15 +23586,15 @@
                 <w:sz w:val="20"/>
                 <w:szCs w:val="20"/>
               </w:rPr>
-              <w:t>, kuris yra fizinis asmuo – nuolat gyvenantis</w:t>
-            </w:r>
-            <w:r>
-              <w:rPr>
-                <w:rFonts w:ascii="Arial" w:hAnsi="Arial" w:cs="Arial"/>
-                <w:sz w:val="20"/>
-                <w:szCs w:val="20"/>
-              </w:rPr>
-              <w:t xml:space="preserve"> ar turintis pilietybę</w:t>
+              <w:t/>
+            </w:r>
+            <w:r>
+              <w:rPr>
+                <w:rFonts w:ascii="Arial" w:hAnsi="Arial" w:cs="Arial"/>
+                <w:sz w:val="20"/>
+                <w:szCs w:val="20"/>
+              </w:rPr>
+              <w:t xml:space="preserve"/>
             </w:r>
             <w:r>
               <w:rPr>
@@ -24674,7 +24674,7 @@
                 <w:sz w:val="20"/>
                 <w:szCs w:val="20"/>
               </w:rPr>
-              <w:t xml:space="preserve">Pasiūlymą pateikęs Tiekėjas, Perkančiojo subjekto ir/ar kompetentingų institucijų prašymu nepateikė BPS </w:t>
+              <w:t xml:space="preserve">Pasiūlymą pateikęs Tiekėjas Perkančiojo subjekto ir/ar kompetentingų institucijų prašymu nepateikė BPS </w:t>
             </w:r>
             <w:r>
               <w:rPr>
@@ -25244,7 +25244,7 @@
                 <w:szCs w:val="20"/>
               </w:rPr>
               <w:lastRenderedPageBreak/>
-              <w:t>taikomos Jungtinių Tautų saugumo tarybos, Europos Sąjungos, kitų tarptautinių organizacijų, kurių narė yra arba kuriose dalyvauja Lietuvos Respublika bei Jungtinių Amerikos Valstijų sankcijos (ribojamosios priemonės).</w:t>
+              <w:t>taikomos Jungtinių Tautų saugumo tarybos, Europos Sąjungos, kitų tarptautinių organizacijų, kurių narė yra arba kuriose dalyvauja Lietuvos Respublika, bei Jungtinių Amerikos Valstijų sankcijos (ribojamosios priemonės).</w:t>
             </w:r>
           </w:p>
           <w:p>

--- a/PP-salygos/templates/AK_LTEN_BPS.docx
+++ b/PP-salygos/templates/AK_LTEN_BPS.docx
@@ -38483,7 +38483,7 @@
                 <w:szCs w:val="20"/>
                 <w:lang w:val="en-GB"/>
               </w:rPr>
-              <w:t>ofr</w:t>
+              <w:t>of</w:t>
             </w:r>
             <w:proofErr w:type="spellEnd"/>
             <w:r>
@@ -38503,7 +38503,7 @@
                 <w:szCs w:val="20"/>
                 <w:lang w:val="en-GB"/>
               </w:rPr>
-              <w:t>Tenders .</w:t>
+              <w:t>Tenders.</w:t>
             </w:r>
             <w:proofErr w:type="gramEnd"/>
             <w:r>

--- a/PP-salygos/templates/AK_LTEN_BPS.docx
+++ b/PP-salygos/templates/AK_LTEN_BPS.docx
@@ -38513,7 +38513,7 @@
                 <w:szCs w:val="20"/>
                 <w:lang w:val="en-GB"/>
               </w:rPr>
-              <w:t xml:space="preserve"> The application must be submitted by means of CPP IS.</w:t>
+              <w:t xml:space="preserve"> The request must be submitted by means of CPP IS.</w:t>
             </w:r>
           </w:p>
         </w:tc>
@@ -38599,7 +38599,7 @@
                 <w:szCs w:val="20"/>
                 <w:lang w:val="en-GB"/>
               </w:rPr>
-              <w:t>When performing an international procurement, the Contracting Entity will respond in writing to each Supplier's written request regarding the requirements set out in the Procurement conditions, if such request is received no later than 9 days before the deadline for submission of Tenders. The Contracting Entity will respond to such requests no later than 6 days before the deadline for submission of Tenders. The application must be submitted by means of CPP IS.</w:t>
+              <w:t>When performing an international procurement, the Contracting Entity will respond in writing to each Supplier's written request regarding the requirements set out in the Procurement conditions, if such request is received no later than 9 days before the deadline for submission of Tenders. The Contracting Entity will respond to such requests no later than 6 days before the deadline for submission of Tenders. The request must be submitted by means of CPP IS.</w:t>
             </w:r>
           </w:p>
         </w:tc>
